--- a/QTQLĐT&HTQT03/QTQLĐT&HTQT03BK04.docx
+++ b/QTQLĐT&HTQT03/QTQLĐT&HTQT03BK04.docx
@@ -1,8 +1,6886 @@
 
 <file path=word/document.xml><?xml version="1.0" encoding="utf-8"?>
-<w:document xmlns:wpc="http://schemas.microsoft.com/office/word/2010/wordprocessingCanvas" xmlns:cx="http://schemas.microsoft.com/office/drawing/2014/chartex" xmlns:cx1="http://schemas.microsoft.com/office/drawing/2015/9/8/chartex" xmlns:cx2="http://schemas.microsoft.com/office/drawing/2015/10/21/chartex" xmlns:cx3="http://schemas.microsoft.com/office/drawing/2016/5/9/chartex" xmlns:cx4="http://schemas.microsoft.com/office/drawing/2016/5/10/chartex" xmlns:cx5="http://schemas.microsoft.com/office/drawing/2016/5/11/chartex" xmlns:cx6="http://schemas.microsoft.com/office/drawing/2016/5/12/chartex" xmlns:cx7="http://schemas.microsoft.com/office/drawing/2016/5/13/chartex" xmlns:cx8="http://schemas.microsoft.com/office/drawing/2016/5/14/chartex" xmlns:mc="http://schemas.openxmlformats.org/markup-compatibility/2006" xmlns:aink="http://schemas.microsoft.com/office/drawing/2016/ink" xmlns:am3d="http://schemas.microsoft.com/office/drawing/2017/model3d" xmlns:o="urn:schemas-microsoft-com:office:office" xmlns:oel="http://schemas.microsoft.com/office/2019/extlst" xmlns:r="http://schemas.openxmlformats.org/officeDocument/2006/relationships" xmlns:m="http://schemas.openxmlformats.org/officeDocument/2006/math" xmlns:v="urn:schemas-microsoft-com:vml" xmlns:wp14="http://schemas.microsoft.com/office/word/2010/wordprocessingDrawing" xmlns:wp="http://schemas.openxmlformats.org/drawingml/2006/wordprocessingDrawing" xmlns:w10="urn:schemas-microsoft-com:office:word" xmlns:w="http://schemas.openxmlformats.org/wordprocessingml/2006/main" xmlns:w14="http://schemas.microsoft.com/office/word/2010/wordml" xmlns:w15="http://schemas.microsoft.com/office/word/2012/wordml" xmlns:w16cex="http://schemas.microsoft.com/office/word/2018/wordml/cex" xmlns:w16cid="http://schemas.microsoft.com/office/word/2016/wordml/cid" xmlns:w16="http://schemas.microsoft.com/office/word/2018/wordml" xmlns:w16sdtdh="http://schemas.microsoft.com/office/word/2020/wordml/sdtdatahash" xmlns:w16se="http://schemas.microsoft.com/office/word/2015/wordml/symex" xmlns:wpg="http://schemas.microsoft.com/office/word/2010/wordprocessingGroup" xmlns:wpi="http://schemas.microsoft.com/office/word/2010/wordprocessingInk" xmlns:wne="http://schemas.microsoft.com/office/word/2006/wordml" xmlns:wps="http://schemas.microsoft.com/office/word/2010/wordprocessingShape" mc:Ignorable="w14 w15 w16se w16cid w16 w16cex w16sdtdh wp14">
+<w:document xmlns:wpc="http://schemas.microsoft.com/office/word/2010/wordprocessingCanvas" xmlns:cx="http://schemas.microsoft.com/office/drawing/2014/chartex" xmlns:cx1="http://schemas.microsoft.com/office/drawing/2015/9/8/chartex" xmlns:cx2="http://schemas.microsoft.com/office/drawing/2015/10/21/chartex" xmlns:cx3="http://schemas.microsoft.com/office/drawing/2016/5/9/chartex" xmlns:cx4="http://schemas.microsoft.com/office/drawing/2016/5/10/chartex" xmlns:cx5="http://schemas.microsoft.com/office/drawing/2016/5/11/chartex" xmlns:cx6="http://schemas.microsoft.com/office/drawing/2016/5/12/chartex" xmlns:cx7="http://schemas.microsoft.com/office/drawing/2016/5/13/chartex" xmlns:cx8="http://schemas.microsoft.com/office/drawing/2016/5/14/chartex" xmlns:mc="http://schemas.openxmlformats.org/markup-compatibility/2006" xmlns:aink="http://schemas.microsoft.com/office/drawing/2016/ink" xmlns:am3d="http://schemas.microsoft.com/office/drawing/2017/model3d" xmlns:o="urn:schemas-microsoft-com:office:office" xmlns:oel="http://schemas.microsoft.com/office/2019/extlst" xmlns:r="http://schemas.openxmlformats.org/officeDocument/2006/relationships" xmlns:m="http://schemas.openxmlformats.org/officeDocument/2006/math" xmlns:v="urn:schemas-microsoft-com:vml" xmlns:wp14="http://schemas.microsoft.com/office/word/2010/wordprocessingDrawing" xmlns:wp="http://schemas.openxmlformats.org/drawingml/2006/wordprocessingDrawing" xmlns:w10="urn:schemas-microsoft-com:office:word" xmlns:w="http://schemas.openxmlformats.org/wordprocessingml/2006/main" xmlns:w14="http://schemas.microsoft.com/office/word/2010/wordml" xmlns:w15="http://schemas.microsoft.com/office/word/2012/wordml" xmlns:w16cex="http://schemas.microsoft.com/office/word/2018/wordml/cex" xmlns:w16cid="http://schemas.microsoft.com/office/word/2016/wordml/cid" xmlns:w16="http://schemas.microsoft.com/office/word/2018/wordml" xmlns:w16du="http://schemas.microsoft.com/office/word/2023/wordml/word16du" xmlns:w16sdtdh="http://schemas.microsoft.com/office/word/2020/wordml/sdtdatahash" xmlns:w16sdtfl="http://schemas.microsoft.com/office/word/2024/wordml/sdtformatlock" xmlns:w16se="http://schemas.microsoft.com/office/word/2015/wordml/symex" xmlns:wpg="http://schemas.microsoft.com/office/word/2010/wordprocessingGroup" xmlns:wpi="http://schemas.microsoft.com/office/word/2010/wordprocessingInk" xmlns:wne="http://schemas.microsoft.com/office/word/2006/wordml" xmlns:wps="http://schemas.microsoft.com/office/word/2010/wordprocessingShape" mc:Ignorable="w14 w15 w16se w16cid w16 w16cex w16sdtdh w16sdtfl w16du wp14">
   <w:body>
-    <w:p/>
+    <w:tbl>
+      <w:tblPr>
+        <w:tblStyle w:val="TableGrid"/>
+        <w:tblW w:w="0" w:type="auto"/>
+        <w:tblBorders>
+          <w:top w:val="none" w:sz="0" w:space="0" w:color="auto"/>
+          <w:left w:val="none" w:sz="0" w:space="0" w:color="auto"/>
+          <w:bottom w:val="none" w:sz="0" w:space="0" w:color="auto"/>
+          <w:right w:val="none" w:sz="0" w:space="0" w:color="auto"/>
+          <w:insideH w:val="none" w:sz="0" w:space="0" w:color="auto"/>
+          <w:insideV w:val="none" w:sz="0" w:space="0" w:color="auto"/>
+        </w:tblBorders>
+        <w:tblLook w:val="04A0" w:firstRow="1" w:lastRow="0" w:firstColumn="1" w:lastColumn="0" w:noHBand="0" w:noVBand="1"/>
+      </w:tblPr>
+      <w:tblGrid>
+        <w:gridCol w:w="2062"/>
+        <w:gridCol w:w="7010"/>
+      </w:tblGrid>
+      <w:tr>
+        <w:tc>
+          <w:tcPr>
+            <w:tcW w:w="2062" w:type="dxa"/>
+            <w:vAlign w:val="center"/>
+          </w:tcPr>
+          <w:p>
+            <w:pPr>
+              <w:shd w:val="clear" w:color="auto" w:fill="FFFFFF" w:themeFill="background1"/>
+              <w:jc w:val="center"/>
+              <w:rPr>
+                <w:b/>
+                <w:color w:val="000000" w:themeColor="text1"/>
+                <w:sz w:val="26"/>
+                <w:szCs w:val="26"/>
+              </w:rPr>
+            </w:pPr>
+            <w:r>
+              <w:rPr>
+                <w:noProof/>
+                <w14:ligatures w14:val="standardContextual"/>
+              </w:rPr>
+              <w:drawing>
+                <wp:inline distT="0" distB="0" distL="0" distR="0" wp14:anchorId="61EDC588" wp14:editId="79BFEA23">
+                  <wp:extent cx="985652" cy="902524"/>
+                  <wp:effectExtent l="0" t="0" r="5080" b="0"/>
+                  <wp:docPr id="1903682419" name="Picture 1903682419"/>
+                  <wp:cNvGraphicFramePr>
+                    <a:graphicFrameLocks xmlns:a="http://schemas.openxmlformats.org/drawingml/2006/main" noChangeAspect="1"/>
+                  </wp:cNvGraphicFramePr>
+                  <a:graphic xmlns:a="http://schemas.openxmlformats.org/drawingml/2006/main">
+                    <a:graphicData uri="http://schemas.openxmlformats.org/drawingml/2006/picture">
+                      <pic:pic xmlns:pic="http://schemas.openxmlformats.org/drawingml/2006/picture">
+                        <pic:nvPicPr>
+                          <pic:cNvPr id="0" name="Picture 2"/>
+                          <pic:cNvPicPr>
+                            <a:picLocks noChangeAspect="1" noChangeArrowheads="1"/>
+                          </pic:cNvPicPr>
+                        </pic:nvPicPr>
+                        <pic:blipFill>
+                          <a:blip r:embed="rId5" cstate="print">
+                            <a:extLst>
+                              <a:ext uri="{28A0092B-C50C-407E-A947-70E740481C1C}">
+                                <a14:useLocalDpi xmlns:a14="http://schemas.microsoft.com/office/drawing/2010/main" val="0"/>
+                              </a:ext>
+                            </a:extLst>
+                          </a:blip>
+                          <a:srcRect/>
+                          <a:stretch>
+                            <a:fillRect/>
+                          </a:stretch>
+                        </pic:blipFill>
+                        <pic:spPr bwMode="auto">
+                          <a:xfrm>
+                            <a:off x="0" y="0"/>
+                            <a:ext cx="985740" cy="902605"/>
+                          </a:xfrm>
+                          <a:prstGeom prst="rect">
+                            <a:avLst/>
+                          </a:prstGeom>
+                          <a:noFill/>
+                          <a:ln>
+                            <a:noFill/>
+                          </a:ln>
+                        </pic:spPr>
+                      </pic:pic>
+                    </a:graphicData>
+                  </a:graphic>
+                </wp:inline>
+              </w:drawing>
+            </w:r>
+          </w:p>
+        </w:tc>
+        <w:tc>
+          <w:tcPr>
+            <w:tcW w:w="7010" w:type="dxa"/>
+          </w:tcPr>
+          <w:p>
+            <w:pPr>
+              <w:shd w:val="clear" w:color="auto" w:fill="FFFFFF" w:themeFill="background1"/>
+              <w:jc w:val="center"/>
+              <w:rPr>
+                <w:color w:val="000000" w:themeColor="text1"/>
+                <w:sz w:val="26"/>
+                <w:szCs w:val="26"/>
+              </w:rPr>
+            </w:pPr>
+            <w:r>
+              <w:rPr>
+                <w:color w:val="000000" w:themeColor="text1"/>
+                <w:sz w:val="26"/>
+                <w:szCs w:val="26"/>
+              </w:rPr>
+              <w:t>BỆNH VIỆN PHỤ SẢN TRUNG ƯƠNG</w:t>
+            </w:r>
+          </w:p>
+          <w:p>
+            <w:pPr>
+              <w:shd w:val="clear" w:color="auto" w:fill="FFFFFF" w:themeFill="background1"/>
+              <w:jc w:val="center"/>
+              <w:rPr>
+                <w:b/>
+                <w:color w:val="000000" w:themeColor="text1"/>
+                <w:sz w:val="26"/>
+                <w:szCs w:val="26"/>
+                <w:lang w:val="en-US"/>
+              </w:rPr>
+            </w:pPr>
+            <w:r>
+              <w:rPr>
+                <w:b/>
+                <w:noProof/>
+                <w:color w:val="000000" w:themeColor="text1"/>
+                <w:sz w:val="26"/>
+                <w:szCs w:val="26"/>
+              </w:rPr>
+              <mc:AlternateContent>
+                <mc:Choice Requires="wps">
+                  <w:drawing>
+                    <wp:anchor distT="0" distB="0" distL="114300" distR="114300" simplePos="0" relativeHeight="251659264" behindDoc="0" locked="0" layoutInCell="1" allowOverlap="1" wp14:anchorId="52864AF5" wp14:editId="04F677CB">
+                      <wp:simplePos x="0" y="0"/>
+                      <wp:positionH relativeFrom="column">
+                        <wp:posOffset>1315720</wp:posOffset>
+                      </wp:positionH>
+                      <wp:positionV relativeFrom="paragraph">
+                        <wp:posOffset>188595</wp:posOffset>
+                      </wp:positionV>
+                      <wp:extent cx="1914525" cy="0"/>
+                      <wp:effectExtent l="0" t="0" r="9525" b="19050"/>
+                      <wp:wrapNone/>
+                      <wp:docPr id="60" name="Straight Connector 60"/>
+                      <wp:cNvGraphicFramePr/>
+                      <a:graphic xmlns:a="http://schemas.openxmlformats.org/drawingml/2006/main">
+                        <a:graphicData uri="http://schemas.microsoft.com/office/word/2010/wordprocessingShape">
+                          <wps:wsp>
+                            <wps:cNvCnPr/>
+                            <wps:spPr>
+                              <a:xfrm>
+                                <a:off x="0" y="0"/>
+                                <a:ext cx="1914525" cy="0"/>
+                              </a:xfrm>
+                              <a:prstGeom prst="line">
+                                <a:avLst/>
+                              </a:prstGeom>
+                            </wps:spPr>
+                            <wps:style>
+                              <a:lnRef idx="1">
+                                <a:schemeClr val="accent1"/>
+                              </a:lnRef>
+                              <a:fillRef idx="0">
+                                <a:schemeClr val="accent1"/>
+                              </a:fillRef>
+                              <a:effectRef idx="0">
+                                <a:schemeClr val="accent1"/>
+                              </a:effectRef>
+                              <a:fontRef idx="minor">
+                                <a:schemeClr val="tx1"/>
+                              </a:fontRef>
+                            </wps:style>
+                            <wps:bodyPr/>
+                          </wps:wsp>
+                        </a:graphicData>
+                      </a:graphic>
+                    </wp:anchor>
+                  </w:drawing>
+                </mc:Choice>
+                <mc:Fallback>
+                  <w:pict>
+                    <v:line w14:anchorId="44995753" id="Straight Connector 60" o:spid="_x0000_s1026" style="position:absolute;z-index:251659264;visibility:visible;mso-wrap-style:square;mso-wrap-distance-left:9pt;mso-wrap-distance-top:0;mso-wrap-distance-right:9pt;mso-wrap-distance-bottom:0;mso-position-horizontal:absolute;mso-position-horizontal-relative:text;mso-position-vertical:absolute;mso-position-vertical-relative:text" from="103.6pt,14.85pt" to="254.35pt,14.85pt" o:gfxdata="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" strokecolor="#156082 [3204]" strokeweight=".5pt">
+                      <v:stroke joinstyle="miter"/>
+                    </v:line>
+                  </w:pict>
+                </mc:Fallback>
+              </mc:AlternateContent>
+            </w:r>
+            <w:r>
+              <w:rPr>
+                <w:b/>
+                <w:color w:val="000000" w:themeColor="text1"/>
+                <w:sz w:val="26"/>
+                <w:szCs w:val="26"/>
+              </w:rPr>
+              <w:t>KHOA/PHÒNG</w:t>
+            </w:r>
+            <w:r>
+              <w:rPr>
+                <w:b/>
+                <w:color w:val="000000" w:themeColor="text1"/>
+                <w:sz w:val="26"/>
+                <w:szCs w:val="26"/>
+                <w:lang w:val="en-US"/>
+              </w:rPr>
+              <w:t xml:space="preserve"> [[KhoaPhong]]</w:t>
+            </w:r>
+          </w:p>
+        </w:tc>
+      </w:tr>
+    </w:tbl>
+    <w:p>
+      <w:pPr>
+        <w:shd w:val="clear" w:color="auto" w:fill="FFFFFF" w:themeFill="background1"/>
+        <w:spacing w:before="120" w:line="312" w:lineRule="auto"/>
+        <w:jc w:val="center"/>
+        <w:rPr>
+          <w:b/>
+          <w:color w:val="000000" w:themeColor="text1"/>
+          <w:sz w:val="26"/>
+          <w:szCs w:val="26"/>
+        </w:rPr>
+      </w:pPr>
+      <w:r>
+        <w:rPr>
+          <w:b/>
+          <w:color w:val="000000" w:themeColor="text1"/>
+          <w:sz w:val="26"/>
+          <w:szCs w:val="26"/>
+        </w:rPr>
+        <w:t>BẢNG KIỂM THỰC HIỆN QUY TRÌNH</w:t>
+      </w:r>
+    </w:p>
+    <w:p>
+      <w:pPr>
+        <w:shd w:val="clear" w:color="auto" w:fill="FFFFFF" w:themeFill="background1"/>
+        <w:rPr>
+          <w:b/>
+          <w:color w:val="000000" w:themeColor="text1"/>
+          <w:sz w:val="26"/>
+          <w:szCs w:val="26"/>
+        </w:rPr>
+      </w:pPr>
+      <w:r>
+        <w:rPr>
+          <w:b/>
+          <w:color w:val="000000" w:themeColor="text1"/>
+          <w:sz w:val="26"/>
+          <w:szCs w:val="26"/>
+        </w:rPr>
+        <w:t>K</w:t>
+      </w:r>
+      <w:r>
+        <w:rPr>
+          <w:b/>
+          <w:color w:val="000000" w:themeColor="text1"/>
+          <w:sz w:val="26"/>
+          <w:szCs w:val="26"/>
+          <w:lang w:val="vi-VN"/>
+        </w:rPr>
+        <w:t>hóa đào tạo cấp chứng chỉ kỹ thuật chuyên môn khám bệnh</w:t>
+      </w:r>
+      <w:r>
+        <w:rPr>
+          <w:b/>
+          <w:color w:val="000000" w:themeColor="text1"/>
+          <w:sz w:val="26"/>
+          <w:szCs w:val="26"/>
+        </w:rPr>
+        <w:t xml:space="preserve"> </w:t>
+      </w:r>
+      <w:r>
+        <w:rPr>
+          <w:b/>
+          <w:color w:val="000000" w:themeColor="text1"/>
+          <w:sz w:val="26"/>
+          <w:szCs w:val="26"/>
+          <w:lang w:val="vi-VN"/>
+        </w:rPr>
+        <w:t xml:space="preserve">- chữa bệnh </w:t>
+      </w:r>
+    </w:p>
+    <w:p>
+      <w:pPr>
+        <w:shd w:val="clear" w:color="auto" w:fill="FFFFFF" w:themeFill="background1"/>
+        <w:tabs>
+          <w:tab w:val="left" w:pos="3675"/>
+        </w:tabs>
+        <w:spacing w:line="300" w:lineRule="auto"/>
+        <w:jc w:val="center"/>
+        <w:rPr>
+          <w:b/>
+          <w:color w:val="000000" w:themeColor="text1"/>
+          <w:sz w:val="26"/>
+          <w:szCs w:val="26"/>
+          <w:lang w:val="vi-VN"/>
+        </w:rPr>
+      </w:pPr>
+      <w:r>
+        <w:rPr>
+          <w:b/>
+          <w:color w:val="000000" w:themeColor="text1"/>
+          <w:sz w:val="26"/>
+          <w:szCs w:val="26"/>
+          <w:lang w:val="vi-VN"/>
+        </w:rPr>
+        <w:t>(từ 3-6 tháng trở lên)</w:t>
+      </w:r>
+    </w:p>
+    <w:p>
+      <w:pPr>
+        <w:shd w:val="clear" w:color="auto" w:fill="FFFFFF" w:themeFill="background1"/>
+        <w:spacing w:line="324" w:lineRule="auto"/>
+        <w:rPr>
+          <w:color w:val="000000" w:themeColor="text1"/>
+          <w:sz w:val="26"/>
+          <w:szCs w:val="26"/>
+        </w:rPr>
+      </w:pPr>
+      <w:r>
+        <w:rPr>
+          <w:color w:val="000000" w:themeColor="text1"/>
+          <w:sz w:val="26"/>
+          <w:szCs w:val="26"/>
+        </w:rPr>
+        <w:t>Người giám sát:</w:t>
+      </w:r>
+      <w:r>
+        <w:rPr>
+          <w:color w:val="000000" w:themeColor="text1"/>
+          <w:sz w:val="26"/>
+          <w:szCs w:val="26"/>
+        </w:rPr>
+        <w:t xml:space="preserve"> [[NguoiGiamSat]]</w:t>
+      </w:r>
+    </w:p>
+    <w:p>
+      <w:pPr>
+        <w:shd w:val="clear" w:color="auto" w:fill="FFFFFF" w:themeFill="background1"/>
+        <w:spacing w:line="324" w:lineRule="auto"/>
+        <w:rPr>
+          <w:color w:val="000000" w:themeColor="text1"/>
+          <w:sz w:val="26"/>
+          <w:szCs w:val="26"/>
+        </w:rPr>
+      </w:pPr>
+      <w:r>
+        <w:rPr>
+          <w:color w:val="000000" w:themeColor="text1"/>
+          <w:sz w:val="26"/>
+          <w:szCs w:val="26"/>
+        </w:rPr>
+        <w:t>Ngày giám sát:</w:t>
+      </w:r>
+      <w:r>
+        <w:rPr>
+          <w:color w:val="000000" w:themeColor="text1"/>
+          <w:sz w:val="26"/>
+          <w:szCs w:val="26"/>
+        </w:rPr>
+        <w:t xml:space="preserve"> [[NgayGiamSat]]</w:t>
+      </w:r>
+    </w:p>
+    <w:p>
+      <w:pPr>
+        <w:shd w:val="clear" w:color="auto" w:fill="FFFFFF" w:themeFill="background1"/>
+        <w:spacing w:line="324" w:lineRule="auto"/>
+        <w:rPr>
+          <w:color w:val="000000" w:themeColor="text1"/>
+          <w:sz w:val="26"/>
+          <w:szCs w:val="26"/>
+        </w:rPr>
+      </w:pPr>
+      <w:r>
+        <w:rPr>
+          <w:color w:val="000000" w:themeColor="text1"/>
+          <w:sz w:val="26"/>
+          <w:szCs w:val="26"/>
+        </w:rPr>
+        <w:t>Đối tượng được giám sát:</w:t>
+      </w:r>
+      <w:r>
+        <w:rPr>
+          <w:color w:val="000000" w:themeColor="text1"/>
+          <w:sz w:val="26"/>
+          <w:szCs w:val="26"/>
+        </w:rPr>
+        <w:t xml:space="preserve"> [[DoiTuongGiamSat]]</w:t>
+      </w:r>
+    </w:p>
+    <w:p>
+      <w:pPr>
+        <w:shd w:val="clear" w:color="auto" w:fill="FFFFFF" w:themeFill="background1"/>
+        <w:spacing w:line="324" w:lineRule="auto"/>
+        <w:rPr>
+          <w:i/>
+          <w:color w:val="000000" w:themeColor="text1"/>
+          <w:sz w:val="26"/>
+          <w:szCs w:val="26"/>
+        </w:rPr>
+      </w:pPr>
+      <w:r>
+        <w:rPr>
+          <w:i/>
+          <w:color w:val="000000" w:themeColor="text1"/>
+          <w:sz w:val="26"/>
+          <w:szCs w:val="26"/>
+        </w:rPr>
+        <w:t>Ghi chú: Đánh giá vào cột kết quả Đạt/Không đạt/Không làm hoặc Có/không</w:t>
+      </w:r>
+    </w:p>
+    <w:tbl>
+      <w:tblPr>
+        <w:tblStyle w:val="TableGrid10"/>
+        <w:tblW w:w="10031" w:type="dxa"/>
+        <w:tblLayout w:type="fixed"/>
+        <w:tblLook w:val="04A0" w:firstRow="1" w:lastRow="0" w:firstColumn="1" w:lastColumn="0" w:noHBand="0" w:noVBand="1"/>
+      </w:tblPr>
+      <w:tblGrid>
+        <w:gridCol w:w="817"/>
+        <w:gridCol w:w="992"/>
+        <w:gridCol w:w="3788"/>
+        <w:gridCol w:w="890"/>
+        <w:gridCol w:w="1276"/>
+        <w:gridCol w:w="1276"/>
+        <w:gridCol w:w="992"/>
+      </w:tblGrid>
+      <w:tr>
+        <w:tc>
+          <w:tcPr>
+            <w:tcW w:w="817" w:type="dxa"/>
+            <w:vAlign w:val="center"/>
+          </w:tcPr>
+          <w:p>
+            <w:pPr>
+              <w:widowControl w:val="0"/>
+              <w:shd w:val="clear" w:color="auto" w:fill="FFFFFF" w:themeFill="background1"/>
+              <w:jc w:val="center"/>
+              <w:rPr>
+                <w:rFonts w:ascii="Times New Roman" w:hAnsi="Times New Roman"/>
+                <w:b/>
+                <w:color w:val="000000" w:themeColor="text1"/>
+                <w:sz w:val="26"/>
+                <w:szCs w:val="26"/>
+              </w:rPr>
+            </w:pPr>
+            <w:r>
+              <w:rPr>
+                <w:rFonts w:ascii="Times New Roman" w:hAnsi="Times New Roman"/>
+                <w:b/>
+                <w:color w:val="000000" w:themeColor="text1"/>
+                <w:sz w:val="26"/>
+                <w:szCs w:val="26"/>
+              </w:rPr>
+              <w:t>STT</w:t>
+            </w:r>
+          </w:p>
+        </w:tc>
+        <w:tc>
+          <w:tcPr>
+            <w:tcW w:w="992" w:type="dxa"/>
+            <w:vAlign w:val="center"/>
+          </w:tcPr>
+          <w:p>
+            <w:pPr>
+              <w:widowControl w:val="0"/>
+              <w:shd w:val="clear" w:color="auto" w:fill="FFFFFF" w:themeFill="background1"/>
+              <w:jc w:val="center"/>
+              <w:rPr>
+                <w:rFonts w:ascii="Times New Roman" w:hAnsi="Times New Roman"/>
+                <w:b/>
+                <w:color w:val="000000" w:themeColor="text1"/>
+                <w:sz w:val="26"/>
+                <w:szCs w:val="26"/>
+              </w:rPr>
+            </w:pPr>
+            <w:r>
+              <w:rPr>
+                <w:rFonts w:ascii="Times New Roman" w:hAnsi="Times New Roman"/>
+                <w:b/>
+                <w:color w:val="000000" w:themeColor="text1"/>
+                <w:sz w:val="26"/>
+                <w:szCs w:val="26"/>
+              </w:rPr>
+              <w:t>BƯỚC</w:t>
+            </w:r>
+          </w:p>
+        </w:tc>
+        <w:tc>
+          <w:tcPr>
+            <w:tcW w:w="3788" w:type="dxa"/>
+            <w:vAlign w:val="center"/>
+          </w:tcPr>
+          <w:p>
+            <w:pPr>
+              <w:widowControl w:val="0"/>
+              <w:shd w:val="clear" w:color="auto" w:fill="FFFFFF" w:themeFill="background1"/>
+              <w:jc w:val="center"/>
+              <w:rPr>
+                <w:rFonts w:ascii="Times New Roman" w:hAnsi="Times New Roman"/>
+                <w:b/>
+                <w:color w:val="000000" w:themeColor="text1"/>
+                <w:sz w:val="26"/>
+                <w:szCs w:val="26"/>
+              </w:rPr>
+            </w:pPr>
+            <w:r>
+              <w:rPr>
+                <w:rFonts w:ascii="Times New Roman" w:hAnsi="Times New Roman"/>
+                <w:b/>
+                <w:color w:val="000000" w:themeColor="text1"/>
+                <w:sz w:val="26"/>
+                <w:szCs w:val="26"/>
+              </w:rPr>
+              <w:t>NỘI DUNG</w:t>
+            </w:r>
+          </w:p>
+        </w:tc>
+        <w:tc>
+          <w:tcPr>
+            <w:tcW w:w="890" w:type="dxa"/>
+            <w:vAlign w:val="center"/>
+          </w:tcPr>
+          <w:p>
+            <w:pPr>
+              <w:widowControl w:val="0"/>
+              <w:shd w:val="clear" w:color="auto" w:fill="FFFFFF" w:themeFill="background1"/>
+              <w:jc w:val="center"/>
+              <w:rPr>
+                <w:rFonts w:ascii="Times New Roman" w:hAnsi="Times New Roman"/>
+                <w:b/>
+                <w:color w:val="000000" w:themeColor="text1"/>
+                <w:sz w:val="26"/>
+                <w:szCs w:val="26"/>
+              </w:rPr>
+            </w:pPr>
+            <w:r>
+              <w:rPr>
+                <w:rFonts w:ascii="Times New Roman" w:hAnsi="Times New Roman"/>
+                <w:b/>
+                <w:color w:val="000000" w:themeColor="text1"/>
+                <w:sz w:val="26"/>
+                <w:szCs w:val="26"/>
+              </w:rPr>
+              <w:t>ĐẠT</w:t>
+            </w:r>
+          </w:p>
+        </w:tc>
+        <w:tc>
+          <w:tcPr>
+            <w:tcW w:w="1276" w:type="dxa"/>
+            <w:vAlign w:val="center"/>
+          </w:tcPr>
+          <w:p>
+            <w:pPr>
+              <w:widowControl w:val="0"/>
+              <w:shd w:val="clear" w:color="auto" w:fill="FFFFFF" w:themeFill="background1"/>
+              <w:jc w:val="center"/>
+              <w:rPr>
+                <w:rFonts w:ascii="Times New Roman" w:hAnsi="Times New Roman"/>
+                <w:b/>
+                <w:color w:val="000000" w:themeColor="text1"/>
+                <w:sz w:val="26"/>
+                <w:szCs w:val="26"/>
+              </w:rPr>
+            </w:pPr>
+            <w:r>
+              <w:rPr>
+                <w:rFonts w:ascii="Times New Roman" w:hAnsi="Times New Roman"/>
+                <w:b/>
+                <w:color w:val="000000" w:themeColor="text1"/>
+                <w:sz w:val="26"/>
+                <w:szCs w:val="26"/>
+              </w:rPr>
+              <w:t>KHÔNG ĐẠT</w:t>
+            </w:r>
+          </w:p>
+        </w:tc>
+        <w:tc>
+          <w:tcPr>
+            <w:tcW w:w="1276" w:type="dxa"/>
+            <w:vAlign w:val="center"/>
+          </w:tcPr>
+          <w:p>
+            <w:pPr>
+              <w:widowControl w:val="0"/>
+              <w:shd w:val="clear" w:color="auto" w:fill="FFFFFF" w:themeFill="background1"/>
+              <w:jc w:val="center"/>
+              <w:rPr>
+                <w:rFonts w:ascii="Times New Roman" w:hAnsi="Times New Roman"/>
+                <w:b/>
+                <w:color w:val="000000" w:themeColor="text1"/>
+                <w:sz w:val="26"/>
+                <w:szCs w:val="26"/>
+              </w:rPr>
+            </w:pPr>
+            <w:r>
+              <w:rPr>
+                <w:rFonts w:ascii="Times New Roman" w:hAnsi="Times New Roman"/>
+                <w:b/>
+                <w:color w:val="000000" w:themeColor="text1"/>
+                <w:sz w:val="26"/>
+                <w:szCs w:val="26"/>
+              </w:rPr>
+              <w:t>KHÔNG LÀM</w:t>
+            </w:r>
+          </w:p>
+        </w:tc>
+        <w:tc>
+          <w:tcPr>
+            <w:tcW w:w="992" w:type="dxa"/>
+            <w:vAlign w:val="center"/>
+          </w:tcPr>
+          <w:p>
+            <w:pPr>
+              <w:widowControl w:val="0"/>
+              <w:shd w:val="clear" w:color="auto" w:fill="FFFFFF" w:themeFill="background1"/>
+              <w:jc w:val="center"/>
+              <w:rPr>
+                <w:rFonts w:ascii="Times New Roman" w:hAnsi="Times New Roman"/>
+                <w:b/>
+                <w:color w:val="000000" w:themeColor="text1"/>
+                <w:sz w:val="26"/>
+                <w:szCs w:val="26"/>
+              </w:rPr>
+            </w:pPr>
+            <w:r>
+              <w:rPr>
+                <w:rFonts w:ascii="Times New Roman" w:hAnsi="Times New Roman"/>
+                <w:b/>
+                <w:color w:val="000000" w:themeColor="text1"/>
+                <w:sz w:val="26"/>
+                <w:szCs w:val="26"/>
+              </w:rPr>
+              <w:t>GHI CHÚ</w:t>
+            </w:r>
+          </w:p>
+        </w:tc>
+      </w:tr>
+      <w:tr>
+        <w:tc>
+          <w:tcPr>
+            <w:tcW w:w="817" w:type="dxa"/>
+            <w:vAlign w:val="center"/>
+          </w:tcPr>
+          <w:p>
+            <w:pPr>
+              <w:widowControl w:val="0"/>
+              <w:shd w:val="clear" w:color="auto" w:fill="FFFFFF" w:themeFill="background1"/>
+              <w:jc w:val="center"/>
+              <w:rPr>
+                <w:rFonts w:ascii="Times New Roman" w:hAnsi="Times New Roman"/>
+                <w:color w:val="000000" w:themeColor="text1"/>
+                <w:sz w:val="26"/>
+                <w:szCs w:val="26"/>
+              </w:rPr>
+            </w:pPr>
+            <w:r>
+              <w:rPr>
+                <w:rFonts w:ascii="Times New Roman" w:hAnsi="Times New Roman"/>
+                <w:color w:val="000000" w:themeColor="text1"/>
+                <w:sz w:val="26"/>
+                <w:szCs w:val="26"/>
+              </w:rPr>
+              <w:t>1</w:t>
+            </w:r>
+          </w:p>
+        </w:tc>
+        <w:tc>
+          <w:tcPr>
+            <w:tcW w:w="992" w:type="dxa"/>
+            <w:vMerge w:val="restart"/>
+            <w:vAlign w:val="center"/>
+          </w:tcPr>
+          <w:p>
+            <w:pPr>
+              <w:widowControl w:val="0"/>
+              <w:shd w:val="clear" w:color="auto" w:fill="FFFFFF" w:themeFill="background1"/>
+              <w:jc w:val="center"/>
+              <w:rPr>
+                <w:rFonts w:ascii="Times New Roman" w:hAnsi="Times New Roman"/>
+                <w:color w:val="000000" w:themeColor="text1"/>
+                <w:sz w:val="26"/>
+                <w:szCs w:val="26"/>
+              </w:rPr>
+            </w:pPr>
+            <w:r>
+              <w:rPr>
+                <w:rFonts w:ascii="Times New Roman" w:hAnsi="Times New Roman"/>
+                <w:color w:val="000000" w:themeColor="text1"/>
+                <w:sz w:val="26"/>
+                <w:szCs w:val="26"/>
+              </w:rPr>
+              <w:t>1</w:t>
+            </w:r>
+          </w:p>
+        </w:tc>
+        <w:tc>
+          <w:tcPr>
+            <w:tcW w:w="3788" w:type="dxa"/>
+            <w:vAlign w:val="center"/>
+          </w:tcPr>
+          <w:p>
+            <w:pPr>
+              <w:widowControl w:val="0"/>
+              <w:shd w:val="clear" w:color="auto" w:fill="FFFFFF" w:themeFill="background1"/>
+              <w:ind w:left="6" w:right="-45"/>
+              <w:rPr>
+                <w:rFonts w:ascii="Times New Roman" w:hAnsi="Times New Roman"/>
+                <w:color w:val="000000" w:themeColor="text1"/>
+                <w:sz w:val="26"/>
+                <w:szCs w:val="26"/>
+                <w:lang w:val="vi-VN"/>
+              </w:rPr>
+            </w:pPr>
+            <w:r>
+              <w:rPr>
+                <w:rFonts w:ascii="Times New Roman" w:hAnsi="Times New Roman"/>
+                <w:color w:val="000000" w:themeColor="text1"/>
+                <w:spacing w:val="4"/>
+                <w:sz w:val="26"/>
+                <w:szCs w:val="26"/>
+                <w:lang w:val="nl-NL"/>
+              </w:rPr>
+              <w:t>D</w:t>
+            </w:r>
+            <w:r>
+              <w:rPr>
+                <w:rFonts w:ascii="Times New Roman" w:hAnsi="Times New Roman"/>
+                <w:color w:val="000000" w:themeColor="text1"/>
+                <w:spacing w:val="4"/>
+                <w:sz w:val="26"/>
+                <w:szCs w:val="26"/>
+                <w:lang w:val="vi-VN"/>
+              </w:rPr>
+              <w:t xml:space="preserve">ựa trên Kế hoạch </w:t>
+            </w:r>
+            <w:r>
+              <w:rPr>
+                <w:rFonts w:ascii="Times New Roman" w:hAnsi="Times New Roman"/>
+                <w:color w:val="000000" w:themeColor="text1"/>
+                <w:spacing w:val="4"/>
+                <w:sz w:val="26"/>
+                <w:szCs w:val="26"/>
+                <w:lang w:val="nl-NL"/>
+              </w:rPr>
+              <w:t>ĐT</w:t>
+            </w:r>
+            <w:r>
+              <w:rPr>
+                <w:rFonts w:ascii="Times New Roman" w:hAnsi="Times New Roman"/>
+                <w:color w:val="000000" w:themeColor="text1"/>
+                <w:spacing w:val="4"/>
+                <w:sz w:val="26"/>
+                <w:szCs w:val="26"/>
+                <w:lang w:val="vi-VN"/>
+              </w:rPr>
+              <w:t xml:space="preserve"> theo năm</w:t>
+            </w:r>
+            <w:r>
+              <w:rPr>
+                <w:rFonts w:ascii="Times New Roman" w:hAnsi="Times New Roman"/>
+                <w:b/>
+                <w:i/>
+                <w:color w:val="000000" w:themeColor="text1"/>
+                <w:spacing w:val="4"/>
+                <w:sz w:val="26"/>
+                <w:szCs w:val="26"/>
+                <w:lang w:val="nl-NL"/>
+              </w:rPr>
+              <w:t>(</w:t>
+            </w:r>
+            <w:r>
+              <w:rPr>
+                <w:rFonts w:ascii="Times New Roman" w:hAnsi="Times New Roman"/>
+                <w:b/>
+                <w:bCs/>
+                <w:i/>
+                <w:iCs/>
+                <w:color w:val="000000" w:themeColor="text1"/>
+                <w:spacing w:val="4"/>
+                <w:sz w:val="26"/>
+                <w:szCs w:val="26"/>
+                <w:lang w:val="vi-VN"/>
+              </w:rPr>
+              <w:t>QTQL/ĐT&amp;HTQT/03/BM01</w:t>
+            </w:r>
+            <w:r>
+              <w:rPr>
+                <w:rFonts w:ascii="Times New Roman" w:hAnsi="Times New Roman"/>
+                <w:b/>
+                <w:i/>
+                <w:color w:val="000000" w:themeColor="text1"/>
+                <w:spacing w:val="4"/>
+                <w:sz w:val="26"/>
+                <w:szCs w:val="26"/>
+                <w:lang w:val="vi-VN"/>
+              </w:rPr>
+              <w:t>)</w:t>
+            </w:r>
+            <w:r>
+              <w:rPr>
+                <w:rFonts w:ascii="Times New Roman" w:hAnsi="Times New Roman"/>
+                <w:color w:val="000000" w:themeColor="text1"/>
+                <w:spacing w:val="4"/>
+                <w:sz w:val="26"/>
+                <w:szCs w:val="26"/>
+                <w:lang w:val="vi-VN"/>
+              </w:rPr>
+              <w:t xml:space="preserve"> (đã xây dựng theo và kế hoạch tháng (dựa trên kế hoạch năm có bổ sung/sửa đổi (</w:t>
+            </w:r>
+            <w:r>
+              <w:rPr>
+                <w:rFonts w:ascii="Times New Roman" w:hAnsi="Times New Roman"/>
+                <w:b/>
+                <w:bCs/>
+                <w:i/>
+                <w:iCs/>
+                <w:color w:val="000000" w:themeColor="text1"/>
+                <w:spacing w:val="4"/>
+                <w:sz w:val="26"/>
+                <w:szCs w:val="26"/>
+                <w:lang w:val="vi-VN"/>
+              </w:rPr>
+              <w:t>QTQL/ĐT&amp;HTQT/03/BM02</w:t>
+            </w:r>
+            <w:r>
+              <w:rPr>
+                <w:rFonts w:ascii="Times New Roman" w:hAnsi="Times New Roman"/>
+                <w:color w:val="000000" w:themeColor="text1"/>
+                <w:spacing w:val="4"/>
+                <w:sz w:val="26"/>
+                <w:szCs w:val="26"/>
+                <w:lang w:val="vi-VN"/>
+              </w:rPr>
+              <w:t>) để xây dựng kế hoạch cụ thể</w:t>
+            </w:r>
+          </w:p>
+        </w:tc>
+        <w:tc>
+          <w:tcPr>
+            <w:tcW w:w="890" w:type="dxa"/>
+          </w:tcPr>
+          <w:p>
+            <w:pPr>
+              <w:widowControl w:val="0"/>
+              <w:shd w:val="clear" w:color="auto" w:fill="FFFFFF" w:themeFill="background1"/>
+              <w:rPr>
+                <w:rFonts w:ascii="Times New Roman" w:hAnsi="Times New Roman"/>
+                <w:i/>
+                <w:color w:val="000000" w:themeColor="text1"/>
+                <w:sz w:val="26"/>
+                <w:szCs w:val="26"/>
+              </w:rPr>
+            </w:pPr>
+            <w:r>
+              <w:rPr>
+                <w:rFonts w:ascii="Times New Roman" w:hAnsi="Times New Roman"/>
+                <w:i/>
+                <w:color w:val="000000" w:themeColor="text1"/>
+                <w:sz w:val="26"/>
+                <w:szCs w:val="26"/>
+              </w:rPr>
+              <w:t>[[Stt01dat]]</w:t>
+            </w:r>
+          </w:p>
+        </w:tc>
+        <w:tc>
+          <w:tcPr>
+            <w:tcW w:w="1276" w:type="dxa"/>
+          </w:tcPr>
+          <w:p>
+            <w:pPr>
+              <w:widowControl w:val="0"/>
+              <w:shd w:val="clear" w:color="auto" w:fill="FFFFFF" w:themeFill="background1"/>
+              <w:rPr>
+                <w:rFonts w:ascii="Times New Roman" w:hAnsi="Times New Roman"/>
+                <w:i/>
+                <w:color w:val="000000" w:themeColor="text1"/>
+                <w:sz w:val="26"/>
+                <w:szCs w:val="26"/>
+              </w:rPr>
+            </w:pPr>
+            <w:r>
+              <w:rPr>
+                <w:rFonts w:ascii="Times New Roman" w:hAnsi="Times New Roman"/>
+                <w:i/>
+                <w:color w:val="000000" w:themeColor="text1"/>
+                <w:sz w:val="26"/>
+                <w:szCs w:val="26"/>
+              </w:rPr>
+              <w:t>[[Stt01khongdat]]</w:t>
+            </w:r>
+          </w:p>
+        </w:tc>
+        <w:tc>
+          <w:tcPr>
+            <w:tcW w:w="1276" w:type="dxa"/>
+          </w:tcPr>
+          <w:p>
+            <w:pPr>
+              <w:widowControl w:val="0"/>
+              <w:shd w:val="clear" w:color="auto" w:fill="FFFFFF" w:themeFill="background1"/>
+              <w:rPr>
+                <w:rFonts w:ascii="Times New Roman" w:hAnsi="Times New Roman"/>
+                <w:i/>
+                <w:color w:val="000000" w:themeColor="text1"/>
+                <w:sz w:val="26"/>
+                <w:szCs w:val="26"/>
+              </w:rPr>
+            </w:pPr>
+            <w:r>
+              <w:rPr>
+                <w:rFonts w:ascii="Times New Roman" w:hAnsi="Times New Roman"/>
+                <w:i/>
+                <w:color w:val="000000" w:themeColor="text1"/>
+                <w:sz w:val="26"/>
+                <w:szCs w:val="26"/>
+              </w:rPr>
+              <w:t>[[Stt01khonglam]]</w:t>
+            </w:r>
+          </w:p>
+        </w:tc>
+        <w:tc>
+          <w:tcPr>
+            <w:tcW w:w="992" w:type="dxa"/>
+          </w:tcPr>
+          <w:p>
+            <w:pPr>
+              <w:widowControl w:val="0"/>
+              <w:shd w:val="clear" w:color="auto" w:fill="FFFFFF" w:themeFill="background1"/>
+              <w:rPr>
+                <w:rFonts w:ascii="Times New Roman" w:hAnsi="Times New Roman"/>
+                <w:i/>
+                <w:color w:val="000000" w:themeColor="text1"/>
+                <w:sz w:val="26"/>
+                <w:szCs w:val="26"/>
+              </w:rPr>
+            </w:pPr>
+            <w:r>
+              <w:rPr>
+                <w:rFonts w:ascii="Times New Roman" w:hAnsi="Times New Roman"/>
+                <w:i/>
+                <w:color w:val="000000" w:themeColor="text1"/>
+                <w:sz w:val="26"/>
+                <w:szCs w:val="26"/>
+              </w:rPr>
+              <w:t>[[Stt01ghichu]]</w:t>
+            </w:r>
+          </w:p>
+        </w:tc>
+      </w:tr>
+      <w:tr>
+        <w:tc>
+          <w:tcPr>
+            <w:tcW w:w="817" w:type="dxa"/>
+            <w:vAlign w:val="center"/>
+          </w:tcPr>
+          <w:p>
+            <w:pPr>
+              <w:widowControl w:val="0"/>
+              <w:shd w:val="clear" w:color="auto" w:fill="FFFFFF" w:themeFill="background1"/>
+              <w:jc w:val="center"/>
+              <w:rPr>
+                <w:rFonts w:ascii="Times New Roman" w:hAnsi="Times New Roman"/>
+                <w:color w:val="000000" w:themeColor="text1"/>
+                <w:sz w:val="26"/>
+                <w:szCs w:val="26"/>
+              </w:rPr>
+            </w:pPr>
+            <w:r>
+              <w:rPr>
+                <w:rFonts w:ascii="Times New Roman" w:hAnsi="Times New Roman"/>
+                <w:color w:val="000000" w:themeColor="text1"/>
+                <w:sz w:val="26"/>
+                <w:szCs w:val="26"/>
+              </w:rPr>
+              <w:t>2</w:t>
+            </w:r>
+          </w:p>
+        </w:tc>
+        <w:tc>
+          <w:tcPr>
+            <w:tcW w:w="992" w:type="dxa"/>
+            <w:vMerge/>
+            <w:vAlign w:val="center"/>
+          </w:tcPr>
+          <w:p>
+            <w:pPr>
+              <w:widowControl w:val="0"/>
+              <w:shd w:val="clear" w:color="auto" w:fill="FFFFFF" w:themeFill="background1"/>
+              <w:jc w:val="center"/>
+              <w:rPr>
+                <w:rFonts w:ascii="Times New Roman" w:hAnsi="Times New Roman"/>
+                <w:color w:val="000000" w:themeColor="text1"/>
+                <w:sz w:val="26"/>
+                <w:szCs w:val="26"/>
+              </w:rPr>
+            </w:pPr>
+          </w:p>
+        </w:tc>
+        <w:tc>
+          <w:tcPr>
+            <w:tcW w:w="3788" w:type="dxa"/>
+            <w:vAlign w:val="center"/>
+          </w:tcPr>
+          <w:p>
+            <w:pPr>
+              <w:widowControl w:val="0"/>
+              <w:shd w:val="clear" w:color="auto" w:fill="FFFFFF" w:themeFill="background1"/>
+              <w:ind w:left="6" w:right="-45"/>
+              <w:rPr>
+                <w:rFonts w:ascii="Times New Roman" w:hAnsi="Times New Roman"/>
+                <w:color w:val="000000" w:themeColor="text1"/>
+                <w:sz w:val="26"/>
+                <w:szCs w:val="26"/>
+              </w:rPr>
+            </w:pPr>
+            <w:r>
+              <w:rPr>
+                <w:rFonts w:ascii="Times New Roman" w:hAnsi="Times New Roman"/>
+                <w:color w:val="000000" w:themeColor="text1"/>
+                <w:sz w:val="26"/>
+                <w:szCs w:val="26"/>
+                <w:lang w:val="vi-VN"/>
+              </w:rPr>
+              <w:t>Bệnh viện rà soát ra cập nhật  các chương trình ĐT cấp chứng chỉ KT chuyên môn KCB do Hội đồng tư vấn đào tạo thông qua. Mẫu biên bản họp Hội đồng (</w:t>
+            </w:r>
+            <w:r>
+              <w:rPr>
+                <w:rFonts w:ascii="Times New Roman" w:hAnsi="Times New Roman"/>
+                <w:b/>
+                <w:bCs/>
+                <w:i/>
+                <w:iCs/>
+                <w:color w:val="000000" w:themeColor="text1"/>
+                <w:sz w:val="26"/>
+                <w:szCs w:val="26"/>
+                <w:lang w:val="vi-VN"/>
+              </w:rPr>
+              <w:t>QTQL/ĐT&amp;HTQT/03/BM3</w:t>
+            </w:r>
+            <w:r>
+              <w:rPr>
+                <w:rFonts w:ascii="Times New Roman" w:hAnsi="Times New Roman"/>
+                <w:b/>
+                <w:bCs/>
+                <w:i/>
+                <w:iCs/>
+                <w:color w:val="000000" w:themeColor="text1"/>
+                <w:sz w:val="26"/>
+                <w:szCs w:val="26"/>
+              </w:rPr>
+              <w:t>1</w:t>
+            </w:r>
+            <w:r>
+              <w:rPr>
+                <w:rFonts w:ascii="Times New Roman" w:hAnsi="Times New Roman"/>
+                <w:color w:val="000000" w:themeColor="text1"/>
+                <w:sz w:val="26"/>
+                <w:szCs w:val="26"/>
+                <w:lang w:val="vi-VN"/>
+              </w:rPr>
+              <w:t>)</w:t>
+            </w:r>
+          </w:p>
+        </w:tc>
+        <w:tc>
+          <w:tcPr>
+            <w:tcW w:w="890" w:type="dxa"/>
+          </w:tcPr>
+          <w:p>
+            <w:pPr>
+              <w:widowControl w:val="0"/>
+              <w:shd w:val="clear" w:color="auto" w:fill="FFFFFF" w:themeFill="background1"/>
+              <w:rPr>
+                <w:rFonts w:ascii="Times New Roman" w:hAnsi="Times New Roman"/>
+                <w:i/>
+                <w:color w:val="000000" w:themeColor="text1"/>
+                <w:sz w:val="26"/>
+                <w:szCs w:val="26"/>
+              </w:rPr>
+            </w:pPr>
+            <w:r>
+              <w:rPr>
+                <w:rFonts w:ascii="Times New Roman" w:hAnsi="Times New Roman"/>
+                <w:i/>
+                <w:color w:val="000000" w:themeColor="text1"/>
+                <w:sz w:val="26"/>
+                <w:szCs w:val="26"/>
+              </w:rPr>
+              <w:t>[[Stt02dat]]</w:t>
+            </w:r>
+          </w:p>
+        </w:tc>
+        <w:tc>
+          <w:tcPr>
+            <w:tcW w:w="1276" w:type="dxa"/>
+          </w:tcPr>
+          <w:p>
+            <w:pPr>
+              <w:widowControl w:val="0"/>
+              <w:shd w:val="clear" w:color="auto" w:fill="FFFFFF" w:themeFill="background1"/>
+              <w:rPr>
+                <w:rFonts w:ascii="Times New Roman" w:hAnsi="Times New Roman"/>
+                <w:i/>
+                <w:color w:val="000000" w:themeColor="text1"/>
+                <w:sz w:val="26"/>
+                <w:szCs w:val="26"/>
+              </w:rPr>
+            </w:pPr>
+            <w:r>
+              <w:rPr>
+                <w:rFonts w:ascii="Times New Roman" w:hAnsi="Times New Roman"/>
+                <w:i/>
+                <w:color w:val="000000" w:themeColor="text1"/>
+                <w:sz w:val="26"/>
+                <w:szCs w:val="26"/>
+              </w:rPr>
+              <w:t>[[Stt02khongdat]]</w:t>
+            </w:r>
+          </w:p>
+        </w:tc>
+        <w:tc>
+          <w:tcPr>
+            <w:tcW w:w="1276" w:type="dxa"/>
+          </w:tcPr>
+          <w:p>
+            <w:pPr>
+              <w:widowControl w:val="0"/>
+              <w:shd w:val="clear" w:color="auto" w:fill="FFFFFF" w:themeFill="background1"/>
+              <w:rPr>
+                <w:rFonts w:ascii="Times New Roman" w:hAnsi="Times New Roman"/>
+                <w:i/>
+                <w:color w:val="000000" w:themeColor="text1"/>
+                <w:sz w:val="26"/>
+                <w:szCs w:val="26"/>
+              </w:rPr>
+            </w:pPr>
+            <w:r>
+              <w:rPr>
+                <w:rFonts w:ascii="Times New Roman" w:hAnsi="Times New Roman"/>
+                <w:i/>
+                <w:color w:val="000000" w:themeColor="text1"/>
+                <w:sz w:val="26"/>
+                <w:szCs w:val="26"/>
+              </w:rPr>
+              <w:t>[[Stt02khonglam]]</w:t>
+            </w:r>
+          </w:p>
+        </w:tc>
+        <w:tc>
+          <w:tcPr>
+            <w:tcW w:w="992" w:type="dxa"/>
+          </w:tcPr>
+          <w:p>
+            <w:pPr>
+              <w:widowControl w:val="0"/>
+              <w:shd w:val="clear" w:color="auto" w:fill="FFFFFF" w:themeFill="background1"/>
+              <w:rPr>
+                <w:rFonts w:ascii="Times New Roman" w:hAnsi="Times New Roman"/>
+                <w:i/>
+                <w:color w:val="000000" w:themeColor="text1"/>
+                <w:sz w:val="26"/>
+                <w:szCs w:val="26"/>
+              </w:rPr>
+            </w:pPr>
+            <w:r>
+              <w:rPr>
+                <w:rFonts w:ascii="Times New Roman" w:hAnsi="Times New Roman"/>
+                <w:i/>
+                <w:color w:val="000000" w:themeColor="text1"/>
+                <w:sz w:val="26"/>
+                <w:szCs w:val="26"/>
+              </w:rPr>
+              <w:t>[[Stt02ghichu]]</w:t>
+            </w:r>
+          </w:p>
+        </w:tc>
+      </w:tr>
+      <w:tr>
+        <w:tc>
+          <w:tcPr>
+            <w:tcW w:w="817" w:type="dxa"/>
+            <w:vAlign w:val="center"/>
+          </w:tcPr>
+          <w:p>
+            <w:pPr>
+              <w:widowControl w:val="0"/>
+              <w:shd w:val="clear" w:color="auto" w:fill="FFFFFF" w:themeFill="background1"/>
+              <w:jc w:val="center"/>
+              <w:rPr>
+                <w:rFonts w:ascii="Times New Roman" w:hAnsi="Times New Roman"/>
+                <w:color w:val="000000" w:themeColor="text1"/>
+                <w:sz w:val="26"/>
+                <w:szCs w:val="26"/>
+              </w:rPr>
+            </w:pPr>
+            <w:r>
+              <w:rPr>
+                <w:rFonts w:ascii="Times New Roman" w:hAnsi="Times New Roman"/>
+                <w:color w:val="000000" w:themeColor="text1"/>
+                <w:sz w:val="26"/>
+                <w:szCs w:val="26"/>
+              </w:rPr>
+              <w:t>3</w:t>
+            </w:r>
+          </w:p>
+        </w:tc>
+        <w:tc>
+          <w:tcPr>
+            <w:tcW w:w="992" w:type="dxa"/>
+            <w:vMerge/>
+            <w:vAlign w:val="center"/>
+          </w:tcPr>
+          <w:p>
+            <w:pPr>
+              <w:widowControl w:val="0"/>
+              <w:shd w:val="clear" w:color="auto" w:fill="FFFFFF" w:themeFill="background1"/>
+              <w:jc w:val="center"/>
+              <w:rPr>
+                <w:rFonts w:ascii="Times New Roman" w:hAnsi="Times New Roman"/>
+                <w:color w:val="000000" w:themeColor="text1"/>
+                <w:sz w:val="26"/>
+                <w:szCs w:val="26"/>
+              </w:rPr>
+            </w:pPr>
+          </w:p>
+        </w:tc>
+        <w:tc>
+          <w:tcPr>
+            <w:tcW w:w="3788" w:type="dxa"/>
+            <w:vAlign w:val="center"/>
+          </w:tcPr>
+          <w:p>
+            <w:pPr>
+              <w:widowControl w:val="0"/>
+              <w:shd w:val="clear" w:color="auto" w:fill="FFFFFF" w:themeFill="background1"/>
+              <w:jc w:val="both"/>
+              <w:rPr>
+                <w:rFonts w:ascii="Times New Roman" w:hAnsi="Times New Roman"/>
+                <w:i/>
+                <w:color w:val="000000" w:themeColor="text1"/>
+                <w:sz w:val="26"/>
+                <w:szCs w:val="26"/>
+              </w:rPr>
+            </w:pPr>
+            <w:r>
+              <w:rPr>
+                <w:rFonts w:ascii="Times New Roman" w:hAnsi="Times New Roman"/>
+                <w:color w:val="000000" w:themeColor="text1"/>
+                <w:sz w:val="26"/>
+                <w:szCs w:val="26"/>
+                <w:lang w:val="vi-VN"/>
+              </w:rPr>
+              <w:t>Quyết định ban hành các chương trình đào tạo</w:t>
+            </w:r>
+            <w:r>
+              <w:rPr>
+                <w:rFonts w:ascii="Times New Roman" w:hAnsi="Times New Roman"/>
+                <w:b/>
+                <w:color w:val="000000" w:themeColor="text1"/>
+                <w:sz w:val="26"/>
+                <w:szCs w:val="26"/>
+                <w:lang w:val="vi-VN"/>
+              </w:rPr>
+              <w:t xml:space="preserve"> (</w:t>
+            </w:r>
+            <w:r>
+              <w:rPr>
+                <w:rFonts w:ascii="Times New Roman" w:hAnsi="Times New Roman"/>
+                <w:b/>
+                <w:bCs/>
+                <w:i/>
+                <w:iCs/>
+                <w:color w:val="000000" w:themeColor="text1"/>
+                <w:sz w:val="26"/>
+                <w:szCs w:val="26"/>
+                <w:lang w:val="vi-VN"/>
+              </w:rPr>
+              <w:t>QTQL/ĐT&amp;HTQT/03/BM3</w:t>
+            </w:r>
+            <w:r>
+              <w:rPr>
+                <w:rFonts w:ascii="Times New Roman" w:hAnsi="Times New Roman"/>
+                <w:b/>
+                <w:bCs/>
+                <w:i/>
+                <w:iCs/>
+                <w:color w:val="000000" w:themeColor="text1"/>
+                <w:sz w:val="26"/>
+                <w:szCs w:val="26"/>
+              </w:rPr>
+              <w:t>2</w:t>
+            </w:r>
+            <w:r>
+              <w:rPr>
+                <w:rFonts w:ascii="Times New Roman" w:hAnsi="Times New Roman"/>
+                <w:color w:val="000000" w:themeColor="text1"/>
+                <w:sz w:val="26"/>
+                <w:szCs w:val="26"/>
+                <w:lang w:val="vi-VN"/>
+              </w:rPr>
+              <w:t>)</w:t>
+            </w:r>
+          </w:p>
+        </w:tc>
+        <w:tc>
+          <w:tcPr>
+            <w:tcW w:w="890" w:type="dxa"/>
+          </w:tcPr>
+          <w:p>
+            <w:pPr>
+              <w:widowControl w:val="0"/>
+              <w:shd w:val="clear" w:color="auto" w:fill="FFFFFF" w:themeFill="background1"/>
+              <w:rPr>
+                <w:rFonts w:ascii="Times New Roman" w:hAnsi="Times New Roman"/>
+                <w:i/>
+                <w:color w:val="000000" w:themeColor="text1"/>
+                <w:sz w:val="26"/>
+                <w:szCs w:val="26"/>
+              </w:rPr>
+            </w:pPr>
+            <w:r>
+              <w:rPr>
+                <w:rFonts w:ascii="Times New Roman" w:hAnsi="Times New Roman"/>
+                <w:i/>
+                <w:color w:val="000000" w:themeColor="text1"/>
+                <w:sz w:val="26"/>
+                <w:szCs w:val="26"/>
+              </w:rPr>
+              <w:t>[[Stt03dat]]</w:t>
+            </w:r>
+          </w:p>
+        </w:tc>
+        <w:tc>
+          <w:tcPr>
+            <w:tcW w:w="1276" w:type="dxa"/>
+          </w:tcPr>
+          <w:p>
+            <w:pPr>
+              <w:widowControl w:val="0"/>
+              <w:shd w:val="clear" w:color="auto" w:fill="FFFFFF" w:themeFill="background1"/>
+              <w:rPr>
+                <w:rFonts w:ascii="Times New Roman" w:hAnsi="Times New Roman"/>
+                <w:i/>
+                <w:color w:val="000000" w:themeColor="text1"/>
+                <w:sz w:val="26"/>
+                <w:szCs w:val="26"/>
+              </w:rPr>
+            </w:pPr>
+            <w:r>
+              <w:rPr>
+                <w:rFonts w:ascii="Times New Roman" w:hAnsi="Times New Roman"/>
+                <w:i/>
+                <w:color w:val="000000" w:themeColor="text1"/>
+                <w:sz w:val="26"/>
+                <w:szCs w:val="26"/>
+              </w:rPr>
+              <w:t>[[Stt03khongdat]]</w:t>
+            </w:r>
+          </w:p>
+        </w:tc>
+        <w:tc>
+          <w:tcPr>
+            <w:tcW w:w="1276" w:type="dxa"/>
+          </w:tcPr>
+          <w:p>
+            <w:pPr>
+              <w:widowControl w:val="0"/>
+              <w:shd w:val="clear" w:color="auto" w:fill="FFFFFF" w:themeFill="background1"/>
+              <w:rPr>
+                <w:rFonts w:ascii="Times New Roman" w:hAnsi="Times New Roman"/>
+                <w:i/>
+                <w:color w:val="000000" w:themeColor="text1"/>
+                <w:sz w:val="26"/>
+                <w:szCs w:val="26"/>
+              </w:rPr>
+            </w:pPr>
+            <w:r>
+              <w:rPr>
+                <w:rFonts w:ascii="Times New Roman" w:hAnsi="Times New Roman"/>
+                <w:i/>
+                <w:color w:val="000000" w:themeColor="text1"/>
+                <w:sz w:val="26"/>
+                <w:szCs w:val="26"/>
+              </w:rPr>
+              <w:t>[[Stt03khonglam]]</w:t>
+            </w:r>
+          </w:p>
+        </w:tc>
+        <w:tc>
+          <w:tcPr>
+            <w:tcW w:w="992" w:type="dxa"/>
+          </w:tcPr>
+          <w:p>
+            <w:pPr>
+              <w:widowControl w:val="0"/>
+              <w:shd w:val="clear" w:color="auto" w:fill="FFFFFF" w:themeFill="background1"/>
+              <w:rPr>
+                <w:rFonts w:ascii="Times New Roman" w:hAnsi="Times New Roman"/>
+                <w:i/>
+                <w:color w:val="000000" w:themeColor="text1"/>
+                <w:sz w:val="26"/>
+                <w:szCs w:val="26"/>
+              </w:rPr>
+            </w:pPr>
+            <w:r>
+              <w:rPr>
+                <w:rFonts w:ascii="Times New Roman" w:hAnsi="Times New Roman"/>
+                <w:i/>
+                <w:color w:val="000000" w:themeColor="text1"/>
+                <w:sz w:val="26"/>
+                <w:szCs w:val="26"/>
+              </w:rPr>
+              <w:t>[[Stt03ghichu]]</w:t>
+            </w:r>
+          </w:p>
+        </w:tc>
+      </w:tr>
+      <w:tr>
+        <w:tc>
+          <w:tcPr>
+            <w:tcW w:w="817" w:type="dxa"/>
+            <w:vAlign w:val="center"/>
+          </w:tcPr>
+          <w:p>
+            <w:pPr>
+              <w:widowControl w:val="0"/>
+              <w:shd w:val="clear" w:color="auto" w:fill="FFFFFF" w:themeFill="background1"/>
+              <w:jc w:val="center"/>
+              <w:rPr>
+                <w:rFonts w:ascii="Times New Roman" w:hAnsi="Times New Roman"/>
+                <w:color w:val="000000" w:themeColor="text1"/>
+                <w:sz w:val="26"/>
+                <w:szCs w:val="26"/>
+              </w:rPr>
+            </w:pPr>
+            <w:r>
+              <w:rPr>
+                <w:rFonts w:ascii="Times New Roman" w:hAnsi="Times New Roman"/>
+                <w:color w:val="000000" w:themeColor="text1"/>
+                <w:sz w:val="26"/>
+                <w:szCs w:val="26"/>
+              </w:rPr>
+              <w:t>4</w:t>
+            </w:r>
+          </w:p>
+        </w:tc>
+        <w:tc>
+          <w:tcPr>
+            <w:tcW w:w="992" w:type="dxa"/>
+            <w:vMerge w:val="restart"/>
+            <w:vAlign w:val="center"/>
+          </w:tcPr>
+          <w:p>
+            <w:pPr>
+              <w:widowControl w:val="0"/>
+              <w:shd w:val="clear" w:color="auto" w:fill="FFFFFF" w:themeFill="background1"/>
+              <w:jc w:val="center"/>
+              <w:rPr>
+                <w:rFonts w:ascii="Times New Roman" w:hAnsi="Times New Roman"/>
+                <w:color w:val="000000" w:themeColor="text1"/>
+                <w:sz w:val="26"/>
+                <w:szCs w:val="26"/>
+              </w:rPr>
+            </w:pPr>
+            <w:r>
+              <w:rPr>
+                <w:rFonts w:ascii="Times New Roman" w:hAnsi="Times New Roman"/>
+                <w:color w:val="000000" w:themeColor="text1"/>
+                <w:sz w:val="26"/>
+                <w:szCs w:val="26"/>
+              </w:rPr>
+              <w:t>2</w:t>
+            </w:r>
+          </w:p>
+        </w:tc>
+        <w:tc>
+          <w:tcPr>
+            <w:tcW w:w="3788" w:type="dxa"/>
+          </w:tcPr>
+          <w:p>
+            <w:pPr>
+              <w:widowControl w:val="0"/>
+              <w:shd w:val="clear" w:color="auto" w:fill="FFFFFF" w:themeFill="background1"/>
+              <w:ind w:right="-45"/>
+              <w:rPr>
+                <w:rFonts w:ascii="Times New Roman" w:hAnsi="Times New Roman"/>
+                <w:color w:val="000000" w:themeColor="text1"/>
+                <w:sz w:val="26"/>
+                <w:szCs w:val="26"/>
+                <w:lang w:val="vi-VN"/>
+              </w:rPr>
+            </w:pPr>
+            <w:r>
+              <w:rPr>
+                <w:rFonts w:ascii="Times New Roman" w:hAnsi="Times New Roman"/>
+                <w:color w:val="000000" w:themeColor="text1"/>
+                <w:sz w:val="26"/>
+                <w:szCs w:val="26"/>
+                <w:lang w:val="vi-VN"/>
+              </w:rPr>
+              <w:t xml:space="preserve">Các giấy tờ tổ chức 01 lớp, bao gồm: </w:t>
+            </w:r>
+          </w:p>
+          <w:p>
+            <w:pPr>
+              <w:widowControl w:val="0"/>
+              <w:shd w:val="clear" w:color="auto" w:fill="FFFFFF" w:themeFill="background1"/>
+              <w:ind w:right="-45"/>
+              <w:rPr>
+                <w:rFonts w:ascii="Times New Roman" w:hAnsi="Times New Roman"/>
+                <w:color w:val="000000" w:themeColor="text1"/>
+                <w:spacing w:val="-4"/>
+                <w:sz w:val="26"/>
+                <w:szCs w:val="26"/>
+                <w:lang w:val="vi-VN"/>
+              </w:rPr>
+            </w:pPr>
+            <w:r>
+              <w:rPr>
+                <w:rFonts w:ascii="Times New Roman" w:hAnsi="Times New Roman"/>
+                <w:color w:val="000000" w:themeColor="text1"/>
+                <w:spacing w:val="-4"/>
+                <w:sz w:val="26"/>
+                <w:szCs w:val="26"/>
+                <w:lang w:val="vi-VN"/>
+              </w:rPr>
+              <w:t>+ Quyết định tổ chức lớp (</w:t>
+            </w:r>
+            <w:r>
+              <w:rPr>
+                <w:rFonts w:ascii="Times New Roman" w:hAnsi="Times New Roman"/>
+                <w:b/>
+                <w:bCs/>
+                <w:i/>
+                <w:iCs/>
+                <w:color w:val="000000" w:themeColor="text1"/>
+                <w:spacing w:val="-4"/>
+                <w:sz w:val="26"/>
+                <w:szCs w:val="26"/>
+                <w:lang w:val="vi-VN"/>
+              </w:rPr>
+              <w:t>QTQL/ĐT&amp;HTQT/03/BM03</w:t>
+            </w:r>
+            <w:r>
+              <w:rPr>
+                <w:rFonts w:ascii="Times New Roman" w:hAnsi="Times New Roman"/>
+                <w:color w:val="000000" w:themeColor="text1"/>
+                <w:spacing w:val="-4"/>
+                <w:sz w:val="26"/>
+                <w:szCs w:val="26"/>
+                <w:lang w:val="vi-VN"/>
+              </w:rPr>
+              <w:t>) kèm theo danh sách giảng viên và chương trình giảng dạy</w:t>
+            </w:r>
+          </w:p>
+          <w:p>
+            <w:pPr>
+              <w:widowControl w:val="0"/>
+              <w:shd w:val="clear" w:color="auto" w:fill="FFFFFF" w:themeFill="background1"/>
+              <w:ind w:right="-45"/>
+              <w:rPr>
+                <w:rFonts w:ascii="Times New Roman" w:hAnsi="Times New Roman"/>
+                <w:color w:val="000000" w:themeColor="text1"/>
+                <w:sz w:val="26"/>
+                <w:szCs w:val="26"/>
+              </w:rPr>
+            </w:pPr>
+            <w:r>
+              <w:rPr>
+                <w:rFonts w:ascii="Times New Roman" w:hAnsi="Times New Roman"/>
+                <w:color w:val="000000" w:themeColor="text1"/>
+                <w:sz w:val="26"/>
+                <w:szCs w:val="26"/>
+                <w:lang w:val="vi-VN"/>
+              </w:rPr>
+              <w:t>+ Công văn chiêu sinh (</w:t>
+            </w:r>
+            <w:r>
+              <w:rPr>
+                <w:rFonts w:ascii="Times New Roman" w:hAnsi="Times New Roman"/>
+                <w:b/>
+                <w:bCs/>
+                <w:i/>
+                <w:iCs/>
+                <w:color w:val="000000" w:themeColor="text1"/>
+                <w:sz w:val="26"/>
+                <w:szCs w:val="26"/>
+                <w:lang w:val="vi-VN"/>
+              </w:rPr>
+              <w:t>QTQL/ĐT&amp;HTQT/03/BM04)</w:t>
+            </w:r>
+          </w:p>
+        </w:tc>
+        <w:tc>
+          <w:tcPr>
+            <w:tcW w:w="890" w:type="dxa"/>
+          </w:tcPr>
+          <w:p>
+            <w:pPr>
+              <w:widowControl w:val="0"/>
+              <w:shd w:val="clear" w:color="auto" w:fill="FFFFFF" w:themeFill="background1"/>
+              <w:rPr>
+                <w:rFonts w:ascii="Times New Roman" w:hAnsi="Times New Roman"/>
+                <w:i/>
+                <w:color w:val="000000" w:themeColor="text1"/>
+                <w:sz w:val="26"/>
+                <w:szCs w:val="26"/>
+              </w:rPr>
+            </w:pPr>
+            <w:r>
+              <w:rPr>
+                <w:rFonts w:ascii="Times New Roman" w:hAnsi="Times New Roman"/>
+                <w:i/>
+                <w:color w:val="000000" w:themeColor="text1"/>
+                <w:sz w:val="26"/>
+                <w:szCs w:val="26"/>
+              </w:rPr>
+              <w:t>[[Stt04dat]]</w:t>
+            </w:r>
+          </w:p>
+        </w:tc>
+        <w:tc>
+          <w:tcPr>
+            <w:tcW w:w="1276" w:type="dxa"/>
+          </w:tcPr>
+          <w:p>
+            <w:pPr>
+              <w:widowControl w:val="0"/>
+              <w:shd w:val="clear" w:color="auto" w:fill="FFFFFF" w:themeFill="background1"/>
+              <w:rPr>
+                <w:rFonts w:ascii="Times New Roman" w:hAnsi="Times New Roman"/>
+                <w:i/>
+                <w:color w:val="000000" w:themeColor="text1"/>
+                <w:sz w:val="26"/>
+                <w:szCs w:val="26"/>
+              </w:rPr>
+            </w:pPr>
+            <w:r>
+              <w:rPr>
+                <w:rFonts w:ascii="Times New Roman" w:hAnsi="Times New Roman"/>
+                <w:i/>
+                <w:color w:val="000000" w:themeColor="text1"/>
+                <w:sz w:val="26"/>
+                <w:szCs w:val="26"/>
+              </w:rPr>
+              <w:t>[[Stt04khongdat]]</w:t>
+            </w:r>
+          </w:p>
+        </w:tc>
+        <w:tc>
+          <w:tcPr>
+            <w:tcW w:w="1276" w:type="dxa"/>
+          </w:tcPr>
+          <w:p>
+            <w:pPr>
+              <w:widowControl w:val="0"/>
+              <w:shd w:val="clear" w:color="auto" w:fill="FFFFFF" w:themeFill="background1"/>
+              <w:rPr>
+                <w:rFonts w:ascii="Times New Roman" w:hAnsi="Times New Roman"/>
+                <w:i/>
+                <w:color w:val="000000" w:themeColor="text1"/>
+                <w:sz w:val="26"/>
+                <w:szCs w:val="26"/>
+              </w:rPr>
+            </w:pPr>
+            <w:r>
+              <w:rPr>
+                <w:rFonts w:ascii="Times New Roman" w:hAnsi="Times New Roman"/>
+                <w:i/>
+                <w:color w:val="000000" w:themeColor="text1"/>
+                <w:sz w:val="26"/>
+                <w:szCs w:val="26"/>
+              </w:rPr>
+              <w:t>[[Stt04khonglam]]</w:t>
+            </w:r>
+          </w:p>
+        </w:tc>
+        <w:tc>
+          <w:tcPr>
+            <w:tcW w:w="992" w:type="dxa"/>
+          </w:tcPr>
+          <w:p>
+            <w:pPr>
+              <w:widowControl w:val="0"/>
+              <w:shd w:val="clear" w:color="auto" w:fill="FFFFFF" w:themeFill="background1"/>
+              <w:rPr>
+                <w:rFonts w:ascii="Times New Roman" w:hAnsi="Times New Roman"/>
+                <w:i/>
+                <w:color w:val="000000" w:themeColor="text1"/>
+                <w:sz w:val="26"/>
+                <w:szCs w:val="26"/>
+              </w:rPr>
+            </w:pPr>
+            <w:r>
+              <w:rPr>
+                <w:rFonts w:ascii="Times New Roman" w:hAnsi="Times New Roman"/>
+                <w:i/>
+                <w:color w:val="000000" w:themeColor="text1"/>
+                <w:sz w:val="26"/>
+                <w:szCs w:val="26"/>
+              </w:rPr>
+              <w:t>[[Stt04ghichu]]</w:t>
+            </w:r>
+          </w:p>
+        </w:tc>
+      </w:tr>
+      <w:tr>
+        <w:tc>
+          <w:tcPr>
+            <w:tcW w:w="817" w:type="dxa"/>
+            <w:vAlign w:val="center"/>
+          </w:tcPr>
+          <w:p>
+            <w:pPr>
+              <w:widowControl w:val="0"/>
+              <w:shd w:val="clear" w:color="auto" w:fill="FFFFFF" w:themeFill="background1"/>
+              <w:jc w:val="center"/>
+              <w:rPr>
+                <w:rFonts w:ascii="Times New Roman" w:hAnsi="Times New Roman"/>
+                <w:color w:val="000000" w:themeColor="text1"/>
+                <w:sz w:val="26"/>
+                <w:szCs w:val="26"/>
+              </w:rPr>
+            </w:pPr>
+            <w:r>
+              <w:rPr>
+                <w:rFonts w:ascii="Times New Roman" w:hAnsi="Times New Roman"/>
+                <w:color w:val="000000" w:themeColor="text1"/>
+                <w:sz w:val="26"/>
+                <w:szCs w:val="26"/>
+              </w:rPr>
+              <w:t>5</w:t>
+            </w:r>
+          </w:p>
+        </w:tc>
+        <w:tc>
+          <w:tcPr>
+            <w:tcW w:w="992" w:type="dxa"/>
+            <w:vMerge/>
+            <w:vAlign w:val="center"/>
+          </w:tcPr>
+          <w:p>
+            <w:pPr>
+              <w:widowControl w:val="0"/>
+              <w:shd w:val="clear" w:color="auto" w:fill="FFFFFF" w:themeFill="background1"/>
+              <w:jc w:val="center"/>
+              <w:rPr>
+                <w:rFonts w:ascii="Times New Roman" w:hAnsi="Times New Roman"/>
+                <w:color w:val="000000" w:themeColor="text1"/>
+                <w:sz w:val="26"/>
+                <w:szCs w:val="26"/>
+              </w:rPr>
+            </w:pPr>
+          </w:p>
+        </w:tc>
+        <w:tc>
+          <w:tcPr>
+            <w:tcW w:w="3788" w:type="dxa"/>
+          </w:tcPr>
+          <w:p>
+            <w:pPr>
+              <w:widowControl w:val="0"/>
+              <w:shd w:val="clear" w:color="auto" w:fill="FFFFFF" w:themeFill="background1"/>
+              <w:tabs>
+                <w:tab w:val="left" w:pos="290"/>
+              </w:tabs>
+              <w:ind w:left="20"/>
+              <w:contextualSpacing/>
+              <w:jc w:val="both"/>
+              <w:rPr>
+                <w:rFonts w:ascii="Times New Roman" w:hAnsi="Times New Roman"/>
+                <w:i/>
+                <w:color w:val="000000" w:themeColor="text1"/>
+                <w:sz w:val="26"/>
+                <w:szCs w:val="26"/>
+              </w:rPr>
+            </w:pPr>
+            <w:r>
+              <w:rPr>
+                <w:rFonts w:ascii="Times New Roman" w:hAnsi="Times New Roman"/>
+                <w:color w:val="000000" w:themeColor="text1"/>
+                <w:sz w:val="26"/>
+                <w:szCs w:val="26"/>
+                <w:lang w:val="vi-VN"/>
+              </w:rPr>
+              <w:t xml:space="preserve">Trình Giám đốc bệnh viện phê duyệt thủ tục giấy tờ liên quan tới khoá học, trước ngày khai giảng </w:t>
+            </w:r>
+            <w:r>
+              <w:rPr>
+                <w:rFonts w:ascii="Times New Roman" w:hAnsi="Times New Roman"/>
+                <w:b/>
+                <w:color w:val="000000" w:themeColor="text1"/>
+                <w:sz w:val="26"/>
+                <w:szCs w:val="26"/>
+                <w:lang w:val="vi-VN"/>
+              </w:rPr>
+              <w:t xml:space="preserve">ít nhất </w:t>
+            </w:r>
+            <w:r>
+              <w:rPr>
+                <w:rFonts w:ascii="Times New Roman" w:hAnsi="Times New Roman"/>
+                <w:b/>
+                <w:bCs/>
+                <w:color w:val="000000" w:themeColor="text1"/>
+                <w:sz w:val="26"/>
+                <w:szCs w:val="26"/>
+                <w:lang w:val="vi-VN"/>
+              </w:rPr>
+              <w:t xml:space="preserve">10 </w:t>
+            </w:r>
+            <w:r>
+              <w:rPr>
+                <w:rFonts w:ascii="Times New Roman" w:hAnsi="Times New Roman"/>
+                <w:color w:val="000000" w:themeColor="text1"/>
+                <w:sz w:val="26"/>
+                <w:szCs w:val="26"/>
+                <w:lang w:val="vi-VN"/>
+              </w:rPr>
+              <w:t>ngày</w:t>
+            </w:r>
+          </w:p>
+        </w:tc>
+        <w:tc>
+          <w:tcPr>
+            <w:tcW w:w="890" w:type="dxa"/>
+          </w:tcPr>
+          <w:p>
+            <w:pPr>
+              <w:widowControl w:val="0"/>
+              <w:shd w:val="clear" w:color="auto" w:fill="FFFFFF" w:themeFill="background1"/>
+              <w:rPr>
+                <w:rFonts w:ascii="Times New Roman" w:hAnsi="Times New Roman"/>
+                <w:i/>
+                <w:color w:val="000000" w:themeColor="text1"/>
+                <w:sz w:val="26"/>
+                <w:szCs w:val="26"/>
+              </w:rPr>
+            </w:pPr>
+            <w:r>
+              <w:rPr>
+                <w:rFonts w:ascii="Times New Roman" w:hAnsi="Times New Roman"/>
+                <w:i/>
+                <w:color w:val="000000" w:themeColor="text1"/>
+                <w:sz w:val="26"/>
+                <w:szCs w:val="26"/>
+              </w:rPr>
+              <w:t>[[Stt05dat]]</w:t>
+            </w:r>
+          </w:p>
+        </w:tc>
+        <w:tc>
+          <w:tcPr>
+            <w:tcW w:w="1276" w:type="dxa"/>
+          </w:tcPr>
+          <w:p>
+            <w:pPr>
+              <w:widowControl w:val="0"/>
+              <w:shd w:val="clear" w:color="auto" w:fill="FFFFFF" w:themeFill="background1"/>
+              <w:rPr>
+                <w:rFonts w:ascii="Times New Roman" w:hAnsi="Times New Roman"/>
+                <w:i/>
+                <w:color w:val="000000" w:themeColor="text1"/>
+                <w:sz w:val="26"/>
+                <w:szCs w:val="26"/>
+              </w:rPr>
+            </w:pPr>
+            <w:r>
+              <w:rPr>
+                <w:rFonts w:ascii="Times New Roman" w:hAnsi="Times New Roman"/>
+                <w:i/>
+                <w:color w:val="000000" w:themeColor="text1"/>
+                <w:sz w:val="26"/>
+                <w:szCs w:val="26"/>
+              </w:rPr>
+              <w:t>[[Stt05khongdat]]</w:t>
+            </w:r>
+          </w:p>
+        </w:tc>
+        <w:tc>
+          <w:tcPr>
+            <w:tcW w:w="1276" w:type="dxa"/>
+          </w:tcPr>
+          <w:p>
+            <w:pPr>
+              <w:widowControl w:val="0"/>
+              <w:shd w:val="clear" w:color="auto" w:fill="FFFFFF" w:themeFill="background1"/>
+              <w:rPr>
+                <w:rFonts w:ascii="Times New Roman" w:hAnsi="Times New Roman"/>
+                <w:i/>
+                <w:color w:val="000000" w:themeColor="text1"/>
+                <w:sz w:val="26"/>
+                <w:szCs w:val="26"/>
+              </w:rPr>
+            </w:pPr>
+            <w:r>
+              <w:rPr>
+                <w:rFonts w:ascii="Times New Roman" w:hAnsi="Times New Roman"/>
+                <w:i/>
+                <w:color w:val="000000" w:themeColor="text1"/>
+                <w:sz w:val="26"/>
+                <w:szCs w:val="26"/>
+              </w:rPr>
+              <w:t>[[Stt05khonglam]]</w:t>
+            </w:r>
+          </w:p>
+        </w:tc>
+        <w:tc>
+          <w:tcPr>
+            <w:tcW w:w="992" w:type="dxa"/>
+          </w:tcPr>
+          <w:p>
+            <w:pPr>
+              <w:widowControl w:val="0"/>
+              <w:shd w:val="clear" w:color="auto" w:fill="FFFFFF" w:themeFill="background1"/>
+              <w:rPr>
+                <w:rFonts w:ascii="Times New Roman" w:hAnsi="Times New Roman"/>
+                <w:i/>
+                <w:color w:val="000000" w:themeColor="text1"/>
+                <w:sz w:val="26"/>
+                <w:szCs w:val="26"/>
+              </w:rPr>
+            </w:pPr>
+            <w:r>
+              <w:rPr>
+                <w:rFonts w:ascii="Times New Roman" w:hAnsi="Times New Roman"/>
+                <w:i/>
+                <w:color w:val="000000" w:themeColor="text1"/>
+                <w:sz w:val="26"/>
+                <w:szCs w:val="26"/>
+              </w:rPr>
+              <w:t>[[Stt05ghichu]]</w:t>
+            </w:r>
+          </w:p>
+        </w:tc>
+      </w:tr>
+      <w:tr>
+        <w:trPr>
+          <w:trHeight w:val="1435"/>
+        </w:trPr>
+        <w:tc>
+          <w:tcPr>
+            <w:tcW w:w="817" w:type="dxa"/>
+            <w:vAlign w:val="center"/>
+          </w:tcPr>
+          <w:p>
+            <w:pPr>
+              <w:widowControl w:val="0"/>
+              <w:shd w:val="clear" w:color="auto" w:fill="FFFFFF" w:themeFill="background1"/>
+              <w:jc w:val="center"/>
+              <w:rPr>
+                <w:rFonts w:ascii="Times New Roman" w:hAnsi="Times New Roman"/>
+                <w:color w:val="000000" w:themeColor="text1"/>
+                <w:sz w:val="26"/>
+                <w:szCs w:val="26"/>
+              </w:rPr>
+            </w:pPr>
+            <w:r>
+              <w:rPr>
+                <w:rFonts w:ascii="Times New Roman" w:hAnsi="Times New Roman"/>
+                <w:color w:val="000000" w:themeColor="text1"/>
+                <w:sz w:val="26"/>
+                <w:szCs w:val="26"/>
+              </w:rPr>
+              <w:lastRenderedPageBreak/>
+              <w:t>6</w:t>
+            </w:r>
+          </w:p>
+        </w:tc>
+        <w:tc>
+          <w:tcPr>
+            <w:tcW w:w="992" w:type="dxa"/>
+            <w:vMerge w:val="restart"/>
+            <w:vAlign w:val="center"/>
+          </w:tcPr>
+          <w:p>
+            <w:pPr>
+              <w:widowControl w:val="0"/>
+              <w:shd w:val="clear" w:color="auto" w:fill="FFFFFF" w:themeFill="background1"/>
+              <w:jc w:val="center"/>
+              <w:rPr>
+                <w:rFonts w:ascii="Times New Roman" w:hAnsi="Times New Roman"/>
+                <w:color w:val="000000" w:themeColor="text1"/>
+                <w:sz w:val="26"/>
+                <w:szCs w:val="26"/>
+              </w:rPr>
+            </w:pPr>
+            <w:r>
+              <w:rPr>
+                <w:rFonts w:ascii="Times New Roman" w:hAnsi="Times New Roman"/>
+                <w:color w:val="000000" w:themeColor="text1"/>
+                <w:sz w:val="26"/>
+                <w:szCs w:val="26"/>
+              </w:rPr>
+              <w:t>3</w:t>
+            </w:r>
+          </w:p>
+        </w:tc>
+        <w:tc>
+          <w:tcPr>
+            <w:tcW w:w="3788" w:type="dxa"/>
+            <w:vAlign w:val="center"/>
+          </w:tcPr>
+          <w:p>
+            <w:pPr>
+              <w:widowControl w:val="0"/>
+              <w:shd w:val="clear" w:color="auto" w:fill="FFFFFF" w:themeFill="background1"/>
+              <w:ind w:right="-45"/>
+              <w:jc w:val="both"/>
+              <w:rPr>
+                <w:rFonts w:ascii="Times New Roman" w:hAnsi="Times New Roman"/>
+                <w:color w:val="000000" w:themeColor="text1"/>
+                <w:spacing w:val="-4"/>
+                <w:sz w:val="26"/>
+                <w:szCs w:val="26"/>
+              </w:rPr>
+            </w:pPr>
+            <w:r>
+              <w:rPr>
+                <w:rFonts w:ascii="Times New Roman" w:hAnsi="Times New Roman"/>
+                <w:color w:val="000000" w:themeColor="text1"/>
+                <w:spacing w:val="-4"/>
+                <w:sz w:val="26"/>
+                <w:szCs w:val="26"/>
+                <w:lang w:val="vi-VN"/>
+              </w:rPr>
+              <w:t>Đăng tải thông tin về khóa ĐT trên các trang điện tử: trang web bệnh viện, Facebook TTĐT&amp;HTQT.</w:t>
+            </w:r>
+          </w:p>
+        </w:tc>
+        <w:tc>
+          <w:tcPr>
+            <w:tcW w:w="890" w:type="dxa"/>
+          </w:tcPr>
+          <w:p>
+            <w:pPr>
+              <w:widowControl w:val="0"/>
+              <w:shd w:val="clear" w:color="auto" w:fill="FFFFFF" w:themeFill="background1"/>
+              <w:rPr>
+                <w:rFonts w:ascii="Times New Roman" w:hAnsi="Times New Roman"/>
+                <w:i/>
+                <w:color w:val="000000" w:themeColor="text1"/>
+                <w:sz w:val="26"/>
+                <w:szCs w:val="26"/>
+              </w:rPr>
+            </w:pPr>
+            <w:r>
+              <w:rPr>
+                <w:rFonts w:ascii="Times New Roman" w:hAnsi="Times New Roman"/>
+                <w:i/>
+                <w:color w:val="000000" w:themeColor="text1"/>
+                <w:sz w:val="26"/>
+                <w:szCs w:val="26"/>
+              </w:rPr>
+              <w:t>[[Stt06dat]]</w:t>
+            </w:r>
+          </w:p>
+        </w:tc>
+        <w:tc>
+          <w:tcPr>
+            <w:tcW w:w="1276" w:type="dxa"/>
+          </w:tcPr>
+          <w:p>
+            <w:pPr>
+              <w:widowControl w:val="0"/>
+              <w:shd w:val="clear" w:color="auto" w:fill="FFFFFF" w:themeFill="background1"/>
+              <w:rPr>
+                <w:rFonts w:ascii="Times New Roman" w:hAnsi="Times New Roman"/>
+                <w:i/>
+                <w:color w:val="000000" w:themeColor="text1"/>
+                <w:sz w:val="26"/>
+                <w:szCs w:val="26"/>
+              </w:rPr>
+            </w:pPr>
+            <w:r>
+              <w:rPr>
+                <w:rFonts w:ascii="Times New Roman" w:hAnsi="Times New Roman"/>
+                <w:i/>
+                <w:color w:val="000000" w:themeColor="text1"/>
+                <w:sz w:val="26"/>
+                <w:szCs w:val="26"/>
+              </w:rPr>
+              <w:t>[[Stt06khongdat]]</w:t>
+            </w:r>
+          </w:p>
+        </w:tc>
+        <w:tc>
+          <w:tcPr>
+            <w:tcW w:w="1276" w:type="dxa"/>
+          </w:tcPr>
+          <w:p>
+            <w:pPr>
+              <w:widowControl w:val="0"/>
+              <w:shd w:val="clear" w:color="auto" w:fill="FFFFFF" w:themeFill="background1"/>
+              <w:rPr>
+                <w:rFonts w:ascii="Times New Roman" w:hAnsi="Times New Roman"/>
+                <w:i/>
+                <w:color w:val="000000" w:themeColor="text1"/>
+                <w:sz w:val="26"/>
+                <w:szCs w:val="26"/>
+              </w:rPr>
+            </w:pPr>
+            <w:r>
+              <w:rPr>
+                <w:rFonts w:ascii="Times New Roman" w:hAnsi="Times New Roman"/>
+                <w:i/>
+                <w:color w:val="000000" w:themeColor="text1"/>
+                <w:sz w:val="26"/>
+                <w:szCs w:val="26"/>
+              </w:rPr>
+              <w:t>[[Stt06khonglam]]</w:t>
+            </w:r>
+          </w:p>
+        </w:tc>
+        <w:tc>
+          <w:tcPr>
+            <w:tcW w:w="992" w:type="dxa"/>
+          </w:tcPr>
+          <w:p>
+            <w:pPr>
+              <w:widowControl w:val="0"/>
+              <w:shd w:val="clear" w:color="auto" w:fill="FFFFFF" w:themeFill="background1"/>
+              <w:rPr>
+                <w:rFonts w:ascii="Times New Roman" w:hAnsi="Times New Roman"/>
+                <w:i/>
+                <w:color w:val="000000" w:themeColor="text1"/>
+                <w:sz w:val="26"/>
+                <w:szCs w:val="26"/>
+              </w:rPr>
+            </w:pPr>
+            <w:r>
+              <w:rPr>
+                <w:rFonts w:ascii="Times New Roman" w:hAnsi="Times New Roman"/>
+                <w:i/>
+                <w:color w:val="000000" w:themeColor="text1"/>
+                <w:sz w:val="26"/>
+                <w:szCs w:val="26"/>
+              </w:rPr>
+              <w:t>[[Stt06ghichu]]</w:t>
+            </w:r>
+          </w:p>
+        </w:tc>
+      </w:tr>
+      <w:tr>
+        <w:trPr>
+          <w:trHeight w:val="1435"/>
+        </w:trPr>
+        <w:tc>
+          <w:tcPr>
+            <w:tcW w:w="817" w:type="dxa"/>
+            <w:vAlign w:val="center"/>
+          </w:tcPr>
+          <w:p>
+            <w:pPr>
+              <w:widowControl w:val="0"/>
+              <w:shd w:val="clear" w:color="auto" w:fill="FFFFFF" w:themeFill="background1"/>
+              <w:jc w:val="center"/>
+              <w:rPr>
+                <w:rFonts w:ascii="Times New Roman" w:hAnsi="Times New Roman"/>
+                <w:color w:val="000000" w:themeColor="text1"/>
+                <w:sz w:val="26"/>
+                <w:szCs w:val="26"/>
+              </w:rPr>
+            </w:pPr>
+            <w:r>
+              <w:rPr>
+                <w:rFonts w:ascii="Times New Roman" w:hAnsi="Times New Roman"/>
+                <w:color w:val="000000" w:themeColor="text1"/>
+                <w:sz w:val="26"/>
+                <w:szCs w:val="26"/>
+              </w:rPr>
+              <w:t>7</w:t>
+            </w:r>
+          </w:p>
+        </w:tc>
+        <w:tc>
+          <w:tcPr>
+            <w:tcW w:w="992" w:type="dxa"/>
+            <w:vMerge/>
+            <w:vAlign w:val="center"/>
+          </w:tcPr>
+          <w:p>
+            <w:pPr>
+              <w:widowControl w:val="0"/>
+              <w:shd w:val="clear" w:color="auto" w:fill="FFFFFF" w:themeFill="background1"/>
+              <w:jc w:val="center"/>
+              <w:rPr>
+                <w:rFonts w:ascii="Times New Roman" w:hAnsi="Times New Roman"/>
+                <w:color w:val="000000" w:themeColor="text1"/>
+                <w:sz w:val="26"/>
+                <w:szCs w:val="26"/>
+              </w:rPr>
+            </w:pPr>
+          </w:p>
+        </w:tc>
+        <w:tc>
+          <w:tcPr>
+            <w:tcW w:w="3788" w:type="dxa"/>
+            <w:vAlign w:val="center"/>
+          </w:tcPr>
+          <w:p>
+            <w:pPr>
+              <w:widowControl w:val="0"/>
+              <w:shd w:val="clear" w:color="auto" w:fill="FFFFFF" w:themeFill="background1"/>
+              <w:ind w:right="-45"/>
+              <w:jc w:val="both"/>
+              <w:rPr>
+                <w:rFonts w:ascii="Times New Roman" w:hAnsi="Times New Roman"/>
+                <w:b/>
+                <w:i/>
+                <w:color w:val="000000" w:themeColor="text1"/>
+                <w:sz w:val="26"/>
+                <w:szCs w:val="26"/>
+              </w:rPr>
+            </w:pPr>
+            <w:r>
+              <w:rPr>
+                <w:rFonts w:ascii="Times New Roman" w:hAnsi="Times New Roman"/>
+                <w:color w:val="000000" w:themeColor="text1"/>
+                <w:spacing w:val="-4"/>
+                <w:sz w:val="26"/>
+                <w:szCs w:val="26"/>
+                <w:lang w:val="vi-VN"/>
+              </w:rPr>
+              <w:t>H</w:t>
+            </w:r>
+            <w:r>
+              <w:rPr>
+                <w:rFonts w:ascii="Times New Roman" w:hAnsi="Times New Roman"/>
+                <w:color w:val="000000" w:themeColor="text1"/>
+                <w:sz w:val="26"/>
+                <w:szCs w:val="26"/>
+                <w:lang w:val="vi-VN"/>
+              </w:rPr>
+              <w:t xml:space="preserve">ọc viên điền đơn xin học </w:t>
+            </w:r>
+            <w:r>
+              <w:rPr>
+                <w:rFonts w:ascii="Times New Roman" w:hAnsi="Times New Roman"/>
+                <w:b/>
+                <w:i/>
+                <w:color w:val="000000" w:themeColor="text1"/>
+                <w:sz w:val="26"/>
+                <w:szCs w:val="26"/>
+                <w:lang w:val="vi-VN"/>
+              </w:rPr>
+              <w:t>(</w:t>
+            </w:r>
+            <w:r>
+              <w:rPr>
+                <w:rFonts w:ascii="Times New Roman" w:hAnsi="Times New Roman"/>
+                <w:b/>
+                <w:bCs/>
+                <w:i/>
+                <w:iCs/>
+                <w:color w:val="000000" w:themeColor="text1"/>
+                <w:sz w:val="26"/>
+                <w:szCs w:val="26"/>
+                <w:lang w:val="vi-VN"/>
+              </w:rPr>
+              <w:t>QTQL/ĐT&amp;HTQT/03/BM05</w:t>
+            </w:r>
+            <w:r>
+              <w:rPr>
+                <w:rFonts w:ascii="Times New Roman" w:hAnsi="Times New Roman"/>
+                <w:b/>
+                <w:i/>
+                <w:color w:val="000000" w:themeColor="text1"/>
+                <w:sz w:val="26"/>
+                <w:szCs w:val="26"/>
+                <w:lang w:val="vi-VN"/>
+              </w:rPr>
+              <w:t>)</w:t>
+            </w:r>
+          </w:p>
+          <w:p>
+            <w:pPr>
+              <w:widowControl w:val="0"/>
+              <w:shd w:val="clear" w:color="auto" w:fill="FFFFFF" w:themeFill="background1"/>
+              <w:ind w:right="-45"/>
+              <w:jc w:val="both"/>
+              <w:rPr>
+                <w:rFonts w:ascii="Times New Roman" w:hAnsi="Times New Roman"/>
+                <w:color w:val="000000" w:themeColor="text1"/>
+                <w:spacing w:val="-4"/>
+                <w:sz w:val="26"/>
+                <w:szCs w:val="26"/>
+              </w:rPr>
+            </w:pPr>
+            <w:r>
+              <w:rPr>
+                <w:rFonts w:ascii="Times New Roman" w:hAnsi="Times New Roman"/>
+                <w:b/>
+                <w:i/>
+                <w:color w:val="000000" w:themeColor="text1"/>
+                <w:sz w:val="26"/>
+                <w:szCs w:val="26"/>
+              </w:rPr>
+              <w:t xml:space="preserve">hoặc </w:t>
+            </w:r>
+            <w:r>
+              <w:rPr>
+                <w:rFonts w:ascii="Times New Roman" w:hAnsi="Times New Roman"/>
+                <w:b/>
+                <w:i/>
+                <w:color w:val="000000" w:themeColor="text1"/>
+                <w:sz w:val="26"/>
+                <w:szCs w:val="26"/>
+                <w:lang w:val="vi-VN"/>
+              </w:rPr>
+              <w:t>(</w:t>
+            </w:r>
+            <w:r>
+              <w:rPr>
+                <w:rFonts w:ascii="Times New Roman" w:hAnsi="Times New Roman"/>
+                <w:b/>
+                <w:bCs/>
+                <w:i/>
+                <w:iCs/>
+                <w:color w:val="000000" w:themeColor="text1"/>
+                <w:sz w:val="26"/>
+                <w:szCs w:val="26"/>
+                <w:lang w:val="vi-VN"/>
+              </w:rPr>
+              <w:t>QTQL/ĐT&amp;HTQT/03/BM0</w:t>
+            </w:r>
+            <w:r>
+              <w:rPr>
+                <w:rFonts w:ascii="Times New Roman" w:hAnsi="Times New Roman"/>
+                <w:b/>
+                <w:bCs/>
+                <w:i/>
+                <w:iCs/>
+                <w:color w:val="000000" w:themeColor="text1"/>
+                <w:sz w:val="26"/>
+                <w:szCs w:val="26"/>
+              </w:rPr>
+              <w:t>6</w:t>
+            </w:r>
+            <w:r>
+              <w:rPr>
+                <w:rFonts w:ascii="Times New Roman" w:hAnsi="Times New Roman"/>
+                <w:b/>
+                <w:i/>
+                <w:color w:val="000000" w:themeColor="text1"/>
+                <w:sz w:val="26"/>
+                <w:szCs w:val="26"/>
+                <w:lang w:val="vi-VN"/>
+              </w:rPr>
+              <w:t>)</w:t>
+            </w:r>
+          </w:p>
+        </w:tc>
+        <w:tc>
+          <w:tcPr>
+            <w:tcW w:w="890" w:type="dxa"/>
+          </w:tcPr>
+          <w:p>
+            <w:pPr>
+              <w:widowControl w:val="0"/>
+              <w:shd w:val="clear" w:color="auto" w:fill="FFFFFF" w:themeFill="background1"/>
+              <w:rPr>
+                <w:rFonts w:ascii="Times New Roman" w:hAnsi="Times New Roman"/>
+                <w:i/>
+                <w:color w:val="000000" w:themeColor="text1"/>
+                <w:sz w:val="26"/>
+                <w:szCs w:val="26"/>
+              </w:rPr>
+            </w:pPr>
+            <w:r>
+              <w:rPr>
+                <w:rFonts w:ascii="Times New Roman" w:hAnsi="Times New Roman"/>
+                <w:i/>
+                <w:color w:val="000000" w:themeColor="text1"/>
+                <w:sz w:val="26"/>
+                <w:szCs w:val="26"/>
+              </w:rPr>
+              <w:t>[[Stt07dat]]</w:t>
+            </w:r>
+          </w:p>
+        </w:tc>
+        <w:tc>
+          <w:tcPr>
+            <w:tcW w:w="1276" w:type="dxa"/>
+          </w:tcPr>
+          <w:p>
+            <w:pPr>
+              <w:widowControl w:val="0"/>
+              <w:shd w:val="clear" w:color="auto" w:fill="FFFFFF" w:themeFill="background1"/>
+              <w:rPr>
+                <w:rFonts w:ascii="Times New Roman" w:hAnsi="Times New Roman"/>
+                <w:i/>
+                <w:color w:val="000000" w:themeColor="text1"/>
+                <w:sz w:val="26"/>
+                <w:szCs w:val="26"/>
+              </w:rPr>
+            </w:pPr>
+            <w:r>
+              <w:rPr>
+                <w:rFonts w:ascii="Times New Roman" w:hAnsi="Times New Roman"/>
+                <w:i/>
+                <w:color w:val="000000" w:themeColor="text1"/>
+                <w:sz w:val="26"/>
+                <w:szCs w:val="26"/>
+              </w:rPr>
+              <w:t>[[Stt07khongdat]]</w:t>
+            </w:r>
+          </w:p>
+        </w:tc>
+        <w:tc>
+          <w:tcPr>
+            <w:tcW w:w="1276" w:type="dxa"/>
+          </w:tcPr>
+          <w:p>
+            <w:pPr>
+              <w:widowControl w:val="0"/>
+              <w:shd w:val="clear" w:color="auto" w:fill="FFFFFF" w:themeFill="background1"/>
+              <w:rPr>
+                <w:rFonts w:ascii="Times New Roman" w:hAnsi="Times New Roman"/>
+                <w:i/>
+                <w:color w:val="000000" w:themeColor="text1"/>
+                <w:sz w:val="26"/>
+                <w:szCs w:val="26"/>
+              </w:rPr>
+            </w:pPr>
+            <w:r>
+              <w:rPr>
+                <w:rFonts w:ascii="Times New Roman" w:hAnsi="Times New Roman"/>
+                <w:i/>
+                <w:color w:val="000000" w:themeColor="text1"/>
+                <w:sz w:val="26"/>
+                <w:szCs w:val="26"/>
+              </w:rPr>
+              <w:t>[[Stt07khonglam]]</w:t>
+            </w:r>
+          </w:p>
+        </w:tc>
+        <w:tc>
+          <w:tcPr>
+            <w:tcW w:w="992" w:type="dxa"/>
+          </w:tcPr>
+          <w:p>
+            <w:pPr>
+              <w:widowControl w:val="0"/>
+              <w:shd w:val="clear" w:color="auto" w:fill="FFFFFF" w:themeFill="background1"/>
+              <w:rPr>
+                <w:rFonts w:ascii="Times New Roman" w:hAnsi="Times New Roman"/>
+                <w:i/>
+                <w:color w:val="000000" w:themeColor="text1"/>
+                <w:sz w:val="26"/>
+                <w:szCs w:val="26"/>
+              </w:rPr>
+            </w:pPr>
+            <w:r>
+              <w:rPr>
+                <w:rFonts w:ascii="Times New Roman" w:hAnsi="Times New Roman"/>
+                <w:i/>
+                <w:color w:val="000000" w:themeColor="text1"/>
+                <w:sz w:val="26"/>
+                <w:szCs w:val="26"/>
+              </w:rPr>
+              <w:t>[[Stt07ghichu]]</w:t>
+            </w:r>
+          </w:p>
+        </w:tc>
+      </w:tr>
+      <w:tr>
+        <w:trPr>
+          <w:trHeight w:val="1435"/>
+        </w:trPr>
+        <w:tc>
+          <w:tcPr>
+            <w:tcW w:w="817" w:type="dxa"/>
+            <w:vAlign w:val="center"/>
+          </w:tcPr>
+          <w:p>
+            <w:pPr>
+              <w:widowControl w:val="0"/>
+              <w:shd w:val="clear" w:color="auto" w:fill="FFFFFF" w:themeFill="background1"/>
+              <w:jc w:val="center"/>
+              <w:rPr>
+                <w:rFonts w:ascii="Times New Roman" w:hAnsi="Times New Roman"/>
+                <w:color w:val="000000" w:themeColor="text1"/>
+                <w:sz w:val="26"/>
+                <w:szCs w:val="26"/>
+              </w:rPr>
+            </w:pPr>
+            <w:r>
+              <w:rPr>
+                <w:rFonts w:ascii="Times New Roman" w:hAnsi="Times New Roman"/>
+                <w:color w:val="000000" w:themeColor="text1"/>
+                <w:sz w:val="26"/>
+                <w:szCs w:val="26"/>
+              </w:rPr>
+              <w:t>8</w:t>
+            </w:r>
+          </w:p>
+        </w:tc>
+        <w:tc>
+          <w:tcPr>
+            <w:tcW w:w="992" w:type="dxa"/>
+            <w:vMerge/>
+            <w:vAlign w:val="center"/>
+          </w:tcPr>
+          <w:p>
+            <w:pPr>
+              <w:widowControl w:val="0"/>
+              <w:shd w:val="clear" w:color="auto" w:fill="FFFFFF" w:themeFill="background1"/>
+              <w:jc w:val="center"/>
+              <w:rPr>
+                <w:rFonts w:ascii="Times New Roman" w:hAnsi="Times New Roman"/>
+                <w:color w:val="000000" w:themeColor="text1"/>
+                <w:sz w:val="26"/>
+                <w:szCs w:val="26"/>
+              </w:rPr>
+            </w:pPr>
+          </w:p>
+        </w:tc>
+        <w:tc>
+          <w:tcPr>
+            <w:tcW w:w="3788" w:type="dxa"/>
+            <w:vAlign w:val="center"/>
+          </w:tcPr>
+          <w:p>
+            <w:pPr>
+              <w:widowControl w:val="0"/>
+              <w:shd w:val="clear" w:color="auto" w:fill="FFFFFF" w:themeFill="background1"/>
+              <w:ind w:right="-45"/>
+              <w:rPr>
+                <w:rFonts w:ascii="Times New Roman" w:hAnsi="Times New Roman"/>
+                <w:color w:val="000000" w:themeColor="text1"/>
+                <w:sz w:val="26"/>
+                <w:szCs w:val="26"/>
+              </w:rPr>
+            </w:pPr>
+            <w:r>
+              <w:rPr>
+                <w:rFonts w:ascii="Times New Roman" w:hAnsi="Times New Roman"/>
+                <w:color w:val="000000" w:themeColor="text1"/>
+                <w:sz w:val="26"/>
+                <w:szCs w:val="26"/>
+                <w:lang w:val="vi-VN"/>
+              </w:rPr>
+              <w:t xml:space="preserve">Nộp Danh sách học viên chính thức cho lãnh đạo </w:t>
+            </w:r>
+            <w:r>
+              <w:rPr>
+                <w:rFonts w:ascii="Times New Roman" w:hAnsi="Times New Roman"/>
+                <w:color w:val="000000" w:themeColor="text1"/>
+                <w:spacing w:val="-4"/>
+                <w:sz w:val="26"/>
+                <w:szCs w:val="26"/>
+                <w:lang w:val="vi-VN"/>
+              </w:rPr>
+              <w:t>TTĐT&amp;HTQT</w:t>
+            </w:r>
+            <w:r>
+              <w:rPr>
+                <w:rFonts w:ascii="Times New Roman" w:hAnsi="Times New Roman"/>
+                <w:b/>
+                <w:i/>
+                <w:color w:val="000000" w:themeColor="text1"/>
+                <w:sz w:val="26"/>
+                <w:szCs w:val="26"/>
+                <w:lang w:val="vi-VN"/>
+              </w:rPr>
+              <w:t>(</w:t>
+            </w:r>
+            <w:r>
+              <w:rPr>
+                <w:rFonts w:ascii="Times New Roman" w:hAnsi="Times New Roman"/>
+                <w:b/>
+                <w:bCs/>
+                <w:i/>
+                <w:iCs/>
+                <w:color w:val="000000" w:themeColor="text1"/>
+                <w:sz w:val="26"/>
+                <w:szCs w:val="26"/>
+                <w:lang w:val="vi-VN"/>
+              </w:rPr>
+              <w:t>QTQL/ĐT&amp;HTQT/03/BM0</w:t>
+            </w:r>
+            <w:r>
+              <w:rPr>
+                <w:rFonts w:ascii="Times New Roman" w:hAnsi="Times New Roman"/>
+                <w:b/>
+                <w:bCs/>
+                <w:i/>
+                <w:iCs/>
+                <w:color w:val="000000" w:themeColor="text1"/>
+                <w:sz w:val="26"/>
+                <w:szCs w:val="26"/>
+              </w:rPr>
+              <w:t>7</w:t>
+            </w:r>
+            <w:r>
+              <w:rPr>
+                <w:rFonts w:ascii="Times New Roman" w:hAnsi="Times New Roman"/>
+                <w:b/>
+                <w:i/>
+                <w:color w:val="000000" w:themeColor="text1"/>
+                <w:sz w:val="26"/>
+                <w:szCs w:val="26"/>
+                <w:lang w:val="vi-VN"/>
+              </w:rPr>
+              <w:t>)</w:t>
+            </w:r>
+            <w:r>
+              <w:rPr>
+                <w:rFonts w:ascii="Times New Roman" w:hAnsi="Times New Roman"/>
+                <w:color w:val="000000" w:themeColor="text1"/>
+                <w:sz w:val="26"/>
+                <w:szCs w:val="26"/>
+                <w:lang w:val="vi-VN"/>
+              </w:rPr>
+              <w:t xml:space="preserve"> để đăng trên website bệnh viện </w:t>
+            </w:r>
+          </w:p>
+        </w:tc>
+        <w:tc>
+          <w:tcPr>
+            <w:tcW w:w="890" w:type="dxa"/>
+          </w:tcPr>
+          <w:p>
+            <w:pPr>
+              <w:widowControl w:val="0"/>
+              <w:shd w:val="clear" w:color="auto" w:fill="FFFFFF" w:themeFill="background1"/>
+              <w:rPr>
+                <w:rFonts w:ascii="Times New Roman" w:hAnsi="Times New Roman"/>
+                <w:i/>
+                <w:color w:val="000000" w:themeColor="text1"/>
+                <w:sz w:val="26"/>
+                <w:szCs w:val="26"/>
+              </w:rPr>
+            </w:pPr>
+            <w:r>
+              <w:rPr>
+                <w:rFonts w:ascii="Times New Roman" w:hAnsi="Times New Roman"/>
+                <w:i/>
+                <w:color w:val="000000" w:themeColor="text1"/>
+                <w:sz w:val="26"/>
+                <w:szCs w:val="26"/>
+              </w:rPr>
+              <w:t>[[Stt08dat]]</w:t>
+            </w:r>
+          </w:p>
+        </w:tc>
+        <w:tc>
+          <w:tcPr>
+            <w:tcW w:w="1276" w:type="dxa"/>
+          </w:tcPr>
+          <w:p>
+            <w:pPr>
+              <w:widowControl w:val="0"/>
+              <w:shd w:val="clear" w:color="auto" w:fill="FFFFFF" w:themeFill="background1"/>
+              <w:rPr>
+                <w:rFonts w:ascii="Times New Roman" w:hAnsi="Times New Roman"/>
+                <w:i/>
+                <w:color w:val="000000" w:themeColor="text1"/>
+                <w:sz w:val="26"/>
+                <w:szCs w:val="26"/>
+              </w:rPr>
+            </w:pPr>
+            <w:r>
+              <w:rPr>
+                <w:rFonts w:ascii="Times New Roman" w:hAnsi="Times New Roman"/>
+                <w:i/>
+                <w:color w:val="000000" w:themeColor="text1"/>
+                <w:sz w:val="26"/>
+                <w:szCs w:val="26"/>
+              </w:rPr>
+              <w:t>[[Stt08khongdat]]</w:t>
+            </w:r>
+          </w:p>
+        </w:tc>
+        <w:tc>
+          <w:tcPr>
+            <w:tcW w:w="1276" w:type="dxa"/>
+          </w:tcPr>
+          <w:p>
+            <w:pPr>
+              <w:widowControl w:val="0"/>
+              <w:shd w:val="clear" w:color="auto" w:fill="FFFFFF" w:themeFill="background1"/>
+              <w:rPr>
+                <w:rFonts w:ascii="Times New Roman" w:hAnsi="Times New Roman"/>
+                <w:i/>
+                <w:color w:val="000000" w:themeColor="text1"/>
+                <w:sz w:val="26"/>
+                <w:szCs w:val="26"/>
+              </w:rPr>
+            </w:pPr>
+            <w:r>
+              <w:rPr>
+                <w:rFonts w:ascii="Times New Roman" w:hAnsi="Times New Roman"/>
+                <w:i/>
+                <w:color w:val="000000" w:themeColor="text1"/>
+                <w:sz w:val="26"/>
+                <w:szCs w:val="26"/>
+              </w:rPr>
+              <w:t>[[Stt08khonglam]]</w:t>
+            </w:r>
+          </w:p>
+        </w:tc>
+        <w:tc>
+          <w:tcPr>
+            <w:tcW w:w="992" w:type="dxa"/>
+          </w:tcPr>
+          <w:p>
+            <w:pPr>
+              <w:widowControl w:val="0"/>
+              <w:shd w:val="clear" w:color="auto" w:fill="FFFFFF" w:themeFill="background1"/>
+              <w:rPr>
+                <w:rFonts w:ascii="Times New Roman" w:hAnsi="Times New Roman"/>
+                <w:i/>
+                <w:color w:val="000000" w:themeColor="text1"/>
+                <w:sz w:val="26"/>
+                <w:szCs w:val="26"/>
+              </w:rPr>
+            </w:pPr>
+            <w:r>
+              <w:rPr>
+                <w:rFonts w:ascii="Times New Roman" w:hAnsi="Times New Roman"/>
+                <w:i/>
+                <w:color w:val="000000" w:themeColor="text1"/>
+                <w:sz w:val="26"/>
+                <w:szCs w:val="26"/>
+              </w:rPr>
+              <w:t>[[Stt08ghichu]]</w:t>
+            </w:r>
+          </w:p>
+        </w:tc>
+      </w:tr>
+      <w:tr>
+        <w:trPr>
+          <w:trHeight w:val="1435"/>
+        </w:trPr>
+        <w:tc>
+          <w:tcPr>
+            <w:tcW w:w="817" w:type="dxa"/>
+            <w:vAlign w:val="center"/>
+          </w:tcPr>
+          <w:p>
+            <w:pPr>
+              <w:widowControl w:val="0"/>
+              <w:shd w:val="clear" w:color="auto" w:fill="FFFFFF" w:themeFill="background1"/>
+              <w:jc w:val="center"/>
+              <w:rPr>
+                <w:rFonts w:ascii="Times New Roman" w:hAnsi="Times New Roman"/>
+                <w:color w:val="000000" w:themeColor="text1"/>
+                <w:sz w:val="26"/>
+                <w:szCs w:val="26"/>
+              </w:rPr>
+            </w:pPr>
+            <w:r>
+              <w:rPr>
+                <w:rFonts w:ascii="Times New Roman" w:hAnsi="Times New Roman"/>
+                <w:color w:val="000000" w:themeColor="text1"/>
+                <w:sz w:val="26"/>
+                <w:szCs w:val="26"/>
+              </w:rPr>
+              <w:t>9</w:t>
+            </w:r>
+          </w:p>
+        </w:tc>
+        <w:tc>
+          <w:tcPr>
+            <w:tcW w:w="992" w:type="dxa"/>
+            <w:vMerge/>
+            <w:vAlign w:val="center"/>
+          </w:tcPr>
+          <w:p>
+            <w:pPr>
+              <w:widowControl w:val="0"/>
+              <w:shd w:val="clear" w:color="auto" w:fill="FFFFFF" w:themeFill="background1"/>
+              <w:jc w:val="center"/>
+              <w:rPr>
+                <w:rFonts w:ascii="Times New Roman" w:hAnsi="Times New Roman"/>
+                <w:color w:val="000000" w:themeColor="text1"/>
+                <w:sz w:val="26"/>
+                <w:szCs w:val="26"/>
+              </w:rPr>
+            </w:pPr>
+          </w:p>
+        </w:tc>
+        <w:tc>
+          <w:tcPr>
+            <w:tcW w:w="3788" w:type="dxa"/>
+            <w:vAlign w:val="center"/>
+          </w:tcPr>
+          <w:p>
+            <w:pPr>
+              <w:pStyle w:val="ListParagraph"/>
+              <w:widowControl w:val="0"/>
+              <w:shd w:val="clear" w:color="auto" w:fill="FFFFFF" w:themeFill="background1"/>
+              <w:ind w:left="96" w:right="-45"/>
+              <w:rPr>
+                <w:rFonts w:ascii="Times New Roman" w:hAnsi="Times New Roman"/>
+                <w:color w:val="000000" w:themeColor="text1"/>
+                <w:sz w:val="26"/>
+                <w:szCs w:val="26"/>
+                <w:lang w:val="vi-VN"/>
+              </w:rPr>
+            </w:pPr>
+            <w:r>
+              <w:rPr>
+                <w:rFonts w:ascii="Times New Roman" w:hAnsi="Times New Roman"/>
+                <w:bCs/>
+                <w:color w:val="000000" w:themeColor="text1"/>
+                <w:sz w:val="26"/>
+                <w:szCs w:val="26"/>
+                <w:lang w:val="vi-VN"/>
+              </w:rPr>
+              <w:t>Quyết định Phân công giảng viên hướng dẫn lâm sàng</w:t>
+            </w:r>
+            <w:r>
+              <w:rPr>
+                <w:rFonts w:ascii="Times New Roman" w:hAnsi="Times New Roman"/>
+                <w:color w:val="000000" w:themeColor="text1"/>
+                <w:sz w:val="26"/>
+                <w:szCs w:val="26"/>
+                <w:lang w:val="vi-VN"/>
+              </w:rPr>
+              <w:t xml:space="preserve"> (</w:t>
+            </w:r>
+            <w:r>
+              <w:rPr>
+                <w:rFonts w:ascii="Times New Roman" w:hAnsi="Times New Roman"/>
+                <w:b/>
+                <w:bCs/>
+                <w:i/>
+                <w:iCs/>
+                <w:color w:val="000000" w:themeColor="text1"/>
+                <w:sz w:val="26"/>
+                <w:szCs w:val="26"/>
+                <w:lang w:val="vi-VN"/>
+              </w:rPr>
+              <w:t>QTQL/ĐT&amp;HTQT/03/BM0</w:t>
+            </w:r>
+            <w:r>
+              <w:rPr>
+                <w:rFonts w:ascii="Times New Roman" w:hAnsi="Times New Roman"/>
+                <w:b/>
+                <w:bCs/>
+                <w:i/>
+                <w:iCs/>
+                <w:color w:val="000000" w:themeColor="text1"/>
+                <w:sz w:val="26"/>
+                <w:szCs w:val="26"/>
+              </w:rPr>
+              <w:t>9</w:t>
+            </w:r>
+            <w:r>
+              <w:rPr>
+                <w:rFonts w:ascii="Times New Roman" w:hAnsi="Times New Roman"/>
+                <w:color w:val="000000" w:themeColor="text1"/>
+                <w:sz w:val="26"/>
+                <w:szCs w:val="26"/>
+                <w:lang w:val="vi-VN"/>
+              </w:rPr>
+              <w:t>)(chỉ áp dụng cho lớp từ 6 tháng).</w:t>
+            </w:r>
+          </w:p>
+        </w:tc>
+        <w:tc>
+          <w:tcPr>
+            <w:tcW w:w="890" w:type="dxa"/>
+          </w:tcPr>
+          <w:p>
+            <w:pPr>
+              <w:widowControl w:val="0"/>
+              <w:shd w:val="clear" w:color="auto" w:fill="FFFFFF" w:themeFill="background1"/>
+              <w:rPr>
+                <w:rFonts w:ascii="Times New Roman" w:hAnsi="Times New Roman"/>
+                <w:i/>
+                <w:color w:val="000000" w:themeColor="text1"/>
+                <w:sz w:val="26"/>
+                <w:szCs w:val="26"/>
+              </w:rPr>
+            </w:pPr>
+            <w:r>
+              <w:rPr>
+                <w:rFonts w:ascii="Times New Roman" w:hAnsi="Times New Roman"/>
+                <w:i/>
+                <w:color w:val="000000" w:themeColor="text1"/>
+                <w:sz w:val="26"/>
+                <w:szCs w:val="26"/>
+              </w:rPr>
+              <w:t>[[Stt09dat]]</w:t>
+            </w:r>
+          </w:p>
+        </w:tc>
+        <w:tc>
+          <w:tcPr>
+            <w:tcW w:w="1276" w:type="dxa"/>
+          </w:tcPr>
+          <w:p>
+            <w:pPr>
+              <w:widowControl w:val="0"/>
+              <w:shd w:val="clear" w:color="auto" w:fill="FFFFFF" w:themeFill="background1"/>
+              <w:rPr>
+                <w:rFonts w:ascii="Times New Roman" w:hAnsi="Times New Roman"/>
+                <w:i/>
+                <w:color w:val="000000" w:themeColor="text1"/>
+                <w:sz w:val="26"/>
+                <w:szCs w:val="26"/>
+              </w:rPr>
+            </w:pPr>
+            <w:r>
+              <w:rPr>
+                <w:rFonts w:ascii="Times New Roman" w:hAnsi="Times New Roman"/>
+                <w:i/>
+                <w:color w:val="000000" w:themeColor="text1"/>
+                <w:sz w:val="26"/>
+                <w:szCs w:val="26"/>
+              </w:rPr>
+              <w:t>[[Stt09khongdat]]</w:t>
+            </w:r>
+          </w:p>
+        </w:tc>
+        <w:tc>
+          <w:tcPr>
+            <w:tcW w:w="1276" w:type="dxa"/>
+          </w:tcPr>
+          <w:p>
+            <w:pPr>
+              <w:widowControl w:val="0"/>
+              <w:shd w:val="clear" w:color="auto" w:fill="FFFFFF" w:themeFill="background1"/>
+              <w:rPr>
+                <w:rFonts w:ascii="Times New Roman" w:hAnsi="Times New Roman"/>
+                <w:i/>
+                <w:color w:val="000000" w:themeColor="text1"/>
+                <w:sz w:val="26"/>
+                <w:szCs w:val="26"/>
+              </w:rPr>
+            </w:pPr>
+            <w:r>
+              <w:rPr>
+                <w:rFonts w:ascii="Times New Roman" w:hAnsi="Times New Roman"/>
+                <w:i/>
+                <w:color w:val="000000" w:themeColor="text1"/>
+                <w:sz w:val="26"/>
+                <w:szCs w:val="26"/>
+              </w:rPr>
+              <w:t>[[Stt09khonglam]]</w:t>
+            </w:r>
+          </w:p>
+        </w:tc>
+        <w:tc>
+          <w:tcPr>
+            <w:tcW w:w="992" w:type="dxa"/>
+          </w:tcPr>
+          <w:p>
+            <w:pPr>
+              <w:widowControl w:val="0"/>
+              <w:shd w:val="clear" w:color="auto" w:fill="FFFFFF" w:themeFill="background1"/>
+              <w:rPr>
+                <w:rFonts w:ascii="Times New Roman" w:hAnsi="Times New Roman"/>
+                <w:i/>
+                <w:color w:val="000000" w:themeColor="text1"/>
+                <w:sz w:val="26"/>
+                <w:szCs w:val="26"/>
+              </w:rPr>
+            </w:pPr>
+            <w:r>
+              <w:rPr>
+                <w:rFonts w:ascii="Times New Roman" w:hAnsi="Times New Roman"/>
+                <w:i/>
+                <w:color w:val="000000" w:themeColor="text1"/>
+                <w:sz w:val="26"/>
+                <w:szCs w:val="26"/>
+              </w:rPr>
+              <w:t>[[Stt09ghichu]]</w:t>
+            </w:r>
+          </w:p>
+        </w:tc>
+      </w:tr>
+      <w:tr>
+        <w:trPr>
+          <w:trHeight w:val="1435"/>
+        </w:trPr>
+        <w:tc>
+          <w:tcPr>
+            <w:tcW w:w="817" w:type="dxa"/>
+            <w:vAlign w:val="center"/>
+          </w:tcPr>
+          <w:p>
+            <w:pPr>
+              <w:widowControl w:val="0"/>
+              <w:shd w:val="clear" w:color="auto" w:fill="FFFFFF" w:themeFill="background1"/>
+              <w:jc w:val="center"/>
+              <w:rPr>
+                <w:rFonts w:ascii="Times New Roman" w:hAnsi="Times New Roman"/>
+                <w:color w:val="000000" w:themeColor="text1"/>
+                <w:sz w:val="26"/>
+                <w:szCs w:val="26"/>
+              </w:rPr>
+            </w:pPr>
+            <w:r>
+              <w:rPr>
+                <w:rFonts w:ascii="Times New Roman" w:hAnsi="Times New Roman"/>
+                <w:color w:val="000000" w:themeColor="text1"/>
+                <w:sz w:val="26"/>
+                <w:szCs w:val="26"/>
+              </w:rPr>
+              <w:t>10</w:t>
+            </w:r>
+          </w:p>
+        </w:tc>
+        <w:tc>
+          <w:tcPr>
+            <w:tcW w:w="992" w:type="dxa"/>
+            <w:vMerge/>
+            <w:vAlign w:val="center"/>
+          </w:tcPr>
+          <w:p>
+            <w:pPr>
+              <w:widowControl w:val="0"/>
+              <w:shd w:val="clear" w:color="auto" w:fill="FFFFFF" w:themeFill="background1"/>
+              <w:jc w:val="center"/>
+              <w:rPr>
+                <w:rFonts w:ascii="Times New Roman" w:hAnsi="Times New Roman"/>
+                <w:color w:val="000000" w:themeColor="text1"/>
+                <w:sz w:val="26"/>
+                <w:szCs w:val="26"/>
+              </w:rPr>
+            </w:pPr>
+          </w:p>
+        </w:tc>
+        <w:tc>
+          <w:tcPr>
+            <w:tcW w:w="3788" w:type="dxa"/>
+            <w:vAlign w:val="center"/>
+          </w:tcPr>
+          <w:p>
+            <w:pPr>
+              <w:pStyle w:val="ListParagraph"/>
+              <w:widowControl w:val="0"/>
+              <w:shd w:val="clear" w:color="auto" w:fill="FFFFFF" w:themeFill="background1"/>
+              <w:ind w:left="96" w:right="-45"/>
+              <w:rPr>
+                <w:rFonts w:ascii="Times New Roman" w:hAnsi="Times New Roman"/>
+                <w:bCs/>
+                <w:color w:val="000000" w:themeColor="text1"/>
+                <w:sz w:val="26"/>
+                <w:szCs w:val="26"/>
+                <w:lang w:val="vi-VN"/>
+              </w:rPr>
+            </w:pPr>
+            <w:r>
+              <w:rPr>
+                <w:rFonts w:ascii="Times New Roman" w:hAnsi="Times New Roman"/>
+                <w:color w:val="000000" w:themeColor="text1"/>
+                <w:sz w:val="26"/>
+                <w:szCs w:val="26"/>
+                <w:lang w:val="vi-VN"/>
+              </w:rPr>
+              <w:t xml:space="preserve">Mời giảng lý thuyết </w:t>
+            </w:r>
+            <w:r>
+              <w:rPr>
+                <w:rFonts w:ascii="Times New Roman" w:hAnsi="Times New Roman"/>
+                <w:b/>
+                <w:i/>
+                <w:color w:val="000000" w:themeColor="text1"/>
+                <w:sz w:val="26"/>
+                <w:szCs w:val="26"/>
+                <w:lang w:val="vi-VN"/>
+              </w:rPr>
+              <w:t>(</w:t>
+            </w:r>
+            <w:r>
+              <w:rPr>
+                <w:rFonts w:ascii="Times New Roman" w:hAnsi="Times New Roman"/>
+                <w:b/>
+                <w:bCs/>
+                <w:i/>
+                <w:iCs/>
+                <w:color w:val="000000" w:themeColor="text1"/>
+                <w:sz w:val="26"/>
+                <w:szCs w:val="26"/>
+                <w:lang w:val="vi-VN"/>
+              </w:rPr>
+              <w:t>QTQL/ĐT&amp;HTQT/03/BM</w:t>
+            </w:r>
+            <w:r>
+              <w:rPr>
+                <w:rFonts w:ascii="Times New Roman" w:hAnsi="Times New Roman"/>
+                <w:b/>
+                <w:bCs/>
+                <w:i/>
+                <w:iCs/>
+                <w:color w:val="000000" w:themeColor="text1"/>
+                <w:sz w:val="26"/>
+                <w:szCs w:val="26"/>
+              </w:rPr>
+              <w:t>10</w:t>
+            </w:r>
+            <w:r>
+              <w:rPr>
+                <w:rFonts w:ascii="Times New Roman" w:hAnsi="Times New Roman"/>
+                <w:b/>
+                <w:i/>
+                <w:color w:val="000000" w:themeColor="text1"/>
+                <w:sz w:val="26"/>
+                <w:szCs w:val="26"/>
+                <w:lang w:val="vi-VN"/>
+              </w:rPr>
+              <w:t>).</w:t>
+            </w:r>
+          </w:p>
+        </w:tc>
+        <w:tc>
+          <w:tcPr>
+            <w:tcW w:w="890" w:type="dxa"/>
+          </w:tcPr>
+          <w:p>
+            <w:pPr>
+              <w:widowControl w:val="0"/>
+              <w:shd w:val="clear" w:color="auto" w:fill="FFFFFF" w:themeFill="background1"/>
+              <w:rPr>
+                <w:rFonts w:ascii="Times New Roman" w:hAnsi="Times New Roman"/>
+                <w:i/>
+                <w:color w:val="000000" w:themeColor="text1"/>
+                <w:sz w:val="26"/>
+                <w:szCs w:val="26"/>
+              </w:rPr>
+            </w:pPr>
+            <w:r>
+              <w:rPr>
+                <w:rFonts w:ascii="Times New Roman" w:hAnsi="Times New Roman"/>
+                <w:i/>
+                <w:color w:val="000000" w:themeColor="text1"/>
+                <w:sz w:val="26"/>
+                <w:szCs w:val="26"/>
+              </w:rPr>
+              <w:t>[[Stt10dat]]</w:t>
+            </w:r>
+          </w:p>
+        </w:tc>
+        <w:tc>
+          <w:tcPr>
+            <w:tcW w:w="1276" w:type="dxa"/>
+          </w:tcPr>
+          <w:p>
+            <w:pPr>
+              <w:widowControl w:val="0"/>
+              <w:shd w:val="clear" w:color="auto" w:fill="FFFFFF" w:themeFill="background1"/>
+              <w:rPr>
+                <w:rFonts w:ascii="Times New Roman" w:hAnsi="Times New Roman"/>
+                <w:i/>
+                <w:color w:val="000000" w:themeColor="text1"/>
+                <w:sz w:val="26"/>
+                <w:szCs w:val="26"/>
+              </w:rPr>
+            </w:pPr>
+            <w:r>
+              <w:rPr>
+                <w:rFonts w:ascii="Times New Roman" w:hAnsi="Times New Roman"/>
+                <w:i/>
+                <w:color w:val="000000" w:themeColor="text1"/>
+                <w:sz w:val="26"/>
+                <w:szCs w:val="26"/>
+              </w:rPr>
+              <w:t>[[Stt10khongdat]]</w:t>
+            </w:r>
+          </w:p>
+        </w:tc>
+        <w:tc>
+          <w:tcPr>
+            <w:tcW w:w="1276" w:type="dxa"/>
+          </w:tcPr>
+          <w:p>
+            <w:pPr>
+              <w:widowControl w:val="0"/>
+              <w:shd w:val="clear" w:color="auto" w:fill="FFFFFF" w:themeFill="background1"/>
+              <w:rPr>
+                <w:rFonts w:ascii="Times New Roman" w:hAnsi="Times New Roman"/>
+                <w:i/>
+                <w:color w:val="000000" w:themeColor="text1"/>
+                <w:sz w:val="26"/>
+                <w:szCs w:val="26"/>
+              </w:rPr>
+            </w:pPr>
+            <w:r>
+              <w:rPr>
+                <w:rFonts w:ascii="Times New Roman" w:hAnsi="Times New Roman"/>
+                <w:i/>
+                <w:color w:val="000000" w:themeColor="text1"/>
+                <w:sz w:val="26"/>
+                <w:szCs w:val="26"/>
+              </w:rPr>
+              <w:t>[[Stt10khonglam]]</w:t>
+            </w:r>
+          </w:p>
+        </w:tc>
+        <w:tc>
+          <w:tcPr>
+            <w:tcW w:w="992" w:type="dxa"/>
+          </w:tcPr>
+          <w:p>
+            <w:pPr>
+              <w:widowControl w:val="0"/>
+              <w:shd w:val="clear" w:color="auto" w:fill="FFFFFF" w:themeFill="background1"/>
+              <w:rPr>
+                <w:rFonts w:ascii="Times New Roman" w:hAnsi="Times New Roman"/>
+                <w:i/>
+                <w:color w:val="000000" w:themeColor="text1"/>
+                <w:sz w:val="26"/>
+                <w:szCs w:val="26"/>
+              </w:rPr>
+            </w:pPr>
+            <w:r>
+              <w:rPr>
+                <w:rFonts w:ascii="Times New Roman" w:hAnsi="Times New Roman"/>
+                <w:i/>
+                <w:color w:val="000000" w:themeColor="text1"/>
+                <w:sz w:val="26"/>
+                <w:szCs w:val="26"/>
+              </w:rPr>
+              <w:t>[[Stt10ghichu]]</w:t>
+            </w:r>
+          </w:p>
+        </w:tc>
+      </w:tr>
+      <w:tr>
+        <w:trPr>
+          <w:trHeight w:val="1435"/>
+        </w:trPr>
+        <w:tc>
+          <w:tcPr>
+            <w:tcW w:w="817" w:type="dxa"/>
+            <w:vAlign w:val="center"/>
+          </w:tcPr>
+          <w:p>
+            <w:pPr>
+              <w:widowControl w:val="0"/>
+              <w:shd w:val="clear" w:color="auto" w:fill="FFFFFF" w:themeFill="background1"/>
+              <w:jc w:val="center"/>
+              <w:rPr>
+                <w:rFonts w:ascii="Times New Roman" w:hAnsi="Times New Roman"/>
+                <w:color w:val="000000" w:themeColor="text1"/>
+                <w:sz w:val="26"/>
+                <w:szCs w:val="26"/>
+              </w:rPr>
+            </w:pPr>
+            <w:r>
+              <w:rPr>
+                <w:rFonts w:ascii="Times New Roman" w:hAnsi="Times New Roman"/>
+                <w:color w:val="000000" w:themeColor="text1"/>
+                <w:sz w:val="26"/>
+                <w:szCs w:val="26"/>
+              </w:rPr>
+              <w:t>11</w:t>
+            </w:r>
+          </w:p>
+        </w:tc>
+        <w:tc>
+          <w:tcPr>
+            <w:tcW w:w="992" w:type="dxa"/>
+            <w:vMerge/>
+            <w:vAlign w:val="center"/>
+          </w:tcPr>
+          <w:p>
+            <w:pPr>
+              <w:widowControl w:val="0"/>
+              <w:shd w:val="clear" w:color="auto" w:fill="FFFFFF" w:themeFill="background1"/>
+              <w:jc w:val="center"/>
+              <w:rPr>
+                <w:rFonts w:ascii="Times New Roman" w:hAnsi="Times New Roman"/>
+                <w:color w:val="000000" w:themeColor="text1"/>
+                <w:sz w:val="26"/>
+                <w:szCs w:val="26"/>
+              </w:rPr>
+            </w:pPr>
+          </w:p>
+        </w:tc>
+        <w:tc>
+          <w:tcPr>
+            <w:tcW w:w="3788" w:type="dxa"/>
+            <w:vAlign w:val="center"/>
+          </w:tcPr>
+          <w:p>
+            <w:pPr>
+              <w:pStyle w:val="ListParagraph"/>
+              <w:widowControl w:val="0"/>
+              <w:shd w:val="clear" w:color="auto" w:fill="FFFFFF" w:themeFill="background1"/>
+              <w:ind w:left="96" w:right="-45" w:hanging="90"/>
+              <w:rPr>
+                <w:rFonts w:ascii="Times New Roman" w:hAnsi="Times New Roman"/>
+                <w:color w:val="000000" w:themeColor="text1"/>
+                <w:sz w:val="26"/>
+                <w:szCs w:val="26"/>
+              </w:rPr>
+            </w:pPr>
+            <w:r>
+              <w:rPr>
+                <w:rFonts w:ascii="Times New Roman" w:hAnsi="Times New Roman"/>
+                <w:color w:val="000000" w:themeColor="text1"/>
+                <w:sz w:val="26"/>
+                <w:szCs w:val="26"/>
+                <w:lang w:val="vi-VN"/>
+              </w:rPr>
+              <w:t xml:space="preserve">Bảng danh sách học viên lưu tại trung tâm </w:t>
+            </w:r>
+            <w:r>
+              <w:rPr>
+                <w:rFonts w:ascii="Times New Roman" w:hAnsi="Times New Roman"/>
+                <w:b/>
+                <w:bCs/>
+                <w:i/>
+                <w:iCs/>
+                <w:color w:val="000000" w:themeColor="text1"/>
+                <w:sz w:val="26"/>
+                <w:szCs w:val="26"/>
+                <w:lang w:val="vi-VN"/>
+              </w:rPr>
+              <w:t>(QTQL/ĐT&amp;HTQT/03/BM011).</w:t>
+            </w:r>
+          </w:p>
+        </w:tc>
+        <w:tc>
+          <w:tcPr>
+            <w:tcW w:w="890" w:type="dxa"/>
+          </w:tcPr>
+          <w:p>
+            <w:pPr>
+              <w:widowControl w:val="0"/>
+              <w:shd w:val="clear" w:color="auto" w:fill="FFFFFF" w:themeFill="background1"/>
+              <w:rPr>
+                <w:rFonts w:ascii="Times New Roman" w:hAnsi="Times New Roman"/>
+                <w:i/>
+                <w:color w:val="000000" w:themeColor="text1"/>
+                <w:sz w:val="26"/>
+                <w:szCs w:val="26"/>
+              </w:rPr>
+            </w:pPr>
+            <w:r>
+              <w:rPr>
+                <w:rFonts w:ascii="Times New Roman" w:hAnsi="Times New Roman"/>
+                <w:i/>
+                <w:color w:val="000000" w:themeColor="text1"/>
+                <w:sz w:val="26"/>
+                <w:szCs w:val="26"/>
+              </w:rPr>
+              <w:t>[[Stt11dat]]</w:t>
+            </w:r>
+          </w:p>
+        </w:tc>
+        <w:tc>
+          <w:tcPr>
+            <w:tcW w:w="1276" w:type="dxa"/>
+          </w:tcPr>
+          <w:p>
+            <w:pPr>
+              <w:widowControl w:val="0"/>
+              <w:shd w:val="clear" w:color="auto" w:fill="FFFFFF" w:themeFill="background1"/>
+              <w:rPr>
+                <w:rFonts w:ascii="Times New Roman" w:hAnsi="Times New Roman"/>
+                <w:i/>
+                <w:color w:val="000000" w:themeColor="text1"/>
+                <w:sz w:val="26"/>
+                <w:szCs w:val="26"/>
+              </w:rPr>
+            </w:pPr>
+            <w:r>
+              <w:rPr>
+                <w:rFonts w:ascii="Times New Roman" w:hAnsi="Times New Roman"/>
+                <w:i/>
+                <w:color w:val="000000" w:themeColor="text1"/>
+                <w:sz w:val="26"/>
+                <w:szCs w:val="26"/>
+              </w:rPr>
+              <w:t>[[Stt11khongdat]]</w:t>
+            </w:r>
+          </w:p>
+        </w:tc>
+        <w:tc>
+          <w:tcPr>
+            <w:tcW w:w="1276" w:type="dxa"/>
+          </w:tcPr>
+          <w:p>
+            <w:pPr>
+              <w:widowControl w:val="0"/>
+              <w:shd w:val="clear" w:color="auto" w:fill="FFFFFF" w:themeFill="background1"/>
+              <w:rPr>
+                <w:rFonts w:ascii="Times New Roman" w:hAnsi="Times New Roman"/>
+                <w:i/>
+                <w:color w:val="000000" w:themeColor="text1"/>
+                <w:sz w:val="26"/>
+                <w:szCs w:val="26"/>
+              </w:rPr>
+            </w:pPr>
+            <w:r>
+              <w:rPr>
+                <w:rFonts w:ascii="Times New Roman" w:hAnsi="Times New Roman"/>
+                <w:i/>
+                <w:color w:val="000000" w:themeColor="text1"/>
+                <w:sz w:val="26"/>
+                <w:szCs w:val="26"/>
+              </w:rPr>
+              <w:t>[[Stt11khonglam]]</w:t>
+            </w:r>
+          </w:p>
+        </w:tc>
+        <w:tc>
+          <w:tcPr>
+            <w:tcW w:w="992" w:type="dxa"/>
+          </w:tcPr>
+          <w:p>
+            <w:pPr>
+              <w:widowControl w:val="0"/>
+              <w:shd w:val="clear" w:color="auto" w:fill="FFFFFF" w:themeFill="background1"/>
+              <w:rPr>
+                <w:rFonts w:ascii="Times New Roman" w:hAnsi="Times New Roman"/>
+                <w:i/>
+                <w:color w:val="000000" w:themeColor="text1"/>
+                <w:sz w:val="26"/>
+                <w:szCs w:val="26"/>
+              </w:rPr>
+            </w:pPr>
+            <w:r>
+              <w:rPr>
+                <w:rFonts w:ascii="Times New Roman" w:hAnsi="Times New Roman"/>
+                <w:i/>
+                <w:color w:val="000000" w:themeColor="text1"/>
+                <w:sz w:val="26"/>
+                <w:szCs w:val="26"/>
+              </w:rPr>
+              <w:t>[[Stt11ghichu]]</w:t>
+            </w:r>
+          </w:p>
+        </w:tc>
+      </w:tr>
+      <w:tr>
+        <w:trPr>
+          <w:trHeight w:val="1435"/>
+        </w:trPr>
+        <w:tc>
+          <w:tcPr>
+            <w:tcW w:w="817" w:type="dxa"/>
+            <w:vAlign w:val="center"/>
+          </w:tcPr>
+          <w:p>
+            <w:pPr>
+              <w:widowControl w:val="0"/>
+              <w:shd w:val="clear" w:color="auto" w:fill="FFFFFF" w:themeFill="background1"/>
+              <w:jc w:val="center"/>
+              <w:rPr>
+                <w:rFonts w:ascii="Times New Roman" w:hAnsi="Times New Roman"/>
+                <w:color w:val="000000" w:themeColor="text1"/>
+                <w:sz w:val="26"/>
+                <w:szCs w:val="26"/>
+              </w:rPr>
+            </w:pPr>
+            <w:r>
+              <w:rPr>
+                <w:rFonts w:ascii="Times New Roman" w:hAnsi="Times New Roman"/>
+                <w:color w:val="000000" w:themeColor="text1"/>
+                <w:sz w:val="26"/>
+                <w:szCs w:val="26"/>
+              </w:rPr>
+              <w:t>12</w:t>
+            </w:r>
+          </w:p>
+        </w:tc>
+        <w:tc>
+          <w:tcPr>
+            <w:tcW w:w="992" w:type="dxa"/>
+            <w:vMerge/>
+            <w:vAlign w:val="center"/>
+          </w:tcPr>
+          <w:p>
+            <w:pPr>
+              <w:widowControl w:val="0"/>
+              <w:shd w:val="clear" w:color="auto" w:fill="FFFFFF" w:themeFill="background1"/>
+              <w:jc w:val="center"/>
+              <w:rPr>
+                <w:rFonts w:ascii="Times New Roman" w:hAnsi="Times New Roman"/>
+                <w:color w:val="000000" w:themeColor="text1"/>
+                <w:sz w:val="26"/>
+                <w:szCs w:val="26"/>
+              </w:rPr>
+            </w:pPr>
+          </w:p>
+        </w:tc>
+        <w:tc>
+          <w:tcPr>
+            <w:tcW w:w="3788" w:type="dxa"/>
+            <w:vAlign w:val="center"/>
+          </w:tcPr>
+          <w:p>
+            <w:pPr>
+              <w:pStyle w:val="ListParagraph"/>
+              <w:widowControl w:val="0"/>
+              <w:numPr>
+                <w:ilvl w:val="0"/>
+                <w:numId w:val="2"/>
+              </w:numPr>
+              <w:shd w:val="clear" w:color="auto" w:fill="FFFFFF" w:themeFill="background1"/>
+              <w:tabs>
+                <w:tab w:val="left" w:pos="197"/>
+              </w:tabs>
+              <w:ind w:left="33" w:right="-45" w:firstLine="0"/>
+              <w:rPr>
+                <w:rFonts w:ascii="Times New Roman" w:hAnsi="Times New Roman"/>
+                <w:b/>
+                <w:color w:val="000000" w:themeColor="text1"/>
+                <w:sz w:val="26"/>
+                <w:szCs w:val="26"/>
+                <w:lang w:val="vi-VN"/>
+              </w:rPr>
+            </w:pPr>
+            <w:r>
+              <w:rPr>
+                <w:rFonts w:ascii="Times New Roman" w:hAnsi="Times New Roman"/>
+                <w:b/>
+                <w:color w:val="000000" w:themeColor="text1"/>
+                <w:sz w:val="26"/>
+                <w:szCs w:val="26"/>
+                <w:lang w:val="vi-VN"/>
+              </w:rPr>
+              <w:t xml:space="preserve">Quản lý nguồn thu: </w:t>
+            </w:r>
+          </w:p>
+          <w:p>
+            <w:pPr>
+              <w:pStyle w:val="ListParagraph"/>
+              <w:widowControl w:val="0"/>
+              <w:shd w:val="clear" w:color="auto" w:fill="FFFFFF" w:themeFill="background1"/>
+              <w:ind w:left="0" w:right="-45" w:firstLine="6"/>
+              <w:rPr>
+                <w:rFonts w:ascii="Times New Roman" w:hAnsi="Times New Roman"/>
+                <w:color w:val="000000" w:themeColor="text1"/>
+                <w:sz w:val="26"/>
+                <w:szCs w:val="26"/>
+                <w:lang w:val="vi-VN"/>
+              </w:rPr>
+            </w:pPr>
+            <w:r>
+              <w:rPr>
+                <w:rFonts w:ascii="Times New Roman" w:hAnsi="Times New Roman"/>
+                <w:color w:val="000000" w:themeColor="text1"/>
+                <w:sz w:val="26"/>
+                <w:szCs w:val="26"/>
+                <w:lang w:val="vi-VN"/>
+              </w:rPr>
+              <w:t>+ Dự toán chi (</w:t>
+            </w:r>
+            <w:r>
+              <w:rPr>
+                <w:rFonts w:ascii="Times New Roman" w:hAnsi="Times New Roman"/>
+                <w:b/>
+                <w:bCs/>
+                <w:i/>
+                <w:iCs/>
+                <w:color w:val="000000" w:themeColor="text1"/>
+                <w:sz w:val="26"/>
+                <w:szCs w:val="26"/>
+                <w:lang w:val="vi-VN"/>
+              </w:rPr>
+              <w:t>QTQL/ĐT&amp;HTQT/03/BM012</w:t>
+            </w:r>
+            <w:r>
+              <w:rPr>
+                <w:rFonts w:ascii="Times New Roman" w:hAnsi="Times New Roman"/>
+                <w:color w:val="000000" w:themeColor="text1"/>
+                <w:sz w:val="26"/>
+                <w:szCs w:val="26"/>
+                <w:lang w:val="vi-VN"/>
+              </w:rPr>
+              <w:t>)</w:t>
+            </w:r>
+          </w:p>
+          <w:p>
+            <w:pPr>
+              <w:pStyle w:val="ListParagraph"/>
+              <w:widowControl w:val="0"/>
+              <w:shd w:val="clear" w:color="auto" w:fill="FFFFFF" w:themeFill="background1"/>
+              <w:ind w:left="0" w:right="-45" w:firstLine="6"/>
+              <w:rPr>
+                <w:rFonts w:ascii="Times New Roman" w:hAnsi="Times New Roman"/>
+                <w:color w:val="000000" w:themeColor="text1"/>
+                <w:sz w:val="26"/>
+                <w:szCs w:val="26"/>
+                <w:lang w:val="vi-VN"/>
+              </w:rPr>
+            </w:pPr>
+            <w:r>
+              <w:rPr>
+                <w:rFonts w:ascii="Times New Roman" w:hAnsi="Times New Roman"/>
+                <w:color w:val="000000" w:themeColor="text1"/>
+                <w:sz w:val="26"/>
+                <w:szCs w:val="26"/>
+                <w:lang w:val="vi-VN"/>
+              </w:rPr>
+              <w:t xml:space="preserve">(Chi theo quy chế chi tiêu nội bộ và quy định thu/chi trong công tác đào tạo/Hợp tác quốc tế) </w:t>
+            </w:r>
+          </w:p>
+          <w:p>
+            <w:pPr>
+              <w:pStyle w:val="ListParagraph"/>
+              <w:widowControl w:val="0"/>
+              <w:shd w:val="clear" w:color="auto" w:fill="FFFFFF" w:themeFill="background1"/>
+              <w:ind w:left="0" w:right="-45" w:firstLine="6"/>
+              <w:rPr>
+                <w:rFonts w:ascii="Times New Roman" w:hAnsi="Times New Roman"/>
+                <w:b/>
+                <w:bCs/>
+                <w:i/>
+                <w:iCs/>
+                <w:color w:val="000000" w:themeColor="text1"/>
+                <w:sz w:val="26"/>
+                <w:szCs w:val="26"/>
+                <w:lang w:val="vi-VN"/>
+              </w:rPr>
+            </w:pPr>
+            <w:r>
+              <w:rPr>
+                <w:rFonts w:ascii="Times New Roman" w:hAnsi="Times New Roman"/>
+                <w:color w:val="000000" w:themeColor="text1"/>
+                <w:sz w:val="26"/>
+                <w:szCs w:val="26"/>
+                <w:lang w:val="vi-VN"/>
+              </w:rPr>
+              <w:t>+ Giấy nộp tiền (</w:t>
+            </w:r>
+            <w:r>
+              <w:rPr>
+                <w:rFonts w:ascii="Times New Roman" w:hAnsi="Times New Roman"/>
+                <w:b/>
+                <w:bCs/>
+                <w:i/>
+                <w:iCs/>
+                <w:color w:val="000000" w:themeColor="text1"/>
+                <w:sz w:val="26"/>
+                <w:szCs w:val="26"/>
+                <w:lang w:val="vi-VN"/>
+              </w:rPr>
+              <w:t xml:space="preserve">QTQL/ĐT&amp;HTQT/03/BM013) </w:t>
+            </w:r>
+          </w:p>
+          <w:p>
+            <w:pPr>
+              <w:pStyle w:val="ListParagraph"/>
+              <w:widowControl w:val="0"/>
+              <w:shd w:val="clear" w:color="auto" w:fill="FFFFFF" w:themeFill="background1"/>
+              <w:ind w:left="0" w:right="-45" w:firstLine="6"/>
+              <w:rPr>
+                <w:rFonts w:ascii="Times New Roman" w:hAnsi="Times New Roman"/>
+                <w:b/>
+                <w:bCs/>
+                <w:i/>
+                <w:iCs/>
+                <w:color w:val="000000" w:themeColor="text1"/>
+                <w:sz w:val="26"/>
+                <w:szCs w:val="26"/>
+                <w:lang w:val="vi-VN"/>
+              </w:rPr>
+            </w:pPr>
+            <w:r>
+              <w:rPr>
+                <w:rFonts w:ascii="Times New Roman" w:hAnsi="Times New Roman"/>
+                <w:b/>
+                <w:bCs/>
+                <w:i/>
+                <w:iCs/>
+                <w:color w:val="000000" w:themeColor="text1"/>
+                <w:sz w:val="26"/>
+                <w:szCs w:val="26"/>
+                <w:lang w:val="vi-VN"/>
+              </w:rPr>
+              <w:t xml:space="preserve">+ </w:t>
+            </w:r>
+            <w:r>
+              <w:rPr>
+                <w:rFonts w:ascii="Times New Roman" w:hAnsi="Times New Roman"/>
+                <w:color w:val="000000" w:themeColor="text1"/>
+                <w:sz w:val="26"/>
+                <w:szCs w:val="26"/>
+                <w:lang w:val="vi-VN"/>
+              </w:rPr>
+              <w:t>Giấy miễn giảm học phí</w:t>
+            </w:r>
+            <w:r>
+              <w:rPr>
+                <w:rFonts w:ascii="Times New Roman" w:hAnsi="Times New Roman"/>
+                <w:bCs/>
+                <w:iCs/>
+                <w:color w:val="000000" w:themeColor="text1"/>
+                <w:sz w:val="26"/>
+                <w:szCs w:val="26"/>
+                <w:lang w:val="vi-VN"/>
+              </w:rPr>
+              <w:t>(nếu có)</w:t>
+            </w:r>
+            <w:r>
+              <w:rPr>
+                <w:rFonts w:ascii="Times New Roman" w:hAnsi="Times New Roman"/>
+                <w:b/>
+                <w:bCs/>
+                <w:i/>
+                <w:iCs/>
+                <w:color w:val="000000" w:themeColor="text1"/>
+                <w:sz w:val="26"/>
+                <w:szCs w:val="26"/>
+                <w:lang w:val="vi-VN"/>
+              </w:rPr>
+              <w:t>(QTQL/ĐT&amp;HTQT/03/BM014)</w:t>
+            </w:r>
+          </w:p>
+          <w:p>
+            <w:pPr>
+              <w:pStyle w:val="ListParagraph"/>
+              <w:widowControl w:val="0"/>
+              <w:shd w:val="clear" w:color="auto" w:fill="FFFFFF" w:themeFill="background1"/>
+              <w:ind w:left="0" w:right="-45" w:firstLine="6"/>
+              <w:rPr>
+                <w:rFonts w:ascii="Times New Roman" w:hAnsi="Times New Roman"/>
+                <w:color w:val="000000" w:themeColor="text1"/>
+                <w:sz w:val="26"/>
+                <w:szCs w:val="26"/>
+                <w:lang w:val="vi-VN"/>
+              </w:rPr>
+            </w:pPr>
+            <w:r>
+              <w:rPr>
+                <w:rFonts w:ascii="Times New Roman" w:hAnsi="Times New Roman"/>
+                <w:color w:val="000000" w:themeColor="text1"/>
+                <w:sz w:val="26"/>
+                <w:szCs w:val="26"/>
+                <w:lang w:val="vi-VN"/>
+              </w:rPr>
+              <w:t xml:space="preserve">+Đơn xin hoàn học phí </w:t>
+            </w:r>
+            <w:r>
+              <w:rPr>
+                <w:rFonts w:ascii="Times New Roman" w:hAnsi="Times New Roman"/>
+                <w:bCs/>
+                <w:iCs/>
+                <w:color w:val="000000" w:themeColor="text1"/>
+                <w:sz w:val="26"/>
+                <w:szCs w:val="26"/>
+                <w:lang w:val="vi-VN"/>
+              </w:rPr>
+              <w:t>(nếu có)</w:t>
+            </w:r>
+          </w:p>
+          <w:p>
+            <w:pPr>
+              <w:widowControl w:val="0"/>
+              <w:shd w:val="clear" w:color="auto" w:fill="FFFFFF" w:themeFill="background1"/>
+              <w:ind w:right="-45" w:firstLine="6"/>
+              <w:rPr>
+                <w:rFonts w:ascii="Times New Roman" w:hAnsi="Times New Roman"/>
+                <w:b/>
+                <w:bCs/>
+                <w:i/>
+                <w:iCs/>
+                <w:color w:val="000000" w:themeColor="text1"/>
+                <w:sz w:val="26"/>
+                <w:szCs w:val="26"/>
+                <w:lang w:val="vi-VN"/>
+              </w:rPr>
+            </w:pPr>
+            <w:r>
+              <w:rPr>
+                <w:rFonts w:ascii="Times New Roman" w:hAnsi="Times New Roman"/>
+                <w:b/>
+                <w:bCs/>
+                <w:i/>
+                <w:iCs/>
+                <w:color w:val="000000" w:themeColor="text1"/>
+                <w:sz w:val="26"/>
+                <w:szCs w:val="26"/>
+                <w:lang w:val="vi-VN"/>
+              </w:rPr>
+              <w:t>(QTQL/ĐT&amp;HTQT/03/BM015)</w:t>
+            </w:r>
+          </w:p>
+          <w:p>
+            <w:pPr>
+              <w:pStyle w:val="ListParagraph"/>
+              <w:widowControl w:val="0"/>
+              <w:shd w:val="clear" w:color="auto" w:fill="FFFFFF" w:themeFill="background1"/>
+              <w:ind w:left="96" w:right="-45" w:hanging="90"/>
+              <w:rPr>
+                <w:rFonts w:ascii="Times New Roman" w:hAnsi="Times New Roman"/>
+                <w:color w:val="000000" w:themeColor="text1"/>
+                <w:sz w:val="26"/>
+                <w:szCs w:val="26"/>
+                <w:lang w:val="vi-VN"/>
+              </w:rPr>
+            </w:pPr>
+            <w:r>
+              <w:rPr>
+                <w:rFonts w:ascii="Times New Roman" w:hAnsi="Times New Roman"/>
+                <w:color w:val="000000" w:themeColor="text1"/>
+                <w:sz w:val="26"/>
+                <w:szCs w:val="26"/>
+                <w:lang w:val="vi-VN"/>
+              </w:rPr>
+              <w:t>+ Bảng quyết toán</w:t>
+            </w:r>
+            <w:r>
+              <w:rPr>
+                <w:rFonts w:ascii="Times New Roman" w:hAnsi="Times New Roman"/>
+                <w:b/>
+                <w:bCs/>
+                <w:i/>
+                <w:iCs/>
+                <w:color w:val="000000" w:themeColor="text1"/>
+                <w:sz w:val="26"/>
+                <w:szCs w:val="26"/>
+                <w:lang w:val="vi-VN"/>
+              </w:rPr>
+              <w:t>(QTQL/ĐT&amp;HTQT/03/BM017)</w:t>
+            </w:r>
+          </w:p>
+        </w:tc>
+        <w:tc>
+          <w:tcPr>
+            <w:tcW w:w="890" w:type="dxa"/>
+          </w:tcPr>
+          <w:p>
+            <w:pPr>
+              <w:widowControl w:val="0"/>
+              <w:shd w:val="clear" w:color="auto" w:fill="FFFFFF" w:themeFill="background1"/>
+              <w:rPr>
+                <w:rFonts w:ascii="Times New Roman" w:hAnsi="Times New Roman"/>
+                <w:i/>
+                <w:color w:val="000000" w:themeColor="text1"/>
+                <w:sz w:val="26"/>
+                <w:szCs w:val="26"/>
+              </w:rPr>
+            </w:pPr>
+            <w:r>
+              <w:rPr>
+                <w:rFonts w:ascii="Times New Roman" w:hAnsi="Times New Roman"/>
+                <w:i/>
+                <w:color w:val="000000" w:themeColor="text1"/>
+                <w:sz w:val="26"/>
+                <w:szCs w:val="26"/>
+              </w:rPr>
+              <w:t>[[Stt12dat]]</w:t>
+            </w:r>
+          </w:p>
+        </w:tc>
+        <w:tc>
+          <w:tcPr>
+            <w:tcW w:w="1276" w:type="dxa"/>
+          </w:tcPr>
+          <w:p>
+            <w:pPr>
+              <w:widowControl w:val="0"/>
+              <w:shd w:val="clear" w:color="auto" w:fill="FFFFFF" w:themeFill="background1"/>
+              <w:rPr>
+                <w:rFonts w:ascii="Times New Roman" w:hAnsi="Times New Roman"/>
+                <w:i/>
+                <w:color w:val="000000" w:themeColor="text1"/>
+                <w:sz w:val="26"/>
+                <w:szCs w:val="26"/>
+              </w:rPr>
+            </w:pPr>
+            <w:r>
+              <w:rPr>
+                <w:rFonts w:ascii="Times New Roman" w:hAnsi="Times New Roman"/>
+                <w:i/>
+                <w:color w:val="000000" w:themeColor="text1"/>
+                <w:sz w:val="26"/>
+                <w:szCs w:val="26"/>
+              </w:rPr>
+              <w:t>[[Stt12khongdat]]</w:t>
+            </w:r>
+          </w:p>
+        </w:tc>
+        <w:tc>
+          <w:tcPr>
+            <w:tcW w:w="1276" w:type="dxa"/>
+          </w:tcPr>
+          <w:p>
+            <w:pPr>
+              <w:widowControl w:val="0"/>
+              <w:shd w:val="clear" w:color="auto" w:fill="FFFFFF" w:themeFill="background1"/>
+              <w:rPr>
+                <w:rFonts w:ascii="Times New Roman" w:hAnsi="Times New Roman"/>
+                <w:i/>
+                <w:color w:val="000000" w:themeColor="text1"/>
+                <w:sz w:val="26"/>
+                <w:szCs w:val="26"/>
+              </w:rPr>
+            </w:pPr>
+            <w:r>
+              <w:rPr>
+                <w:rFonts w:ascii="Times New Roman" w:hAnsi="Times New Roman"/>
+                <w:i/>
+                <w:color w:val="000000" w:themeColor="text1"/>
+                <w:sz w:val="26"/>
+                <w:szCs w:val="26"/>
+              </w:rPr>
+              <w:t>[[Stt12khonglam]]</w:t>
+            </w:r>
+          </w:p>
+        </w:tc>
+        <w:tc>
+          <w:tcPr>
+            <w:tcW w:w="992" w:type="dxa"/>
+          </w:tcPr>
+          <w:p>
+            <w:pPr>
+              <w:widowControl w:val="0"/>
+              <w:shd w:val="clear" w:color="auto" w:fill="FFFFFF" w:themeFill="background1"/>
+              <w:rPr>
+                <w:rFonts w:ascii="Times New Roman" w:hAnsi="Times New Roman"/>
+                <w:i/>
+                <w:color w:val="000000" w:themeColor="text1"/>
+                <w:sz w:val="26"/>
+                <w:szCs w:val="26"/>
+              </w:rPr>
+            </w:pPr>
+            <w:r>
+              <w:rPr>
+                <w:rFonts w:ascii="Times New Roman" w:hAnsi="Times New Roman"/>
+                <w:i/>
+                <w:color w:val="000000" w:themeColor="text1"/>
+                <w:sz w:val="26"/>
+                <w:szCs w:val="26"/>
+              </w:rPr>
+              <w:t>[[Stt12ghichu]]</w:t>
+            </w:r>
+          </w:p>
+        </w:tc>
+      </w:tr>
+      <w:tr>
+        <w:trPr>
+          <w:trHeight w:val="1435"/>
+        </w:trPr>
+        <w:tc>
+          <w:tcPr>
+            <w:tcW w:w="817" w:type="dxa"/>
+            <w:vAlign w:val="center"/>
+          </w:tcPr>
+          <w:p>
+            <w:pPr>
+              <w:widowControl w:val="0"/>
+              <w:shd w:val="clear" w:color="auto" w:fill="FFFFFF" w:themeFill="background1"/>
+              <w:jc w:val="center"/>
+              <w:rPr>
+                <w:rFonts w:ascii="Times New Roman" w:hAnsi="Times New Roman"/>
+                <w:color w:val="000000" w:themeColor="text1"/>
+                <w:sz w:val="26"/>
+                <w:szCs w:val="26"/>
+              </w:rPr>
+            </w:pPr>
+            <w:r>
+              <w:rPr>
+                <w:rFonts w:ascii="Times New Roman" w:hAnsi="Times New Roman"/>
+                <w:color w:val="000000" w:themeColor="text1"/>
+                <w:sz w:val="26"/>
+                <w:szCs w:val="26"/>
+              </w:rPr>
+              <w:lastRenderedPageBreak/>
+              <w:t>13</w:t>
+            </w:r>
+          </w:p>
+        </w:tc>
+        <w:tc>
+          <w:tcPr>
+            <w:tcW w:w="992" w:type="dxa"/>
+            <w:vMerge w:val="restart"/>
+            <w:vAlign w:val="center"/>
+          </w:tcPr>
+          <w:p>
+            <w:pPr>
+              <w:widowControl w:val="0"/>
+              <w:shd w:val="clear" w:color="auto" w:fill="FFFFFF" w:themeFill="background1"/>
+              <w:jc w:val="center"/>
+              <w:rPr>
+                <w:rFonts w:ascii="Times New Roman" w:hAnsi="Times New Roman"/>
+                <w:color w:val="000000" w:themeColor="text1"/>
+                <w:sz w:val="26"/>
+                <w:szCs w:val="26"/>
+              </w:rPr>
+            </w:pPr>
+            <w:r>
+              <w:rPr>
+                <w:rFonts w:ascii="Times New Roman" w:hAnsi="Times New Roman"/>
+                <w:color w:val="000000" w:themeColor="text1"/>
+                <w:sz w:val="26"/>
+                <w:szCs w:val="26"/>
+              </w:rPr>
+              <w:t>4</w:t>
+            </w:r>
+          </w:p>
+        </w:tc>
+        <w:tc>
+          <w:tcPr>
+            <w:tcW w:w="3788" w:type="dxa"/>
+            <w:vAlign w:val="center"/>
+          </w:tcPr>
+          <w:p>
+            <w:pPr>
+              <w:pStyle w:val="ListParagraph"/>
+              <w:widowControl w:val="0"/>
+              <w:numPr>
+                <w:ilvl w:val="0"/>
+                <w:numId w:val="1"/>
+              </w:numPr>
+              <w:shd w:val="clear" w:color="auto" w:fill="FFFFFF" w:themeFill="background1"/>
+              <w:ind w:left="96" w:right="-45" w:hanging="90"/>
+              <w:jc w:val="both"/>
+              <w:rPr>
+                <w:rFonts w:ascii="Times New Roman" w:hAnsi="Times New Roman"/>
+                <w:b/>
+                <w:bCs/>
+                <w:i/>
+                <w:iCs/>
+                <w:color w:val="000000" w:themeColor="text1"/>
+                <w:sz w:val="26"/>
+                <w:szCs w:val="26"/>
+                <w:lang w:val="vi-VN"/>
+              </w:rPr>
+            </w:pPr>
+            <w:r>
+              <w:rPr>
+                <w:rFonts w:ascii="Times New Roman" w:hAnsi="Times New Roman"/>
+                <w:b/>
+                <w:bCs/>
+                <w:color w:val="000000" w:themeColor="text1"/>
+                <w:sz w:val="26"/>
+                <w:szCs w:val="26"/>
+                <w:lang w:val="vi-VN"/>
+              </w:rPr>
+              <w:t>Điểm danh</w:t>
+            </w:r>
+            <w:r>
+              <w:rPr>
+                <w:rFonts w:ascii="Times New Roman" w:hAnsi="Times New Roman"/>
+                <w:color w:val="000000" w:themeColor="text1"/>
+                <w:sz w:val="26"/>
+                <w:szCs w:val="26"/>
+                <w:lang w:val="vi-VN"/>
+              </w:rPr>
+              <w:t xml:space="preserve">: </w:t>
+            </w:r>
+          </w:p>
+          <w:p>
+            <w:pPr>
+              <w:pStyle w:val="ListParagraph"/>
+              <w:widowControl w:val="0"/>
+              <w:shd w:val="clear" w:color="auto" w:fill="FFFFFF" w:themeFill="background1"/>
+              <w:ind w:left="96" w:right="-45"/>
+              <w:rPr>
+                <w:rFonts w:ascii="Times New Roman" w:hAnsi="Times New Roman"/>
+                <w:color w:val="000000" w:themeColor="text1"/>
+                <w:sz w:val="26"/>
+                <w:szCs w:val="26"/>
+              </w:rPr>
+            </w:pPr>
+            <w:r>
+              <w:rPr>
+                <w:rFonts w:ascii="Times New Roman" w:hAnsi="Times New Roman"/>
+                <w:color w:val="000000" w:themeColor="text1"/>
+                <w:sz w:val="26"/>
+                <w:szCs w:val="26"/>
+                <w:lang w:val="vi-VN"/>
+              </w:rPr>
+              <w:t>+ Bảng điểm danh: điểm danh bằng vân tay hoặc bằng quét Qrcode, điểm danh trực  tiếp (</w:t>
+            </w:r>
+            <w:r>
+              <w:rPr>
+                <w:rFonts w:ascii="Times New Roman" w:hAnsi="Times New Roman"/>
+                <w:b/>
+                <w:bCs/>
+                <w:i/>
+                <w:iCs/>
+                <w:color w:val="000000" w:themeColor="text1"/>
+                <w:sz w:val="26"/>
+                <w:szCs w:val="26"/>
+                <w:lang w:val="vi-VN"/>
+              </w:rPr>
+              <w:t>QTQL/ĐT&amp;HTQT/01/BM18</w:t>
+            </w:r>
+            <w:r>
+              <w:rPr>
+                <w:rFonts w:ascii="Times New Roman" w:hAnsi="Times New Roman"/>
+                <w:color w:val="000000" w:themeColor="text1"/>
+                <w:sz w:val="26"/>
+                <w:szCs w:val="26"/>
+                <w:lang w:val="vi-VN"/>
+              </w:rPr>
+              <w:t>)</w:t>
+            </w:r>
+          </w:p>
+        </w:tc>
+        <w:tc>
+          <w:tcPr>
+            <w:tcW w:w="890" w:type="dxa"/>
+          </w:tcPr>
+          <w:p>
+            <w:pPr>
+              <w:widowControl w:val="0"/>
+              <w:shd w:val="clear" w:color="auto" w:fill="FFFFFF" w:themeFill="background1"/>
+              <w:rPr>
+                <w:rFonts w:ascii="Times New Roman" w:hAnsi="Times New Roman"/>
+                <w:i/>
+                <w:color w:val="000000" w:themeColor="text1"/>
+                <w:sz w:val="26"/>
+                <w:szCs w:val="26"/>
+              </w:rPr>
+            </w:pPr>
+            <w:r>
+              <w:rPr>
+                <w:rFonts w:ascii="Times New Roman" w:hAnsi="Times New Roman"/>
+                <w:i/>
+                <w:color w:val="000000" w:themeColor="text1"/>
+                <w:sz w:val="26"/>
+                <w:szCs w:val="26"/>
+              </w:rPr>
+              <w:t>[[Stt13dat]]</w:t>
+            </w:r>
+          </w:p>
+        </w:tc>
+        <w:tc>
+          <w:tcPr>
+            <w:tcW w:w="1276" w:type="dxa"/>
+          </w:tcPr>
+          <w:p>
+            <w:pPr>
+              <w:widowControl w:val="0"/>
+              <w:shd w:val="clear" w:color="auto" w:fill="FFFFFF" w:themeFill="background1"/>
+              <w:rPr>
+                <w:rFonts w:ascii="Times New Roman" w:hAnsi="Times New Roman"/>
+                <w:i/>
+                <w:color w:val="000000" w:themeColor="text1"/>
+                <w:sz w:val="26"/>
+                <w:szCs w:val="26"/>
+              </w:rPr>
+            </w:pPr>
+            <w:r>
+              <w:rPr>
+                <w:rFonts w:ascii="Times New Roman" w:hAnsi="Times New Roman"/>
+                <w:i/>
+                <w:color w:val="000000" w:themeColor="text1"/>
+                <w:sz w:val="26"/>
+                <w:szCs w:val="26"/>
+              </w:rPr>
+              <w:t>[[Stt13khongdat]]</w:t>
+            </w:r>
+          </w:p>
+        </w:tc>
+        <w:tc>
+          <w:tcPr>
+            <w:tcW w:w="1276" w:type="dxa"/>
+          </w:tcPr>
+          <w:p>
+            <w:pPr>
+              <w:widowControl w:val="0"/>
+              <w:shd w:val="clear" w:color="auto" w:fill="FFFFFF" w:themeFill="background1"/>
+              <w:rPr>
+                <w:rFonts w:ascii="Times New Roman" w:hAnsi="Times New Roman"/>
+                <w:i/>
+                <w:color w:val="000000" w:themeColor="text1"/>
+                <w:sz w:val="26"/>
+                <w:szCs w:val="26"/>
+              </w:rPr>
+            </w:pPr>
+            <w:r>
+              <w:rPr>
+                <w:rFonts w:ascii="Times New Roman" w:hAnsi="Times New Roman"/>
+                <w:i/>
+                <w:color w:val="000000" w:themeColor="text1"/>
+                <w:sz w:val="26"/>
+                <w:szCs w:val="26"/>
+              </w:rPr>
+              <w:t>[[Stt13khonglam]]</w:t>
+            </w:r>
+          </w:p>
+        </w:tc>
+        <w:tc>
+          <w:tcPr>
+            <w:tcW w:w="992" w:type="dxa"/>
+          </w:tcPr>
+          <w:p>
+            <w:pPr>
+              <w:widowControl w:val="0"/>
+              <w:shd w:val="clear" w:color="auto" w:fill="FFFFFF" w:themeFill="background1"/>
+              <w:rPr>
+                <w:rFonts w:ascii="Times New Roman" w:hAnsi="Times New Roman"/>
+                <w:i/>
+                <w:color w:val="000000" w:themeColor="text1"/>
+                <w:sz w:val="26"/>
+                <w:szCs w:val="26"/>
+              </w:rPr>
+            </w:pPr>
+            <w:r>
+              <w:rPr>
+                <w:rFonts w:ascii="Times New Roman" w:hAnsi="Times New Roman"/>
+                <w:i/>
+                <w:color w:val="000000" w:themeColor="text1"/>
+                <w:sz w:val="26"/>
+                <w:szCs w:val="26"/>
+              </w:rPr>
+              <w:t>[[Stt13ghichu]]</w:t>
+            </w:r>
+          </w:p>
+        </w:tc>
+      </w:tr>
+      <w:tr>
+        <w:trPr>
+          <w:trHeight w:val="1435"/>
+        </w:trPr>
+        <w:tc>
+          <w:tcPr>
+            <w:tcW w:w="817" w:type="dxa"/>
+            <w:vAlign w:val="center"/>
+          </w:tcPr>
+          <w:p>
+            <w:pPr>
+              <w:widowControl w:val="0"/>
+              <w:shd w:val="clear" w:color="auto" w:fill="FFFFFF" w:themeFill="background1"/>
+              <w:jc w:val="center"/>
+              <w:rPr>
+                <w:rFonts w:ascii="Times New Roman" w:hAnsi="Times New Roman"/>
+                <w:color w:val="000000" w:themeColor="text1"/>
+                <w:sz w:val="26"/>
+                <w:szCs w:val="26"/>
+              </w:rPr>
+            </w:pPr>
+            <w:r>
+              <w:rPr>
+                <w:rFonts w:ascii="Times New Roman" w:hAnsi="Times New Roman"/>
+                <w:color w:val="000000" w:themeColor="text1"/>
+                <w:sz w:val="26"/>
+                <w:szCs w:val="26"/>
+              </w:rPr>
+              <w:t>14</w:t>
+            </w:r>
+          </w:p>
+        </w:tc>
+        <w:tc>
+          <w:tcPr>
+            <w:tcW w:w="992" w:type="dxa"/>
+            <w:vMerge/>
+            <w:vAlign w:val="center"/>
+          </w:tcPr>
+          <w:p>
+            <w:pPr>
+              <w:widowControl w:val="0"/>
+              <w:shd w:val="clear" w:color="auto" w:fill="FFFFFF" w:themeFill="background1"/>
+              <w:jc w:val="center"/>
+              <w:rPr>
+                <w:rFonts w:ascii="Times New Roman" w:hAnsi="Times New Roman"/>
+                <w:color w:val="000000" w:themeColor="text1"/>
+                <w:sz w:val="26"/>
+                <w:szCs w:val="26"/>
+              </w:rPr>
+            </w:pPr>
+          </w:p>
+        </w:tc>
+        <w:tc>
+          <w:tcPr>
+            <w:tcW w:w="3788" w:type="dxa"/>
+            <w:vAlign w:val="center"/>
+          </w:tcPr>
+          <w:p>
+            <w:pPr>
+              <w:pStyle w:val="ListParagraph"/>
+              <w:widowControl w:val="0"/>
+              <w:numPr>
+                <w:ilvl w:val="0"/>
+                <w:numId w:val="1"/>
+              </w:numPr>
+              <w:shd w:val="clear" w:color="auto" w:fill="FFFFFF" w:themeFill="background1"/>
+              <w:ind w:left="174" w:right="-45" w:hanging="174"/>
+              <w:rPr>
+                <w:rFonts w:ascii="Times New Roman" w:hAnsi="Times New Roman"/>
+                <w:color w:val="000000" w:themeColor="text1"/>
+                <w:sz w:val="26"/>
+                <w:szCs w:val="26"/>
+                <w:lang w:val="vi-VN"/>
+              </w:rPr>
+            </w:pPr>
+            <w:r>
+              <w:rPr>
+                <w:rFonts w:ascii="Times New Roman" w:hAnsi="Times New Roman"/>
+                <w:b/>
+                <w:bCs/>
+                <w:color w:val="000000" w:themeColor="text1"/>
+                <w:sz w:val="26"/>
+                <w:szCs w:val="26"/>
+                <w:lang w:val="vi-VN"/>
+              </w:rPr>
+              <w:t>Thủ tục hành chính</w:t>
+            </w:r>
+          </w:p>
+          <w:p>
+            <w:pPr>
+              <w:pStyle w:val="ListParagraph"/>
+              <w:widowControl w:val="0"/>
+              <w:shd w:val="clear" w:color="auto" w:fill="FFFFFF" w:themeFill="background1"/>
+              <w:ind w:left="96" w:right="-45"/>
+              <w:rPr>
+                <w:rFonts w:ascii="Times New Roman" w:hAnsi="Times New Roman"/>
+                <w:color w:val="000000" w:themeColor="text1"/>
+                <w:sz w:val="26"/>
+                <w:szCs w:val="26"/>
+                <w:lang w:val="vi-VN"/>
+              </w:rPr>
+            </w:pPr>
+            <w:r>
+              <w:rPr>
+                <w:rFonts w:ascii="Times New Roman" w:hAnsi="Times New Roman"/>
+                <w:color w:val="000000" w:themeColor="text1"/>
+                <w:sz w:val="26"/>
+                <w:szCs w:val="26"/>
+                <w:lang w:val="vi-VN"/>
+              </w:rPr>
+              <w:t>+ Sổ học tập (</w:t>
+            </w:r>
+            <w:r>
+              <w:rPr>
+                <w:rFonts w:ascii="Times New Roman" w:hAnsi="Times New Roman"/>
+                <w:b/>
+                <w:bCs/>
+                <w:i/>
+                <w:iCs/>
+                <w:color w:val="000000" w:themeColor="text1"/>
+                <w:sz w:val="26"/>
+                <w:szCs w:val="26"/>
+                <w:lang w:val="vi-VN"/>
+              </w:rPr>
+              <w:t>QTQL/ĐT&amp;HTQT/01/BM19</w:t>
+            </w:r>
+            <w:r>
+              <w:rPr>
+                <w:rFonts w:ascii="Times New Roman" w:hAnsi="Times New Roman"/>
+                <w:color w:val="000000" w:themeColor="text1"/>
+                <w:sz w:val="26"/>
+                <w:szCs w:val="26"/>
+                <w:lang w:val="vi-VN"/>
+              </w:rPr>
+              <w:t>)</w:t>
+            </w:r>
+          </w:p>
+          <w:p>
+            <w:pPr>
+              <w:pStyle w:val="ListParagraph"/>
+              <w:widowControl w:val="0"/>
+              <w:shd w:val="clear" w:color="auto" w:fill="FFFFFF" w:themeFill="background1"/>
+              <w:ind w:left="96" w:right="-45"/>
+              <w:rPr>
+                <w:rFonts w:ascii="Times New Roman" w:hAnsi="Times New Roman"/>
+                <w:color w:val="000000" w:themeColor="text1"/>
+                <w:sz w:val="26"/>
+                <w:szCs w:val="26"/>
+                <w:lang w:val="vi-VN"/>
+              </w:rPr>
+            </w:pPr>
+            <w:r>
+              <w:rPr>
+                <w:rFonts w:ascii="Times New Roman" w:hAnsi="Times New Roman"/>
+                <w:color w:val="000000" w:themeColor="text1"/>
+                <w:sz w:val="26"/>
+                <w:szCs w:val="26"/>
+                <w:lang w:val="vi-VN"/>
+              </w:rPr>
+              <w:t xml:space="preserve">+ Giấy luân khoa do lãnh đạo </w:t>
+            </w:r>
+            <w:r>
+              <w:rPr>
+                <w:rFonts w:ascii="Times New Roman" w:hAnsi="Times New Roman"/>
+                <w:color w:val="000000" w:themeColor="text1"/>
+                <w:spacing w:val="-4"/>
+                <w:sz w:val="26"/>
+                <w:szCs w:val="26"/>
+                <w:lang w:val="vi-VN"/>
+              </w:rPr>
+              <w:t>TTĐT&amp;HTQT</w:t>
+            </w:r>
+            <w:r>
+              <w:rPr>
+                <w:rFonts w:ascii="Times New Roman" w:hAnsi="Times New Roman"/>
+                <w:color w:val="000000" w:themeColor="text1"/>
+                <w:sz w:val="26"/>
+                <w:szCs w:val="26"/>
+                <w:lang w:val="vi-VN"/>
+              </w:rPr>
+              <w:t xml:space="preserve"> ký (</w:t>
+            </w:r>
+            <w:r>
+              <w:rPr>
+                <w:rFonts w:ascii="Times New Roman" w:hAnsi="Times New Roman"/>
+                <w:b/>
+                <w:bCs/>
+                <w:i/>
+                <w:iCs/>
+                <w:color w:val="000000" w:themeColor="text1"/>
+                <w:sz w:val="26"/>
+                <w:szCs w:val="26"/>
+                <w:lang w:val="vi-VN"/>
+              </w:rPr>
+              <w:t>QTQL/ĐT&amp;HTQT/03/BM20</w:t>
+            </w:r>
+            <w:r>
+              <w:rPr>
+                <w:rFonts w:ascii="Times New Roman" w:hAnsi="Times New Roman"/>
+                <w:color w:val="000000" w:themeColor="text1"/>
+                <w:sz w:val="26"/>
+                <w:szCs w:val="26"/>
+                <w:lang w:val="vi-VN"/>
+              </w:rPr>
+              <w:t>)</w:t>
+            </w:r>
+          </w:p>
+          <w:p>
+            <w:pPr>
+              <w:pStyle w:val="ListParagraph"/>
+              <w:widowControl w:val="0"/>
+              <w:shd w:val="clear" w:color="auto" w:fill="FFFFFF" w:themeFill="background1"/>
+              <w:ind w:left="96" w:right="-45"/>
+              <w:rPr>
+                <w:rFonts w:ascii="Times New Roman" w:hAnsi="Times New Roman"/>
+                <w:color w:val="000000" w:themeColor="text1"/>
+                <w:sz w:val="26"/>
+                <w:szCs w:val="26"/>
+              </w:rPr>
+            </w:pPr>
+            <w:r>
+              <w:rPr>
+                <w:rFonts w:ascii="Times New Roman" w:hAnsi="Times New Roman"/>
+                <w:color w:val="000000" w:themeColor="text1"/>
+                <w:sz w:val="26"/>
+                <w:szCs w:val="26"/>
+                <w:lang w:val="vi-VN"/>
+              </w:rPr>
+              <w:t xml:space="preserve"> + Báo cáo trực (</w:t>
+            </w:r>
+            <w:r>
+              <w:rPr>
+                <w:rFonts w:ascii="Times New Roman" w:hAnsi="Times New Roman"/>
+                <w:b/>
+                <w:bCs/>
+                <w:i/>
+                <w:iCs/>
+                <w:color w:val="000000" w:themeColor="text1"/>
+                <w:sz w:val="26"/>
+                <w:szCs w:val="26"/>
+                <w:lang w:val="vi-VN"/>
+              </w:rPr>
+              <w:t>QTQL/ĐT&amp;HTQT/03/BM21</w:t>
+            </w:r>
+            <w:r>
+              <w:rPr>
+                <w:rFonts w:ascii="Times New Roman" w:hAnsi="Times New Roman"/>
+                <w:color w:val="000000" w:themeColor="text1"/>
+                <w:sz w:val="26"/>
+                <w:szCs w:val="26"/>
+                <w:lang w:val="vi-VN"/>
+              </w:rPr>
+              <w:t>)</w:t>
+            </w:r>
+          </w:p>
+        </w:tc>
+        <w:tc>
+          <w:tcPr>
+            <w:tcW w:w="890" w:type="dxa"/>
+          </w:tcPr>
+          <w:p>
+            <w:pPr>
+              <w:widowControl w:val="0"/>
+              <w:shd w:val="clear" w:color="auto" w:fill="FFFFFF" w:themeFill="background1"/>
+              <w:rPr>
+                <w:rFonts w:ascii="Times New Roman" w:hAnsi="Times New Roman"/>
+                <w:i/>
+                <w:color w:val="000000" w:themeColor="text1"/>
+                <w:sz w:val="26"/>
+                <w:szCs w:val="26"/>
+              </w:rPr>
+            </w:pPr>
+            <w:r>
+              <w:rPr>
+                <w:rFonts w:ascii="Times New Roman" w:hAnsi="Times New Roman"/>
+                <w:i/>
+                <w:color w:val="000000" w:themeColor="text1"/>
+                <w:sz w:val="26"/>
+                <w:szCs w:val="26"/>
+              </w:rPr>
+              <w:t>[[Stt14dat]]</w:t>
+            </w:r>
+          </w:p>
+        </w:tc>
+        <w:tc>
+          <w:tcPr>
+            <w:tcW w:w="1276" w:type="dxa"/>
+          </w:tcPr>
+          <w:p>
+            <w:pPr>
+              <w:widowControl w:val="0"/>
+              <w:shd w:val="clear" w:color="auto" w:fill="FFFFFF" w:themeFill="background1"/>
+              <w:rPr>
+                <w:rFonts w:ascii="Times New Roman" w:hAnsi="Times New Roman"/>
+                <w:i/>
+                <w:color w:val="000000" w:themeColor="text1"/>
+                <w:sz w:val="26"/>
+                <w:szCs w:val="26"/>
+              </w:rPr>
+            </w:pPr>
+            <w:r>
+              <w:rPr>
+                <w:rFonts w:ascii="Times New Roman" w:hAnsi="Times New Roman"/>
+                <w:i/>
+                <w:color w:val="000000" w:themeColor="text1"/>
+                <w:sz w:val="26"/>
+                <w:szCs w:val="26"/>
+              </w:rPr>
+              <w:t>[[Stt14khongdat]]</w:t>
+            </w:r>
+          </w:p>
+        </w:tc>
+        <w:tc>
+          <w:tcPr>
+            <w:tcW w:w="1276" w:type="dxa"/>
+          </w:tcPr>
+          <w:p>
+            <w:pPr>
+              <w:widowControl w:val="0"/>
+              <w:shd w:val="clear" w:color="auto" w:fill="FFFFFF" w:themeFill="background1"/>
+              <w:rPr>
+                <w:rFonts w:ascii="Times New Roman" w:hAnsi="Times New Roman"/>
+                <w:i/>
+                <w:color w:val="000000" w:themeColor="text1"/>
+                <w:sz w:val="26"/>
+                <w:szCs w:val="26"/>
+              </w:rPr>
+            </w:pPr>
+            <w:r>
+              <w:rPr>
+                <w:rFonts w:ascii="Times New Roman" w:hAnsi="Times New Roman"/>
+                <w:i/>
+                <w:color w:val="000000" w:themeColor="text1"/>
+                <w:sz w:val="26"/>
+                <w:szCs w:val="26"/>
+              </w:rPr>
+              <w:t>[[Stt14khonglam]]</w:t>
+            </w:r>
+          </w:p>
+        </w:tc>
+        <w:tc>
+          <w:tcPr>
+            <w:tcW w:w="992" w:type="dxa"/>
+          </w:tcPr>
+          <w:p>
+            <w:pPr>
+              <w:widowControl w:val="0"/>
+              <w:shd w:val="clear" w:color="auto" w:fill="FFFFFF" w:themeFill="background1"/>
+              <w:rPr>
+                <w:rFonts w:ascii="Times New Roman" w:hAnsi="Times New Roman"/>
+                <w:i/>
+                <w:color w:val="000000" w:themeColor="text1"/>
+                <w:sz w:val="26"/>
+                <w:szCs w:val="26"/>
+              </w:rPr>
+            </w:pPr>
+            <w:r>
+              <w:rPr>
+                <w:rFonts w:ascii="Times New Roman" w:hAnsi="Times New Roman"/>
+                <w:i/>
+                <w:color w:val="000000" w:themeColor="text1"/>
+                <w:sz w:val="26"/>
+                <w:szCs w:val="26"/>
+              </w:rPr>
+              <w:t>[[Stt14ghichu]]</w:t>
+            </w:r>
+          </w:p>
+        </w:tc>
+      </w:tr>
+      <w:tr>
+        <w:trPr>
+          <w:trHeight w:val="1435"/>
+        </w:trPr>
+        <w:tc>
+          <w:tcPr>
+            <w:tcW w:w="817" w:type="dxa"/>
+            <w:vAlign w:val="center"/>
+          </w:tcPr>
+          <w:p>
+            <w:pPr>
+              <w:widowControl w:val="0"/>
+              <w:shd w:val="clear" w:color="auto" w:fill="FFFFFF" w:themeFill="background1"/>
+              <w:jc w:val="center"/>
+              <w:rPr>
+                <w:rFonts w:ascii="Times New Roman" w:hAnsi="Times New Roman"/>
+                <w:color w:val="000000" w:themeColor="text1"/>
+                <w:sz w:val="26"/>
+                <w:szCs w:val="26"/>
+              </w:rPr>
+            </w:pPr>
+            <w:r>
+              <w:rPr>
+                <w:rFonts w:ascii="Times New Roman" w:hAnsi="Times New Roman"/>
+                <w:color w:val="000000" w:themeColor="text1"/>
+                <w:sz w:val="26"/>
+                <w:szCs w:val="26"/>
+              </w:rPr>
+              <w:t>15</w:t>
+            </w:r>
+          </w:p>
+        </w:tc>
+        <w:tc>
+          <w:tcPr>
+            <w:tcW w:w="992" w:type="dxa"/>
+            <w:vMerge/>
+            <w:vAlign w:val="center"/>
+          </w:tcPr>
+          <w:p>
+            <w:pPr>
+              <w:widowControl w:val="0"/>
+              <w:shd w:val="clear" w:color="auto" w:fill="FFFFFF" w:themeFill="background1"/>
+              <w:jc w:val="center"/>
+              <w:rPr>
+                <w:rFonts w:ascii="Times New Roman" w:hAnsi="Times New Roman"/>
+                <w:color w:val="000000" w:themeColor="text1"/>
+                <w:sz w:val="26"/>
+                <w:szCs w:val="26"/>
+              </w:rPr>
+            </w:pPr>
+          </w:p>
+        </w:tc>
+        <w:tc>
+          <w:tcPr>
+            <w:tcW w:w="3788" w:type="dxa"/>
+            <w:vAlign w:val="center"/>
+          </w:tcPr>
+          <w:p>
+            <w:pPr>
+              <w:pStyle w:val="ListParagraph"/>
+              <w:widowControl w:val="0"/>
+              <w:numPr>
+                <w:ilvl w:val="0"/>
+                <w:numId w:val="1"/>
+              </w:numPr>
+              <w:shd w:val="clear" w:color="auto" w:fill="FFFFFF" w:themeFill="background1"/>
+              <w:ind w:left="174" w:right="-45" w:hanging="174"/>
+              <w:rPr>
+                <w:rFonts w:ascii="Times New Roman" w:hAnsi="Times New Roman"/>
+                <w:color w:val="000000" w:themeColor="text1"/>
+                <w:sz w:val="26"/>
+                <w:szCs w:val="26"/>
+                <w:lang w:val="vi-VN"/>
+              </w:rPr>
+            </w:pPr>
+            <w:r>
+              <w:rPr>
+                <w:rFonts w:ascii="Times New Roman" w:hAnsi="Times New Roman"/>
+                <w:color w:val="000000" w:themeColor="text1"/>
+                <w:sz w:val="26"/>
+                <w:szCs w:val="26"/>
+                <w:lang w:val="vi-VN"/>
+              </w:rPr>
+              <w:t>Các thay đổi</w:t>
+            </w:r>
+          </w:p>
+          <w:p>
+            <w:pPr>
+              <w:widowControl w:val="0"/>
+              <w:shd w:val="clear" w:color="auto" w:fill="FFFFFF" w:themeFill="background1"/>
+              <w:ind w:right="-45"/>
+              <w:rPr>
+                <w:rFonts w:ascii="Times New Roman" w:hAnsi="Times New Roman"/>
+                <w:color w:val="000000" w:themeColor="text1"/>
+                <w:sz w:val="26"/>
+                <w:szCs w:val="26"/>
+                <w:lang w:val="vi-VN"/>
+              </w:rPr>
+            </w:pPr>
+            <w:r>
+              <w:rPr>
+                <w:rFonts w:ascii="Times New Roman" w:hAnsi="Times New Roman"/>
+                <w:color w:val="000000" w:themeColor="text1"/>
+                <w:sz w:val="26"/>
+                <w:szCs w:val="26"/>
+                <w:lang w:val="vi-VN"/>
+              </w:rPr>
+              <w:t>+ Đơn xin bảo lưu (</w:t>
+            </w:r>
+            <w:r>
+              <w:rPr>
+                <w:rFonts w:ascii="Times New Roman" w:hAnsi="Times New Roman"/>
+                <w:b/>
+                <w:bCs/>
+                <w:i/>
+                <w:iCs/>
+                <w:color w:val="000000" w:themeColor="text1"/>
+                <w:sz w:val="26"/>
+                <w:szCs w:val="26"/>
+                <w:lang w:val="vi-VN"/>
+              </w:rPr>
+              <w:t>QTQL/ĐT&amp;HTQT/03/BM22</w:t>
+            </w:r>
+            <w:r>
+              <w:rPr>
+                <w:rFonts w:ascii="Times New Roman" w:hAnsi="Times New Roman"/>
+                <w:color w:val="000000" w:themeColor="text1"/>
+                <w:sz w:val="26"/>
+                <w:szCs w:val="26"/>
+                <w:lang w:val="vi-VN"/>
+              </w:rPr>
+              <w:t>)</w:t>
+            </w:r>
+          </w:p>
+          <w:p>
+            <w:pPr>
+              <w:widowControl w:val="0"/>
+              <w:shd w:val="clear" w:color="auto" w:fill="FFFFFF" w:themeFill="background1"/>
+              <w:ind w:right="-45"/>
+              <w:rPr>
+                <w:rFonts w:ascii="Times New Roman" w:hAnsi="Times New Roman"/>
+                <w:b/>
+                <w:bCs/>
+                <w:color w:val="000000" w:themeColor="text1"/>
+                <w:sz w:val="26"/>
+                <w:szCs w:val="26"/>
+              </w:rPr>
+            </w:pPr>
+            <w:r>
+              <w:rPr>
+                <w:rFonts w:ascii="Times New Roman" w:hAnsi="Times New Roman"/>
+                <w:color w:val="000000" w:themeColor="text1"/>
+                <w:sz w:val="26"/>
+                <w:szCs w:val="26"/>
+                <w:lang w:val="vi-VN"/>
+              </w:rPr>
+              <w:t>+ Đơn xin thôi học (</w:t>
+            </w:r>
+            <w:r>
+              <w:rPr>
+                <w:rFonts w:ascii="Times New Roman" w:hAnsi="Times New Roman"/>
+                <w:b/>
+                <w:bCs/>
+                <w:i/>
+                <w:iCs/>
+                <w:color w:val="000000" w:themeColor="text1"/>
+                <w:sz w:val="26"/>
+                <w:szCs w:val="26"/>
+                <w:lang w:val="vi-VN"/>
+              </w:rPr>
+              <w:t>QTQL/ĐT&amp;HTQT/03/BM23</w:t>
+            </w:r>
+            <w:r>
+              <w:rPr>
+                <w:rFonts w:ascii="Times New Roman" w:hAnsi="Times New Roman"/>
+                <w:color w:val="000000" w:themeColor="text1"/>
+                <w:sz w:val="26"/>
+                <w:szCs w:val="26"/>
+                <w:lang w:val="vi-VN"/>
+              </w:rPr>
+              <w:t>)</w:t>
+            </w:r>
+          </w:p>
+        </w:tc>
+        <w:tc>
+          <w:tcPr>
+            <w:tcW w:w="890" w:type="dxa"/>
+          </w:tcPr>
+          <w:p>
+            <w:pPr>
+              <w:widowControl w:val="0"/>
+              <w:shd w:val="clear" w:color="auto" w:fill="FFFFFF" w:themeFill="background1"/>
+              <w:rPr>
+                <w:rFonts w:ascii="Times New Roman" w:hAnsi="Times New Roman"/>
+                <w:i/>
+                <w:color w:val="000000" w:themeColor="text1"/>
+                <w:sz w:val="26"/>
+                <w:szCs w:val="26"/>
+              </w:rPr>
+            </w:pPr>
+            <w:r>
+              <w:rPr>
+                <w:rFonts w:ascii="Times New Roman" w:hAnsi="Times New Roman"/>
+                <w:i/>
+                <w:color w:val="000000" w:themeColor="text1"/>
+                <w:sz w:val="26"/>
+                <w:szCs w:val="26"/>
+              </w:rPr>
+              <w:t>[[Stt15dat]]</w:t>
+            </w:r>
+          </w:p>
+        </w:tc>
+        <w:tc>
+          <w:tcPr>
+            <w:tcW w:w="1276" w:type="dxa"/>
+          </w:tcPr>
+          <w:p>
+            <w:pPr>
+              <w:widowControl w:val="0"/>
+              <w:shd w:val="clear" w:color="auto" w:fill="FFFFFF" w:themeFill="background1"/>
+              <w:rPr>
+                <w:rFonts w:ascii="Times New Roman" w:hAnsi="Times New Roman"/>
+                <w:i/>
+                <w:color w:val="000000" w:themeColor="text1"/>
+                <w:sz w:val="26"/>
+                <w:szCs w:val="26"/>
+              </w:rPr>
+            </w:pPr>
+            <w:r>
+              <w:rPr>
+                <w:rFonts w:ascii="Times New Roman" w:hAnsi="Times New Roman"/>
+                <w:i/>
+                <w:color w:val="000000" w:themeColor="text1"/>
+                <w:sz w:val="26"/>
+                <w:szCs w:val="26"/>
+              </w:rPr>
+              <w:t>[[Stt15khongdat]]</w:t>
+            </w:r>
+          </w:p>
+        </w:tc>
+        <w:tc>
+          <w:tcPr>
+            <w:tcW w:w="1276" w:type="dxa"/>
+          </w:tcPr>
+          <w:p>
+            <w:pPr>
+              <w:widowControl w:val="0"/>
+              <w:shd w:val="clear" w:color="auto" w:fill="FFFFFF" w:themeFill="background1"/>
+              <w:rPr>
+                <w:rFonts w:ascii="Times New Roman" w:hAnsi="Times New Roman"/>
+                <w:i/>
+                <w:color w:val="000000" w:themeColor="text1"/>
+                <w:sz w:val="26"/>
+                <w:szCs w:val="26"/>
+              </w:rPr>
+            </w:pPr>
+            <w:r>
+              <w:rPr>
+                <w:rFonts w:ascii="Times New Roman" w:hAnsi="Times New Roman"/>
+                <w:i/>
+                <w:color w:val="000000" w:themeColor="text1"/>
+                <w:sz w:val="26"/>
+                <w:szCs w:val="26"/>
+              </w:rPr>
+              <w:t>[[Stt15khonglam]]</w:t>
+            </w:r>
+          </w:p>
+        </w:tc>
+        <w:tc>
+          <w:tcPr>
+            <w:tcW w:w="992" w:type="dxa"/>
+          </w:tcPr>
+          <w:p>
+            <w:pPr>
+              <w:widowControl w:val="0"/>
+              <w:shd w:val="clear" w:color="auto" w:fill="FFFFFF" w:themeFill="background1"/>
+              <w:rPr>
+                <w:rFonts w:ascii="Times New Roman" w:hAnsi="Times New Roman"/>
+                <w:i/>
+                <w:color w:val="000000" w:themeColor="text1"/>
+                <w:sz w:val="26"/>
+                <w:szCs w:val="26"/>
+              </w:rPr>
+            </w:pPr>
+            <w:r>
+              <w:rPr>
+                <w:rFonts w:ascii="Times New Roman" w:hAnsi="Times New Roman"/>
+                <w:i/>
+                <w:color w:val="000000" w:themeColor="text1"/>
+                <w:sz w:val="26"/>
+                <w:szCs w:val="26"/>
+              </w:rPr>
+              <w:t>[[Stt15ghichu]]</w:t>
+            </w:r>
+          </w:p>
+        </w:tc>
+      </w:tr>
+      <w:tr>
+        <w:tc>
+          <w:tcPr>
+            <w:tcW w:w="817" w:type="dxa"/>
+            <w:vAlign w:val="center"/>
+          </w:tcPr>
+          <w:p>
+            <w:pPr>
+              <w:widowControl w:val="0"/>
+              <w:shd w:val="clear" w:color="auto" w:fill="FFFFFF" w:themeFill="background1"/>
+              <w:jc w:val="center"/>
+              <w:rPr>
+                <w:rFonts w:ascii="Times New Roman" w:hAnsi="Times New Roman"/>
+                <w:color w:val="000000" w:themeColor="text1"/>
+                <w:sz w:val="26"/>
+                <w:szCs w:val="26"/>
+              </w:rPr>
+            </w:pPr>
+            <w:r>
+              <w:rPr>
+                <w:rFonts w:ascii="Times New Roman" w:hAnsi="Times New Roman"/>
+                <w:color w:val="000000" w:themeColor="text1"/>
+                <w:sz w:val="26"/>
+                <w:szCs w:val="26"/>
+              </w:rPr>
+              <w:t>16</w:t>
+            </w:r>
+          </w:p>
+        </w:tc>
+        <w:tc>
+          <w:tcPr>
+            <w:tcW w:w="992" w:type="dxa"/>
+            <w:vMerge w:val="restart"/>
+            <w:vAlign w:val="center"/>
+          </w:tcPr>
+          <w:p>
+            <w:pPr>
+              <w:widowControl w:val="0"/>
+              <w:shd w:val="clear" w:color="auto" w:fill="FFFFFF" w:themeFill="background1"/>
+              <w:jc w:val="center"/>
+              <w:rPr>
+                <w:rFonts w:ascii="Times New Roman" w:hAnsi="Times New Roman"/>
+                <w:color w:val="000000" w:themeColor="text1"/>
+                <w:sz w:val="26"/>
+                <w:szCs w:val="26"/>
+              </w:rPr>
+            </w:pPr>
+            <w:r>
+              <w:rPr>
+                <w:rFonts w:ascii="Times New Roman" w:hAnsi="Times New Roman"/>
+                <w:color w:val="000000" w:themeColor="text1"/>
+                <w:sz w:val="26"/>
+                <w:szCs w:val="26"/>
+              </w:rPr>
+              <w:t>5</w:t>
+            </w:r>
+          </w:p>
+        </w:tc>
+        <w:tc>
+          <w:tcPr>
+            <w:tcW w:w="3788" w:type="dxa"/>
+          </w:tcPr>
+          <w:p>
+            <w:pPr>
+              <w:widowControl w:val="0"/>
+              <w:shd w:val="clear" w:color="auto" w:fill="FFFFFF" w:themeFill="background1"/>
+              <w:ind w:right="-45"/>
+              <w:jc w:val="both"/>
+              <w:rPr>
+                <w:rFonts w:ascii="Times New Roman" w:hAnsi="Times New Roman"/>
+                <w:color w:val="000000" w:themeColor="text1"/>
+                <w:sz w:val="26"/>
+                <w:szCs w:val="26"/>
+                <w:lang w:val="vi-VN"/>
+              </w:rPr>
+            </w:pPr>
+            <w:r>
+              <w:rPr>
+                <w:rFonts w:ascii="Times New Roman" w:hAnsi="Times New Roman"/>
+                <w:b/>
+                <w:bCs/>
+                <w:i/>
+                <w:iCs/>
+                <w:color w:val="000000" w:themeColor="text1"/>
+                <w:sz w:val="26"/>
+                <w:szCs w:val="26"/>
+                <w:lang w:val="vi-VN"/>
+              </w:rPr>
+              <w:t>Đánh giá chuyên môn</w:t>
+            </w:r>
+            <w:r>
+              <w:rPr>
+                <w:rFonts w:ascii="Times New Roman" w:hAnsi="Times New Roman"/>
+                <w:color w:val="000000" w:themeColor="text1"/>
+                <w:sz w:val="26"/>
+                <w:szCs w:val="26"/>
+                <w:lang w:val="vi-VN"/>
+              </w:rPr>
+              <w:t xml:space="preserve">: </w:t>
+            </w:r>
+          </w:p>
+          <w:p>
+            <w:pPr>
+              <w:widowControl w:val="0"/>
+              <w:shd w:val="clear" w:color="auto" w:fill="FFFFFF" w:themeFill="background1"/>
+              <w:ind w:right="-45"/>
+              <w:jc w:val="both"/>
+              <w:rPr>
+                <w:rFonts w:ascii="Times New Roman" w:hAnsi="Times New Roman"/>
+                <w:color w:val="000000" w:themeColor="text1"/>
+                <w:sz w:val="26"/>
+                <w:szCs w:val="26"/>
+                <w:lang w:val="vi-VN"/>
+              </w:rPr>
+            </w:pPr>
+            <w:r>
+              <w:rPr>
+                <w:rFonts w:ascii="Times New Roman" w:hAnsi="Times New Roman"/>
+                <w:color w:val="000000" w:themeColor="text1"/>
+                <w:sz w:val="26"/>
+                <w:szCs w:val="26"/>
+                <w:lang w:val="vi-VN"/>
+              </w:rPr>
+              <w:t>- Giảng viên được phân công đánh giá tay nghề thông qua checklist hoặc kiểm tra tay nghề (nếu cần) và nhận xét kết quả thực hành lâm sàng</w:t>
+            </w:r>
+          </w:p>
+          <w:p>
+            <w:pPr>
+              <w:widowControl w:val="0"/>
+              <w:shd w:val="clear" w:color="auto" w:fill="FFFFFF" w:themeFill="background1"/>
+              <w:ind w:right="-45"/>
+              <w:rPr>
+                <w:rFonts w:ascii="Times New Roman" w:hAnsi="Times New Roman"/>
+                <w:color w:val="000000" w:themeColor="text1"/>
+                <w:sz w:val="26"/>
+                <w:szCs w:val="26"/>
+                <w:lang w:val="vi-VN"/>
+              </w:rPr>
+            </w:pPr>
+            <w:r>
+              <w:rPr>
+                <w:rFonts w:ascii="Times New Roman" w:hAnsi="Times New Roman"/>
+                <w:color w:val="000000" w:themeColor="text1"/>
+                <w:sz w:val="26"/>
+                <w:szCs w:val="26"/>
+                <w:lang w:val="vi-VN"/>
+              </w:rPr>
+              <w:t xml:space="preserve">- Phiếu chấm điểm: </w:t>
+            </w:r>
+          </w:p>
+          <w:p>
+            <w:pPr>
+              <w:widowControl w:val="0"/>
+              <w:shd w:val="clear" w:color="auto" w:fill="FFFFFF" w:themeFill="background1"/>
+              <w:ind w:right="-45" w:firstLine="174"/>
+              <w:rPr>
+                <w:rFonts w:ascii="Times New Roman" w:hAnsi="Times New Roman"/>
+                <w:color w:val="000000" w:themeColor="text1"/>
+                <w:sz w:val="26"/>
+                <w:szCs w:val="26"/>
+                <w:lang w:val="vi-VN"/>
+              </w:rPr>
+            </w:pPr>
+            <w:r>
+              <w:rPr>
+                <w:rFonts w:ascii="Times New Roman" w:hAnsi="Times New Roman"/>
+                <w:color w:val="000000" w:themeColor="text1"/>
+                <w:sz w:val="26"/>
+                <w:szCs w:val="26"/>
+                <w:lang w:val="vi-VN"/>
+              </w:rPr>
+              <w:t>+ Bảng điểm lý thuyết (</w:t>
+            </w:r>
+            <w:r>
+              <w:rPr>
+                <w:rFonts w:ascii="Times New Roman" w:hAnsi="Times New Roman"/>
+                <w:b/>
+                <w:bCs/>
+                <w:i/>
+                <w:iCs/>
+                <w:color w:val="000000" w:themeColor="text1"/>
+                <w:sz w:val="26"/>
+                <w:szCs w:val="26"/>
+                <w:lang w:val="vi-VN"/>
+              </w:rPr>
+              <w:t>QTQL/ĐT&amp;HTQT/03/BM3</w:t>
+            </w:r>
+            <w:r>
+              <w:rPr>
+                <w:rFonts w:ascii="Times New Roman" w:hAnsi="Times New Roman"/>
+                <w:b/>
+                <w:bCs/>
+                <w:i/>
+                <w:iCs/>
+                <w:color w:val="000000" w:themeColor="text1"/>
+                <w:sz w:val="26"/>
+                <w:szCs w:val="26"/>
+              </w:rPr>
+              <w:t>3</w:t>
+            </w:r>
+            <w:r>
+              <w:rPr>
+                <w:rFonts w:ascii="Times New Roman" w:hAnsi="Times New Roman"/>
+                <w:color w:val="000000" w:themeColor="text1"/>
+                <w:sz w:val="26"/>
+                <w:szCs w:val="26"/>
+                <w:lang w:val="vi-VN"/>
+              </w:rPr>
+              <w:t>)</w:t>
+            </w:r>
+          </w:p>
+          <w:p>
+            <w:pPr>
+              <w:widowControl w:val="0"/>
+              <w:shd w:val="clear" w:color="auto" w:fill="FFFFFF" w:themeFill="background1"/>
+              <w:ind w:right="-45" w:firstLine="174"/>
+              <w:rPr>
+                <w:rFonts w:ascii="Times New Roman" w:hAnsi="Times New Roman"/>
+                <w:color w:val="000000" w:themeColor="text1"/>
+                <w:sz w:val="26"/>
+                <w:szCs w:val="26"/>
+              </w:rPr>
+            </w:pPr>
+            <w:r>
+              <w:rPr>
+                <w:rFonts w:ascii="Times New Roman" w:hAnsi="Times New Roman"/>
+                <w:color w:val="000000" w:themeColor="text1"/>
+                <w:sz w:val="26"/>
+                <w:szCs w:val="26"/>
+                <w:lang w:val="vi-VN"/>
+              </w:rPr>
+              <w:t>+ Bảng điểm lâm sàng (chia theo bàn) (</w:t>
+            </w:r>
+            <w:r>
+              <w:rPr>
+                <w:rFonts w:ascii="Times New Roman" w:hAnsi="Times New Roman"/>
+                <w:b/>
+                <w:bCs/>
+                <w:i/>
+                <w:iCs/>
+                <w:color w:val="000000" w:themeColor="text1"/>
+                <w:sz w:val="26"/>
+                <w:szCs w:val="26"/>
+                <w:lang w:val="vi-VN"/>
+              </w:rPr>
+              <w:t>QTQL/ĐT&amp;HTQT/03/BM3</w:t>
+            </w:r>
+            <w:r>
+              <w:rPr>
+                <w:rFonts w:ascii="Times New Roman" w:hAnsi="Times New Roman"/>
+                <w:b/>
+                <w:bCs/>
+                <w:i/>
+                <w:iCs/>
+                <w:color w:val="000000" w:themeColor="text1"/>
+                <w:sz w:val="26"/>
+                <w:szCs w:val="26"/>
+              </w:rPr>
+              <w:t>4</w:t>
+            </w:r>
+            <w:r>
+              <w:rPr>
+                <w:rFonts w:ascii="Times New Roman" w:hAnsi="Times New Roman"/>
+                <w:color w:val="000000" w:themeColor="text1"/>
+                <w:sz w:val="26"/>
+                <w:szCs w:val="26"/>
+                <w:lang w:val="vi-VN"/>
+              </w:rPr>
+              <w:t>)</w:t>
+            </w:r>
+          </w:p>
+        </w:tc>
+        <w:tc>
+          <w:tcPr>
+            <w:tcW w:w="890" w:type="dxa"/>
+          </w:tcPr>
+          <w:p>
+            <w:pPr>
+              <w:widowControl w:val="0"/>
+              <w:shd w:val="clear" w:color="auto" w:fill="FFFFFF" w:themeFill="background1"/>
+              <w:rPr>
+                <w:rFonts w:ascii="Times New Roman" w:hAnsi="Times New Roman"/>
+                <w:i/>
+                <w:color w:val="000000" w:themeColor="text1"/>
+                <w:sz w:val="26"/>
+                <w:szCs w:val="26"/>
+              </w:rPr>
+            </w:pPr>
+            <w:r>
+              <w:rPr>
+                <w:rFonts w:ascii="Times New Roman" w:hAnsi="Times New Roman"/>
+                <w:i/>
+                <w:color w:val="000000" w:themeColor="text1"/>
+                <w:sz w:val="26"/>
+                <w:szCs w:val="26"/>
+              </w:rPr>
+              <w:t>[[Stt16dat]]</w:t>
+            </w:r>
+          </w:p>
+        </w:tc>
+        <w:tc>
+          <w:tcPr>
+            <w:tcW w:w="1276" w:type="dxa"/>
+          </w:tcPr>
+          <w:p>
+            <w:pPr>
+              <w:widowControl w:val="0"/>
+              <w:shd w:val="clear" w:color="auto" w:fill="FFFFFF" w:themeFill="background1"/>
+              <w:rPr>
+                <w:rFonts w:ascii="Times New Roman" w:hAnsi="Times New Roman"/>
+                <w:i/>
+                <w:color w:val="000000" w:themeColor="text1"/>
+                <w:sz w:val="26"/>
+                <w:szCs w:val="26"/>
+              </w:rPr>
+            </w:pPr>
+            <w:r>
+              <w:rPr>
+                <w:rFonts w:ascii="Times New Roman" w:hAnsi="Times New Roman"/>
+                <w:i/>
+                <w:color w:val="000000" w:themeColor="text1"/>
+                <w:sz w:val="26"/>
+                <w:szCs w:val="26"/>
+              </w:rPr>
+              <w:t>[[Stt16khongdat]]</w:t>
+            </w:r>
+          </w:p>
+        </w:tc>
+        <w:tc>
+          <w:tcPr>
+            <w:tcW w:w="1276" w:type="dxa"/>
+          </w:tcPr>
+          <w:p>
+            <w:pPr>
+              <w:widowControl w:val="0"/>
+              <w:shd w:val="clear" w:color="auto" w:fill="FFFFFF" w:themeFill="background1"/>
+              <w:rPr>
+                <w:rFonts w:ascii="Times New Roman" w:hAnsi="Times New Roman"/>
+                <w:i/>
+                <w:color w:val="000000" w:themeColor="text1"/>
+                <w:sz w:val="26"/>
+                <w:szCs w:val="26"/>
+              </w:rPr>
+            </w:pPr>
+            <w:r>
+              <w:rPr>
+                <w:rFonts w:ascii="Times New Roman" w:hAnsi="Times New Roman"/>
+                <w:i/>
+                <w:color w:val="000000" w:themeColor="text1"/>
+                <w:sz w:val="26"/>
+                <w:szCs w:val="26"/>
+              </w:rPr>
+              <w:t>[[Stt16khonglam]]</w:t>
+            </w:r>
+          </w:p>
+        </w:tc>
+        <w:tc>
+          <w:tcPr>
+            <w:tcW w:w="992" w:type="dxa"/>
+          </w:tcPr>
+          <w:p>
+            <w:pPr>
+              <w:widowControl w:val="0"/>
+              <w:shd w:val="clear" w:color="auto" w:fill="FFFFFF" w:themeFill="background1"/>
+              <w:rPr>
+                <w:rFonts w:ascii="Times New Roman" w:hAnsi="Times New Roman"/>
+                <w:i/>
+                <w:color w:val="000000" w:themeColor="text1"/>
+                <w:sz w:val="26"/>
+                <w:szCs w:val="26"/>
+              </w:rPr>
+            </w:pPr>
+            <w:r>
+              <w:rPr>
+                <w:rFonts w:ascii="Times New Roman" w:hAnsi="Times New Roman"/>
+                <w:i/>
+                <w:color w:val="000000" w:themeColor="text1"/>
+                <w:sz w:val="26"/>
+                <w:szCs w:val="26"/>
+              </w:rPr>
+              <w:t>[[Stt16ghichu]]</w:t>
+            </w:r>
+          </w:p>
+        </w:tc>
+      </w:tr>
+      <w:tr>
+        <w:tc>
+          <w:tcPr>
+            <w:tcW w:w="817" w:type="dxa"/>
+            <w:vAlign w:val="center"/>
+          </w:tcPr>
+          <w:p>
+            <w:pPr>
+              <w:widowControl w:val="0"/>
+              <w:shd w:val="clear" w:color="auto" w:fill="FFFFFF" w:themeFill="background1"/>
+              <w:jc w:val="center"/>
+              <w:rPr>
+                <w:rFonts w:ascii="Times New Roman" w:hAnsi="Times New Roman"/>
+                <w:color w:val="000000" w:themeColor="text1"/>
+                <w:sz w:val="26"/>
+                <w:szCs w:val="26"/>
+              </w:rPr>
+            </w:pPr>
+            <w:r>
+              <w:rPr>
+                <w:rFonts w:ascii="Times New Roman" w:hAnsi="Times New Roman"/>
+                <w:color w:val="000000" w:themeColor="text1"/>
+                <w:sz w:val="26"/>
+                <w:szCs w:val="26"/>
+              </w:rPr>
+              <w:t>17</w:t>
+            </w:r>
+          </w:p>
+        </w:tc>
+        <w:tc>
+          <w:tcPr>
+            <w:tcW w:w="992" w:type="dxa"/>
+            <w:vMerge/>
+            <w:vAlign w:val="center"/>
+          </w:tcPr>
+          <w:p>
+            <w:pPr>
+              <w:widowControl w:val="0"/>
+              <w:shd w:val="clear" w:color="auto" w:fill="FFFFFF" w:themeFill="background1"/>
+              <w:jc w:val="center"/>
+              <w:rPr>
+                <w:rFonts w:ascii="Times New Roman" w:hAnsi="Times New Roman"/>
+                <w:color w:val="000000" w:themeColor="text1"/>
+                <w:sz w:val="26"/>
+                <w:szCs w:val="26"/>
+              </w:rPr>
+            </w:pPr>
+          </w:p>
+        </w:tc>
+        <w:tc>
+          <w:tcPr>
+            <w:tcW w:w="3788" w:type="dxa"/>
+          </w:tcPr>
+          <w:p>
+            <w:pPr>
+              <w:widowControl w:val="0"/>
+              <w:shd w:val="clear" w:color="auto" w:fill="FFFFFF" w:themeFill="background1"/>
+              <w:ind w:right="-45"/>
+              <w:rPr>
+                <w:rFonts w:ascii="Times New Roman" w:hAnsi="Times New Roman"/>
+                <w:b/>
+                <w:bCs/>
+                <w:i/>
+                <w:iCs/>
+                <w:color w:val="000000" w:themeColor="text1"/>
+                <w:sz w:val="26"/>
+                <w:szCs w:val="26"/>
+                <w:lang w:val="vi-VN"/>
+              </w:rPr>
+            </w:pPr>
+            <w:r>
+              <w:rPr>
+                <w:rFonts w:ascii="Times New Roman" w:hAnsi="Times New Roman"/>
+                <w:b/>
+                <w:bCs/>
+                <w:i/>
+                <w:iCs/>
+                <w:color w:val="000000" w:themeColor="text1"/>
+                <w:sz w:val="26"/>
+                <w:szCs w:val="26"/>
+                <w:lang w:val="vi-VN"/>
+              </w:rPr>
+              <w:t>Đánh giá về công tác tổ chức và giảng viên:</w:t>
+            </w:r>
+          </w:p>
+          <w:p>
+            <w:pPr>
+              <w:pStyle w:val="ListParagraph"/>
+              <w:widowControl w:val="0"/>
+              <w:shd w:val="clear" w:color="auto" w:fill="FFFFFF" w:themeFill="background1"/>
+              <w:ind w:left="96" w:right="-45"/>
+              <w:jc w:val="both"/>
+              <w:rPr>
+                <w:rFonts w:ascii="Times New Roman" w:hAnsi="Times New Roman"/>
+                <w:b/>
+                <w:bCs/>
+                <w:color w:val="000000" w:themeColor="text1"/>
+                <w:sz w:val="26"/>
+                <w:szCs w:val="26"/>
+                <w:lang w:val="vi-VN"/>
+              </w:rPr>
+            </w:pPr>
+            <w:r>
+              <w:rPr>
+                <w:rFonts w:ascii="Times New Roman" w:hAnsi="Times New Roman"/>
+                <w:color w:val="000000" w:themeColor="text1"/>
+                <w:sz w:val="26"/>
+                <w:szCs w:val="26"/>
+                <w:lang w:val="vi-VN"/>
+              </w:rPr>
+              <w:t>- Phiếu đánh giá cuối khóa (</w:t>
+            </w:r>
+            <w:r>
+              <w:rPr>
+                <w:rFonts w:ascii="Times New Roman" w:hAnsi="Times New Roman"/>
+                <w:b/>
+                <w:bCs/>
+                <w:i/>
+                <w:iCs/>
+                <w:color w:val="000000" w:themeColor="text1"/>
+                <w:sz w:val="26"/>
+                <w:szCs w:val="26"/>
+                <w:lang w:val="vi-VN"/>
+              </w:rPr>
+              <w:t>QTQL/ĐT&amp;HTQT/03/BM26</w:t>
+            </w:r>
+            <w:r>
+              <w:rPr>
+                <w:rFonts w:ascii="Times New Roman" w:hAnsi="Times New Roman"/>
+                <w:color w:val="000000" w:themeColor="text1"/>
+                <w:sz w:val="26"/>
+                <w:szCs w:val="26"/>
+                <w:lang w:val="vi-VN"/>
+              </w:rPr>
+              <w:t>)</w:t>
+            </w:r>
+          </w:p>
+        </w:tc>
+        <w:tc>
+          <w:tcPr>
+            <w:tcW w:w="890" w:type="dxa"/>
+          </w:tcPr>
+          <w:p>
+            <w:pPr>
+              <w:widowControl w:val="0"/>
+              <w:shd w:val="clear" w:color="auto" w:fill="FFFFFF" w:themeFill="background1"/>
+              <w:rPr>
+                <w:rFonts w:ascii="Times New Roman" w:hAnsi="Times New Roman"/>
+                <w:i/>
+                <w:color w:val="000000" w:themeColor="text1"/>
+                <w:sz w:val="26"/>
+                <w:szCs w:val="26"/>
+              </w:rPr>
+            </w:pPr>
+            <w:r>
+              <w:rPr>
+                <w:rFonts w:ascii="Times New Roman" w:hAnsi="Times New Roman"/>
+                <w:i/>
+                <w:color w:val="000000" w:themeColor="text1"/>
+                <w:sz w:val="26"/>
+                <w:szCs w:val="26"/>
+              </w:rPr>
+              <w:t>[[Stt17dat]]</w:t>
+            </w:r>
+          </w:p>
+        </w:tc>
+        <w:tc>
+          <w:tcPr>
+            <w:tcW w:w="1276" w:type="dxa"/>
+          </w:tcPr>
+          <w:p>
+            <w:pPr>
+              <w:widowControl w:val="0"/>
+              <w:shd w:val="clear" w:color="auto" w:fill="FFFFFF" w:themeFill="background1"/>
+              <w:rPr>
+                <w:rFonts w:ascii="Times New Roman" w:hAnsi="Times New Roman"/>
+                <w:i/>
+                <w:color w:val="000000" w:themeColor="text1"/>
+                <w:sz w:val="26"/>
+                <w:szCs w:val="26"/>
+              </w:rPr>
+            </w:pPr>
+            <w:r>
+              <w:rPr>
+                <w:rFonts w:ascii="Times New Roman" w:hAnsi="Times New Roman"/>
+                <w:i/>
+                <w:color w:val="000000" w:themeColor="text1"/>
+                <w:sz w:val="26"/>
+                <w:szCs w:val="26"/>
+              </w:rPr>
+              <w:t>[[Stt17khongdat]]</w:t>
+            </w:r>
+          </w:p>
+        </w:tc>
+        <w:tc>
+          <w:tcPr>
+            <w:tcW w:w="1276" w:type="dxa"/>
+          </w:tcPr>
+          <w:p>
+            <w:pPr>
+              <w:widowControl w:val="0"/>
+              <w:shd w:val="clear" w:color="auto" w:fill="FFFFFF" w:themeFill="background1"/>
+              <w:rPr>
+                <w:rFonts w:ascii="Times New Roman" w:hAnsi="Times New Roman"/>
+                <w:i/>
+                <w:color w:val="000000" w:themeColor="text1"/>
+                <w:sz w:val="26"/>
+                <w:szCs w:val="26"/>
+              </w:rPr>
+            </w:pPr>
+            <w:r>
+              <w:rPr>
+                <w:rFonts w:ascii="Times New Roman" w:hAnsi="Times New Roman"/>
+                <w:i/>
+                <w:color w:val="000000" w:themeColor="text1"/>
+                <w:sz w:val="26"/>
+                <w:szCs w:val="26"/>
+              </w:rPr>
+              <w:t>[[Stt17khonglam]]</w:t>
+            </w:r>
+          </w:p>
+        </w:tc>
+        <w:tc>
+          <w:tcPr>
+            <w:tcW w:w="992" w:type="dxa"/>
+          </w:tcPr>
+          <w:p>
+            <w:pPr>
+              <w:widowControl w:val="0"/>
+              <w:shd w:val="clear" w:color="auto" w:fill="FFFFFF" w:themeFill="background1"/>
+              <w:rPr>
+                <w:rFonts w:ascii="Times New Roman" w:hAnsi="Times New Roman"/>
+                <w:i/>
+                <w:color w:val="000000" w:themeColor="text1"/>
+                <w:sz w:val="26"/>
+                <w:szCs w:val="26"/>
+              </w:rPr>
+            </w:pPr>
+            <w:r>
+              <w:rPr>
+                <w:rFonts w:ascii="Times New Roman" w:hAnsi="Times New Roman"/>
+                <w:i/>
+                <w:color w:val="000000" w:themeColor="text1"/>
+                <w:sz w:val="26"/>
+                <w:szCs w:val="26"/>
+              </w:rPr>
+              <w:t>[[Stt17ghichu]]</w:t>
+            </w:r>
+          </w:p>
+        </w:tc>
+      </w:tr>
+      <w:tr>
+        <w:tc>
+          <w:tcPr>
+            <w:tcW w:w="817" w:type="dxa"/>
+            <w:vAlign w:val="center"/>
+          </w:tcPr>
+          <w:p>
+            <w:pPr>
+              <w:widowControl w:val="0"/>
+              <w:shd w:val="clear" w:color="auto" w:fill="FFFFFF" w:themeFill="background1"/>
+              <w:jc w:val="center"/>
+              <w:rPr>
+                <w:rFonts w:ascii="Times New Roman" w:hAnsi="Times New Roman"/>
+                <w:color w:val="000000" w:themeColor="text1"/>
+                <w:sz w:val="26"/>
+                <w:szCs w:val="26"/>
+              </w:rPr>
+            </w:pPr>
+            <w:r>
+              <w:rPr>
+                <w:rFonts w:ascii="Times New Roman" w:hAnsi="Times New Roman"/>
+                <w:color w:val="000000" w:themeColor="text1"/>
+                <w:sz w:val="26"/>
+                <w:szCs w:val="26"/>
+              </w:rPr>
+              <w:t>18</w:t>
+            </w:r>
+          </w:p>
+        </w:tc>
+        <w:tc>
+          <w:tcPr>
+            <w:tcW w:w="992" w:type="dxa"/>
+            <w:vMerge w:val="restart"/>
+            <w:vAlign w:val="center"/>
+          </w:tcPr>
+          <w:p>
+            <w:pPr>
+              <w:widowControl w:val="0"/>
+              <w:shd w:val="clear" w:color="auto" w:fill="FFFFFF" w:themeFill="background1"/>
+              <w:jc w:val="center"/>
+              <w:rPr>
+                <w:rFonts w:ascii="Times New Roman" w:hAnsi="Times New Roman"/>
+                <w:color w:val="000000" w:themeColor="text1"/>
+                <w:sz w:val="26"/>
+                <w:szCs w:val="26"/>
+              </w:rPr>
+            </w:pPr>
+            <w:r>
+              <w:rPr>
+                <w:rFonts w:ascii="Times New Roman" w:hAnsi="Times New Roman"/>
+                <w:color w:val="000000" w:themeColor="text1"/>
+                <w:sz w:val="26"/>
+                <w:szCs w:val="26"/>
+              </w:rPr>
+              <w:t>6</w:t>
+            </w:r>
+          </w:p>
+        </w:tc>
+        <w:tc>
+          <w:tcPr>
+            <w:tcW w:w="3788" w:type="dxa"/>
+          </w:tcPr>
+          <w:p>
+            <w:pPr>
+              <w:widowControl w:val="0"/>
+              <w:shd w:val="clear" w:color="auto" w:fill="FFFFFF" w:themeFill="background1"/>
+              <w:ind w:right="-45"/>
+              <w:jc w:val="both"/>
+              <w:rPr>
+                <w:rFonts w:ascii="Times New Roman" w:hAnsi="Times New Roman"/>
+                <w:color w:val="000000" w:themeColor="text1"/>
+                <w:sz w:val="26"/>
+                <w:szCs w:val="26"/>
+                <w:lang w:val="vi-VN"/>
+              </w:rPr>
+            </w:pPr>
+            <w:r>
+              <w:rPr>
+                <w:rFonts w:ascii="Times New Roman" w:hAnsi="Times New Roman"/>
+                <w:color w:val="000000" w:themeColor="text1"/>
+                <w:spacing w:val="-4"/>
+                <w:sz w:val="26"/>
+                <w:szCs w:val="26"/>
+                <w:lang w:val="vi-VN"/>
+              </w:rPr>
+              <w:t>Lưu hồ sơ:</w:t>
+            </w:r>
+          </w:p>
+          <w:p>
+            <w:pPr>
+              <w:widowControl w:val="0"/>
+              <w:shd w:val="clear" w:color="auto" w:fill="FFFFFF" w:themeFill="background1"/>
+              <w:ind w:right="-45"/>
+              <w:rPr>
+                <w:rFonts w:ascii="Times New Roman" w:hAnsi="Times New Roman"/>
+                <w:color w:val="000000" w:themeColor="text1"/>
+                <w:sz w:val="26"/>
+                <w:szCs w:val="26"/>
+                <w:lang w:val="vi-VN"/>
+              </w:rPr>
+            </w:pPr>
+            <w:r>
+              <w:rPr>
+                <w:rFonts w:ascii="Times New Roman" w:hAnsi="Times New Roman"/>
+                <w:color w:val="000000" w:themeColor="text1"/>
+                <w:sz w:val="26"/>
+                <w:szCs w:val="26"/>
+                <w:lang w:val="vi-VN"/>
+              </w:rPr>
+              <w:t>+ Quyết định kết thúc khóa học (</w:t>
+            </w:r>
+            <w:r>
+              <w:rPr>
+                <w:rFonts w:ascii="Times New Roman" w:hAnsi="Times New Roman"/>
+                <w:b/>
+                <w:bCs/>
+                <w:i/>
+                <w:iCs/>
+                <w:color w:val="000000" w:themeColor="text1"/>
+                <w:sz w:val="26"/>
+                <w:szCs w:val="26"/>
+                <w:lang w:val="vi-VN"/>
+              </w:rPr>
+              <w:t>QTQL/ĐT&amp;HTQT/03/BM2</w:t>
+            </w:r>
+            <w:r>
+              <w:rPr>
+                <w:rFonts w:ascii="Times New Roman" w:hAnsi="Times New Roman"/>
+                <w:b/>
+                <w:bCs/>
+                <w:i/>
+                <w:iCs/>
+                <w:color w:val="000000" w:themeColor="text1"/>
+                <w:sz w:val="26"/>
+                <w:szCs w:val="26"/>
+              </w:rPr>
+              <w:t>8</w:t>
+            </w:r>
+            <w:r>
+              <w:rPr>
+                <w:rFonts w:ascii="Times New Roman" w:hAnsi="Times New Roman"/>
+                <w:color w:val="000000" w:themeColor="text1"/>
+                <w:sz w:val="26"/>
+                <w:szCs w:val="26"/>
+                <w:lang w:val="vi-VN"/>
+              </w:rPr>
+              <w:t>)</w:t>
+            </w:r>
+          </w:p>
+          <w:p>
+            <w:pPr>
+              <w:widowControl w:val="0"/>
+              <w:shd w:val="clear" w:color="auto" w:fill="FFFFFF" w:themeFill="background1"/>
+              <w:ind w:right="-45"/>
+              <w:rPr>
+                <w:rFonts w:ascii="Times New Roman" w:hAnsi="Times New Roman"/>
+                <w:color w:val="000000" w:themeColor="text1"/>
+                <w:sz w:val="26"/>
+                <w:szCs w:val="26"/>
+                <w:lang w:val="vi-VN"/>
+              </w:rPr>
+            </w:pPr>
+            <w:r>
+              <w:rPr>
+                <w:rFonts w:ascii="Times New Roman" w:hAnsi="Times New Roman"/>
+                <w:color w:val="000000" w:themeColor="text1"/>
+                <w:sz w:val="26"/>
+                <w:szCs w:val="26"/>
+                <w:lang w:val="vi-VN"/>
+              </w:rPr>
+              <w:t>+ Quyết định đề nghị cấp chứng chỉ (</w:t>
+            </w:r>
+            <w:r>
+              <w:rPr>
+                <w:rFonts w:ascii="Times New Roman" w:hAnsi="Times New Roman"/>
+                <w:b/>
+                <w:bCs/>
+                <w:i/>
+                <w:iCs/>
+                <w:color w:val="000000" w:themeColor="text1"/>
+                <w:sz w:val="26"/>
+                <w:szCs w:val="26"/>
+                <w:lang w:val="vi-VN"/>
+              </w:rPr>
+              <w:t>QTQL/ĐT&amp;HTQT/03/BM2</w:t>
+            </w:r>
+            <w:r>
+              <w:rPr>
+                <w:rFonts w:ascii="Times New Roman" w:hAnsi="Times New Roman"/>
+                <w:b/>
+                <w:bCs/>
+                <w:i/>
+                <w:iCs/>
+                <w:color w:val="000000" w:themeColor="text1"/>
+                <w:sz w:val="26"/>
+                <w:szCs w:val="26"/>
+              </w:rPr>
+              <w:t>9</w:t>
+            </w:r>
+            <w:r>
+              <w:rPr>
+                <w:rFonts w:ascii="Times New Roman" w:hAnsi="Times New Roman"/>
+                <w:color w:val="000000" w:themeColor="text1"/>
+                <w:sz w:val="26"/>
+                <w:szCs w:val="26"/>
+                <w:lang w:val="vi-VN"/>
+              </w:rPr>
+              <w:t>)</w:t>
+            </w:r>
+          </w:p>
+          <w:p>
+            <w:pPr>
+              <w:widowControl w:val="0"/>
+              <w:shd w:val="clear" w:color="auto" w:fill="FFFFFF" w:themeFill="background1"/>
+              <w:ind w:right="-45"/>
+              <w:rPr>
+                <w:rFonts w:ascii="Times New Roman" w:hAnsi="Times New Roman"/>
+                <w:color w:val="000000" w:themeColor="text1"/>
+                <w:sz w:val="26"/>
+                <w:szCs w:val="26"/>
+                <w:lang w:val="vi-VN"/>
+              </w:rPr>
+            </w:pPr>
+            <w:r>
+              <w:rPr>
+                <w:rFonts w:ascii="Times New Roman" w:hAnsi="Times New Roman"/>
+                <w:color w:val="000000" w:themeColor="text1"/>
+                <w:sz w:val="26"/>
+                <w:szCs w:val="26"/>
+                <w:lang w:val="vi-VN"/>
+              </w:rPr>
+              <w:t xml:space="preserve">+ Quyết định khen thưởng (nếu có) </w:t>
+            </w:r>
+          </w:p>
+          <w:p>
+            <w:pPr>
+              <w:widowControl w:val="0"/>
+              <w:shd w:val="clear" w:color="auto" w:fill="FFFFFF" w:themeFill="background1"/>
+              <w:ind w:right="-45"/>
+              <w:rPr>
+                <w:rFonts w:ascii="Times New Roman" w:hAnsi="Times New Roman"/>
+                <w:color w:val="000000" w:themeColor="text1"/>
+                <w:sz w:val="26"/>
+                <w:szCs w:val="26"/>
+              </w:rPr>
+            </w:pPr>
+            <w:r>
+              <w:rPr>
+                <w:rFonts w:ascii="Times New Roman" w:hAnsi="Times New Roman"/>
+                <w:color w:val="000000" w:themeColor="text1"/>
+                <w:sz w:val="26"/>
+                <w:szCs w:val="26"/>
+                <w:lang w:val="vi-VN"/>
+              </w:rPr>
+              <w:t>(</w:t>
+            </w:r>
+            <w:r>
+              <w:rPr>
+                <w:rFonts w:ascii="Times New Roman" w:hAnsi="Times New Roman"/>
+                <w:b/>
+                <w:bCs/>
+                <w:i/>
+                <w:iCs/>
+                <w:color w:val="000000" w:themeColor="text1"/>
+                <w:sz w:val="26"/>
+                <w:szCs w:val="26"/>
+                <w:lang w:val="vi-VN"/>
+              </w:rPr>
+              <w:t>QTQL/ĐT&amp;HTQT/03/BM</w:t>
+            </w:r>
+            <w:r>
+              <w:rPr>
+                <w:rFonts w:ascii="Times New Roman" w:hAnsi="Times New Roman"/>
+                <w:b/>
+                <w:bCs/>
+                <w:i/>
+                <w:iCs/>
+                <w:color w:val="000000" w:themeColor="text1"/>
+                <w:sz w:val="26"/>
+                <w:szCs w:val="26"/>
+              </w:rPr>
+              <w:t>30</w:t>
+            </w:r>
+            <w:r>
+              <w:rPr>
+                <w:rFonts w:ascii="Times New Roman" w:hAnsi="Times New Roman"/>
+                <w:color w:val="000000" w:themeColor="text1"/>
+                <w:sz w:val="26"/>
+                <w:szCs w:val="26"/>
+                <w:lang w:val="vi-VN"/>
+              </w:rPr>
+              <w:t>)</w:t>
+            </w:r>
+          </w:p>
+        </w:tc>
+        <w:tc>
+          <w:tcPr>
+            <w:tcW w:w="890" w:type="dxa"/>
+          </w:tcPr>
+          <w:p>
+            <w:pPr>
+              <w:widowControl w:val="0"/>
+              <w:shd w:val="clear" w:color="auto" w:fill="FFFFFF" w:themeFill="background1"/>
+              <w:rPr>
+                <w:rFonts w:ascii="Times New Roman" w:hAnsi="Times New Roman"/>
+                <w:i/>
+                <w:color w:val="000000" w:themeColor="text1"/>
+                <w:sz w:val="26"/>
+                <w:szCs w:val="26"/>
+              </w:rPr>
+            </w:pPr>
+            <w:r>
+              <w:rPr>
+                <w:rFonts w:ascii="Times New Roman" w:hAnsi="Times New Roman"/>
+                <w:i/>
+                <w:color w:val="000000" w:themeColor="text1"/>
+                <w:sz w:val="26"/>
+                <w:szCs w:val="26"/>
+              </w:rPr>
+              <w:t>[[Stt18dat]]</w:t>
+            </w:r>
+          </w:p>
+        </w:tc>
+        <w:tc>
+          <w:tcPr>
+            <w:tcW w:w="1276" w:type="dxa"/>
+          </w:tcPr>
+          <w:p>
+            <w:pPr>
+              <w:widowControl w:val="0"/>
+              <w:shd w:val="clear" w:color="auto" w:fill="FFFFFF" w:themeFill="background1"/>
+              <w:rPr>
+                <w:rFonts w:ascii="Times New Roman" w:hAnsi="Times New Roman"/>
+                <w:i/>
+                <w:color w:val="000000" w:themeColor="text1"/>
+                <w:sz w:val="26"/>
+                <w:szCs w:val="26"/>
+              </w:rPr>
+            </w:pPr>
+            <w:r>
+              <w:rPr>
+                <w:rFonts w:ascii="Times New Roman" w:hAnsi="Times New Roman"/>
+                <w:i/>
+                <w:color w:val="000000" w:themeColor="text1"/>
+                <w:sz w:val="26"/>
+                <w:szCs w:val="26"/>
+              </w:rPr>
+              <w:t>[[Stt18khongdat]]</w:t>
+            </w:r>
+          </w:p>
+        </w:tc>
+        <w:tc>
+          <w:tcPr>
+            <w:tcW w:w="1276" w:type="dxa"/>
+          </w:tcPr>
+          <w:p>
+            <w:pPr>
+              <w:widowControl w:val="0"/>
+              <w:shd w:val="clear" w:color="auto" w:fill="FFFFFF" w:themeFill="background1"/>
+              <w:rPr>
+                <w:rFonts w:ascii="Times New Roman" w:hAnsi="Times New Roman"/>
+                <w:i/>
+                <w:color w:val="000000" w:themeColor="text1"/>
+                <w:sz w:val="26"/>
+                <w:szCs w:val="26"/>
+              </w:rPr>
+            </w:pPr>
+            <w:r>
+              <w:rPr>
+                <w:rFonts w:ascii="Times New Roman" w:hAnsi="Times New Roman"/>
+                <w:i/>
+                <w:color w:val="000000" w:themeColor="text1"/>
+                <w:sz w:val="26"/>
+                <w:szCs w:val="26"/>
+              </w:rPr>
+              <w:t>[[Stt18khonglam]]</w:t>
+            </w:r>
+          </w:p>
+        </w:tc>
+        <w:tc>
+          <w:tcPr>
+            <w:tcW w:w="992" w:type="dxa"/>
+          </w:tcPr>
+          <w:p>
+            <w:pPr>
+              <w:widowControl w:val="0"/>
+              <w:shd w:val="clear" w:color="auto" w:fill="FFFFFF" w:themeFill="background1"/>
+              <w:rPr>
+                <w:rFonts w:ascii="Times New Roman" w:hAnsi="Times New Roman"/>
+                <w:i/>
+                <w:color w:val="000000" w:themeColor="text1"/>
+                <w:sz w:val="26"/>
+                <w:szCs w:val="26"/>
+              </w:rPr>
+            </w:pPr>
+            <w:r>
+              <w:rPr>
+                <w:rFonts w:ascii="Times New Roman" w:hAnsi="Times New Roman"/>
+                <w:i/>
+                <w:color w:val="000000" w:themeColor="text1"/>
+                <w:sz w:val="26"/>
+                <w:szCs w:val="26"/>
+              </w:rPr>
+              <w:t>[[Stt18ghichu]]</w:t>
+            </w:r>
+          </w:p>
+        </w:tc>
+      </w:tr>
+      <w:tr>
+        <w:tc>
+          <w:tcPr>
+            <w:tcW w:w="817" w:type="dxa"/>
+            <w:vAlign w:val="center"/>
+          </w:tcPr>
+          <w:p>
+            <w:pPr>
+              <w:widowControl w:val="0"/>
+              <w:shd w:val="clear" w:color="auto" w:fill="FFFFFF" w:themeFill="background1"/>
+              <w:jc w:val="center"/>
+              <w:rPr>
+                <w:rFonts w:ascii="Times New Roman" w:hAnsi="Times New Roman"/>
+                <w:color w:val="000000" w:themeColor="text1"/>
+                <w:sz w:val="26"/>
+                <w:szCs w:val="26"/>
+              </w:rPr>
+            </w:pPr>
+            <w:r>
+              <w:rPr>
+                <w:rFonts w:ascii="Times New Roman" w:hAnsi="Times New Roman"/>
+                <w:color w:val="000000" w:themeColor="text1"/>
+                <w:sz w:val="26"/>
+                <w:szCs w:val="26"/>
+              </w:rPr>
+              <w:t>19</w:t>
+            </w:r>
+          </w:p>
+        </w:tc>
+        <w:tc>
+          <w:tcPr>
+            <w:tcW w:w="992" w:type="dxa"/>
+            <w:vMerge/>
+            <w:vAlign w:val="center"/>
+          </w:tcPr>
+          <w:p>
+            <w:pPr>
+              <w:widowControl w:val="0"/>
+              <w:shd w:val="clear" w:color="auto" w:fill="FFFFFF" w:themeFill="background1"/>
+              <w:jc w:val="center"/>
+              <w:rPr>
+                <w:rFonts w:ascii="Times New Roman" w:hAnsi="Times New Roman"/>
+                <w:color w:val="000000" w:themeColor="text1"/>
+                <w:sz w:val="26"/>
+                <w:szCs w:val="26"/>
+              </w:rPr>
+            </w:pPr>
+          </w:p>
+        </w:tc>
+        <w:tc>
+          <w:tcPr>
+            <w:tcW w:w="3788" w:type="dxa"/>
+          </w:tcPr>
+          <w:p>
+            <w:pPr>
+              <w:widowControl w:val="0"/>
+              <w:shd w:val="clear" w:color="auto" w:fill="FFFFFF" w:themeFill="background1"/>
+              <w:ind w:right="-45"/>
+              <w:rPr>
+                <w:rFonts w:ascii="Times New Roman" w:hAnsi="Times New Roman"/>
+                <w:color w:val="000000" w:themeColor="text1"/>
+                <w:spacing w:val="-6"/>
+                <w:sz w:val="26"/>
+                <w:szCs w:val="26"/>
+              </w:rPr>
+            </w:pPr>
+            <w:r>
+              <w:rPr>
+                <w:rFonts w:ascii="Times New Roman" w:hAnsi="Times New Roman"/>
+                <w:color w:val="000000" w:themeColor="text1"/>
+                <w:spacing w:val="-6"/>
+                <w:sz w:val="26"/>
+                <w:szCs w:val="26"/>
+                <w:lang w:val="vi-VN"/>
+              </w:rPr>
+              <w:t xml:space="preserve">Phòng TCKT: Phối hợp với </w:t>
+            </w:r>
+            <w:r>
+              <w:rPr>
+                <w:rFonts w:ascii="Times New Roman" w:hAnsi="Times New Roman"/>
+                <w:color w:val="000000" w:themeColor="text1"/>
+                <w:spacing w:val="-4"/>
+                <w:sz w:val="26"/>
+                <w:szCs w:val="26"/>
+                <w:lang w:val="vi-VN"/>
+              </w:rPr>
+              <w:t>TTĐT&amp;HTQT</w:t>
+            </w:r>
+            <w:r>
+              <w:rPr>
+                <w:rFonts w:ascii="Times New Roman" w:hAnsi="Times New Roman"/>
+                <w:color w:val="000000" w:themeColor="text1"/>
+                <w:spacing w:val="-6"/>
+                <w:sz w:val="26"/>
+                <w:szCs w:val="26"/>
+                <w:lang w:val="vi-VN"/>
+              </w:rPr>
+              <w:t>hướng dẫn, hoàn thiện các chứng từ quyết toán. Không quá 30 ngày sau khi khóa ĐT kết thúc.</w:t>
+            </w:r>
+          </w:p>
+        </w:tc>
+        <w:tc>
+          <w:tcPr>
+            <w:tcW w:w="890" w:type="dxa"/>
+          </w:tcPr>
+          <w:p>
+            <w:pPr>
+              <w:widowControl w:val="0"/>
+              <w:shd w:val="clear" w:color="auto" w:fill="FFFFFF" w:themeFill="background1"/>
+              <w:rPr>
+                <w:rFonts w:ascii="Times New Roman" w:hAnsi="Times New Roman"/>
+                <w:i/>
+                <w:color w:val="000000" w:themeColor="text1"/>
+                <w:sz w:val="26"/>
+                <w:szCs w:val="26"/>
+              </w:rPr>
+            </w:pPr>
+            <w:r>
+              <w:rPr>
+                <w:rFonts w:ascii="Times New Roman" w:hAnsi="Times New Roman"/>
+                <w:i/>
+                <w:color w:val="000000" w:themeColor="text1"/>
+                <w:sz w:val="26"/>
+                <w:szCs w:val="26"/>
+              </w:rPr>
+              <w:t>[[Stt19dat]]</w:t>
+            </w:r>
+          </w:p>
+        </w:tc>
+        <w:tc>
+          <w:tcPr>
+            <w:tcW w:w="1276" w:type="dxa"/>
+          </w:tcPr>
+          <w:p>
+            <w:pPr>
+              <w:widowControl w:val="0"/>
+              <w:shd w:val="clear" w:color="auto" w:fill="FFFFFF" w:themeFill="background1"/>
+              <w:rPr>
+                <w:rFonts w:ascii="Times New Roman" w:hAnsi="Times New Roman"/>
+                <w:i/>
+                <w:color w:val="000000" w:themeColor="text1"/>
+                <w:sz w:val="26"/>
+                <w:szCs w:val="26"/>
+              </w:rPr>
+            </w:pPr>
+            <w:r>
+              <w:rPr>
+                <w:rFonts w:ascii="Times New Roman" w:hAnsi="Times New Roman"/>
+                <w:i/>
+                <w:color w:val="000000" w:themeColor="text1"/>
+                <w:sz w:val="26"/>
+                <w:szCs w:val="26"/>
+              </w:rPr>
+              <w:t>[[Stt19khongdat]]</w:t>
+            </w:r>
+          </w:p>
+        </w:tc>
+        <w:tc>
+          <w:tcPr>
+            <w:tcW w:w="1276" w:type="dxa"/>
+          </w:tcPr>
+          <w:p>
+            <w:pPr>
+              <w:widowControl w:val="0"/>
+              <w:shd w:val="clear" w:color="auto" w:fill="FFFFFF" w:themeFill="background1"/>
+              <w:rPr>
+                <w:rFonts w:ascii="Times New Roman" w:hAnsi="Times New Roman"/>
+                <w:i/>
+                <w:color w:val="000000" w:themeColor="text1"/>
+                <w:sz w:val="26"/>
+                <w:szCs w:val="26"/>
+              </w:rPr>
+            </w:pPr>
+            <w:r>
+              <w:rPr>
+                <w:rFonts w:ascii="Times New Roman" w:hAnsi="Times New Roman"/>
+                <w:i/>
+                <w:color w:val="000000" w:themeColor="text1"/>
+                <w:sz w:val="26"/>
+                <w:szCs w:val="26"/>
+              </w:rPr>
+              <w:t>[[Stt19khonglam]]</w:t>
+            </w:r>
+          </w:p>
+        </w:tc>
+        <w:tc>
+          <w:tcPr>
+            <w:tcW w:w="992" w:type="dxa"/>
+          </w:tcPr>
+          <w:p>
+            <w:pPr>
+              <w:widowControl w:val="0"/>
+              <w:shd w:val="clear" w:color="auto" w:fill="FFFFFF" w:themeFill="background1"/>
+              <w:rPr>
+                <w:rFonts w:ascii="Times New Roman" w:hAnsi="Times New Roman"/>
+                <w:i/>
+                <w:color w:val="000000" w:themeColor="text1"/>
+                <w:sz w:val="26"/>
+                <w:szCs w:val="26"/>
+              </w:rPr>
+            </w:pPr>
+            <w:r>
+              <w:rPr>
+                <w:rFonts w:ascii="Times New Roman" w:hAnsi="Times New Roman"/>
+                <w:i/>
+                <w:color w:val="000000" w:themeColor="text1"/>
+                <w:sz w:val="26"/>
+                <w:szCs w:val="26"/>
+              </w:rPr>
+              <w:t>[[Stt19ghichu]]</w:t>
+            </w:r>
+          </w:p>
+        </w:tc>
+      </w:tr>
+      <w:tr>
+        <w:tc>
+          <w:tcPr>
+            <w:tcW w:w="817" w:type="dxa"/>
+            <w:vAlign w:val="center"/>
+          </w:tcPr>
+          <w:p>
+            <w:pPr>
+              <w:widowControl w:val="0"/>
+              <w:shd w:val="clear" w:color="auto" w:fill="FFFFFF" w:themeFill="background1"/>
+              <w:jc w:val="center"/>
+              <w:rPr>
+                <w:rFonts w:ascii="Times New Roman" w:hAnsi="Times New Roman"/>
+                <w:color w:val="000000" w:themeColor="text1"/>
+                <w:sz w:val="26"/>
+                <w:szCs w:val="26"/>
+              </w:rPr>
+            </w:pPr>
+            <w:r>
+              <w:rPr>
+                <w:rFonts w:ascii="Times New Roman" w:hAnsi="Times New Roman"/>
+                <w:color w:val="000000" w:themeColor="text1"/>
+                <w:sz w:val="26"/>
+                <w:szCs w:val="26"/>
+              </w:rPr>
+              <w:lastRenderedPageBreak/>
+              <w:t>20</w:t>
+            </w:r>
+          </w:p>
+        </w:tc>
+        <w:tc>
+          <w:tcPr>
+            <w:tcW w:w="992" w:type="dxa"/>
+            <w:vMerge/>
+            <w:vAlign w:val="center"/>
+          </w:tcPr>
+          <w:p>
+            <w:pPr>
+              <w:widowControl w:val="0"/>
+              <w:shd w:val="clear" w:color="auto" w:fill="FFFFFF" w:themeFill="background1"/>
+              <w:jc w:val="center"/>
+              <w:rPr>
+                <w:rFonts w:ascii="Times New Roman" w:hAnsi="Times New Roman"/>
+                <w:color w:val="000000" w:themeColor="text1"/>
+                <w:sz w:val="26"/>
+                <w:szCs w:val="26"/>
+              </w:rPr>
+            </w:pPr>
+          </w:p>
+        </w:tc>
+        <w:tc>
+          <w:tcPr>
+            <w:tcW w:w="3788" w:type="dxa"/>
+          </w:tcPr>
+          <w:p>
+            <w:pPr>
+              <w:widowControl w:val="0"/>
+              <w:shd w:val="clear" w:color="auto" w:fill="FFFFFF" w:themeFill="background1"/>
+              <w:rPr>
+                <w:rFonts w:ascii="Times New Roman" w:hAnsi="Times New Roman"/>
+                <w:i/>
+                <w:color w:val="000000" w:themeColor="text1"/>
+                <w:sz w:val="26"/>
+                <w:szCs w:val="26"/>
+              </w:rPr>
+            </w:pPr>
+            <w:r>
+              <w:rPr>
+                <w:rFonts w:ascii="Times New Roman" w:hAnsi="Times New Roman"/>
+                <w:color w:val="000000" w:themeColor="text1"/>
+                <w:spacing w:val="-6"/>
+                <w:sz w:val="26"/>
+                <w:szCs w:val="26"/>
+                <w:lang w:val="vi-VN"/>
+              </w:rPr>
+              <w:t>Đơn vị ĐT: Nhận phản hồi của học viên về khóa ĐT, giải quyết các khiếu nại, kiến nghị (nếu có) Sau khi kết thúc ĐT 30 ngày.</w:t>
+            </w:r>
+          </w:p>
+        </w:tc>
+        <w:tc>
+          <w:tcPr>
+            <w:tcW w:w="890" w:type="dxa"/>
+          </w:tcPr>
+          <w:p>
+            <w:pPr>
+              <w:widowControl w:val="0"/>
+              <w:shd w:val="clear" w:color="auto" w:fill="FFFFFF" w:themeFill="background1"/>
+              <w:rPr>
+                <w:rFonts w:ascii="Times New Roman" w:hAnsi="Times New Roman"/>
+                <w:i/>
+                <w:color w:val="000000" w:themeColor="text1"/>
+                <w:sz w:val="26"/>
+                <w:szCs w:val="26"/>
+              </w:rPr>
+            </w:pPr>
+            <w:r>
+              <w:rPr>
+                <w:rFonts w:ascii="Times New Roman" w:hAnsi="Times New Roman"/>
+                <w:i/>
+                <w:color w:val="000000" w:themeColor="text1"/>
+                <w:sz w:val="26"/>
+                <w:szCs w:val="26"/>
+              </w:rPr>
+              <w:t>[[Stt20dat]]</w:t>
+            </w:r>
+          </w:p>
+        </w:tc>
+        <w:tc>
+          <w:tcPr>
+            <w:tcW w:w="1276" w:type="dxa"/>
+          </w:tcPr>
+          <w:p>
+            <w:pPr>
+              <w:widowControl w:val="0"/>
+              <w:shd w:val="clear" w:color="auto" w:fill="FFFFFF" w:themeFill="background1"/>
+              <w:rPr>
+                <w:rFonts w:ascii="Times New Roman" w:hAnsi="Times New Roman"/>
+                <w:i/>
+                <w:color w:val="000000" w:themeColor="text1"/>
+                <w:sz w:val="26"/>
+                <w:szCs w:val="26"/>
+              </w:rPr>
+            </w:pPr>
+            <w:r>
+              <w:rPr>
+                <w:rFonts w:ascii="Times New Roman" w:hAnsi="Times New Roman"/>
+                <w:i/>
+                <w:color w:val="000000" w:themeColor="text1"/>
+                <w:sz w:val="26"/>
+                <w:szCs w:val="26"/>
+              </w:rPr>
+              <w:t>[[Stt20khongdat]]</w:t>
+            </w:r>
+          </w:p>
+        </w:tc>
+        <w:tc>
+          <w:tcPr>
+            <w:tcW w:w="1276" w:type="dxa"/>
+          </w:tcPr>
+          <w:p>
+            <w:pPr>
+              <w:widowControl w:val="0"/>
+              <w:shd w:val="clear" w:color="auto" w:fill="FFFFFF" w:themeFill="background1"/>
+              <w:rPr>
+                <w:rFonts w:ascii="Times New Roman" w:hAnsi="Times New Roman"/>
+                <w:i/>
+                <w:color w:val="000000" w:themeColor="text1"/>
+                <w:sz w:val="26"/>
+                <w:szCs w:val="26"/>
+              </w:rPr>
+            </w:pPr>
+            <w:r>
+              <w:rPr>
+                <w:rFonts w:ascii="Times New Roman" w:hAnsi="Times New Roman"/>
+                <w:i/>
+                <w:color w:val="000000" w:themeColor="text1"/>
+                <w:sz w:val="26"/>
+                <w:szCs w:val="26"/>
+              </w:rPr>
+              <w:t>[[Stt20khonglam]]</w:t>
+            </w:r>
+          </w:p>
+        </w:tc>
+        <w:tc>
+          <w:tcPr>
+            <w:tcW w:w="992" w:type="dxa"/>
+          </w:tcPr>
+          <w:p>
+            <w:pPr>
+              <w:widowControl w:val="0"/>
+              <w:shd w:val="clear" w:color="auto" w:fill="FFFFFF" w:themeFill="background1"/>
+              <w:rPr>
+                <w:rFonts w:ascii="Times New Roman" w:hAnsi="Times New Roman"/>
+                <w:i/>
+                <w:color w:val="000000" w:themeColor="text1"/>
+                <w:sz w:val="26"/>
+                <w:szCs w:val="26"/>
+              </w:rPr>
+            </w:pPr>
+            <w:r>
+              <w:rPr>
+                <w:rFonts w:ascii="Times New Roman" w:hAnsi="Times New Roman"/>
+                <w:i/>
+                <w:color w:val="000000" w:themeColor="text1"/>
+                <w:sz w:val="26"/>
+                <w:szCs w:val="26"/>
+              </w:rPr>
+              <w:t>[[Stt20ghichu]]</w:t>
+            </w:r>
+          </w:p>
+        </w:tc>
+      </w:tr>
+      <w:tr>
+        <w:tc>
+          <w:tcPr>
+            <w:tcW w:w="817" w:type="dxa"/>
+            <w:vAlign w:val="center"/>
+          </w:tcPr>
+          <w:p>
+            <w:pPr>
+              <w:widowControl w:val="0"/>
+              <w:shd w:val="clear" w:color="auto" w:fill="FFFFFF" w:themeFill="background1"/>
+              <w:jc w:val="center"/>
+              <w:rPr>
+                <w:rFonts w:ascii="Times New Roman" w:hAnsi="Times New Roman"/>
+                <w:color w:val="000000" w:themeColor="text1"/>
+                <w:sz w:val="26"/>
+                <w:szCs w:val="26"/>
+              </w:rPr>
+            </w:pPr>
+            <w:r>
+              <w:rPr>
+                <w:rFonts w:ascii="Times New Roman" w:hAnsi="Times New Roman"/>
+                <w:color w:val="000000" w:themeColor="text1"/>
+                <w:sz w:val="26"/>
+                <w:szCs w:val="26"/>
+              </w:rPr>
+              <w:t>21</w:t>
+            </w:r>
+          </w:p>
+        </w:tc>
+        <w:tc>
+          <w:tcPr>
+            <w:tcW w:w="992" w:type="dxa"/>
+            <w:vAlign w:val="center"/>
+          </w:tcPr>
+          <w:p>
+            <w:pPr>
+              <w:widowControl w:val="0"/>
+              <w:shd w:val="clear" w:color="auto" w:fill="FFFFFF" w:themeFill="background1"/>
+              <w:jc w:val="center"/>
+              <w:rPr>
+                <w:rFonts w:ascii="Times New Roman" w:hAnsi="Times New Roman"/>
+                <w:color w:val="000000" w:themeColor="text1"/>
+                <w:sz w:val="26"/>
+                <w:szCs w:val="26"/>
+              </w:rPr>
+            </w:pPr>
+            <w:r>
+              <w:rPr>
+                <w:rFonts w:ascii="Times New Roman" w:hAnsi="Times New Roman"/>
+                <w:color w:val="000000" w:themeColor="text1"/>
+                <w:sz w:val="26"/>
+                <w:szCs w:val="26"/>
+              </w:rPr>
+              <w:t>7</w:t>
+            </w:r>
+          </w:p>
+        </w:tc>
+        <w:tc>
+          <w:tcPr>
+            <w:tcW w:w="3788" w:type="dxa"/>
+          </w:tcPr>
+          <w:p>
+            <w:pPr>
+              <w:widowControl w:val="0"/>
+              <w:shd w:val="clear" w:color="auto" w:fill="FFFFFF" w:themeFill="background1"/>
+              <w:ind w:right="124"/>
+              <w:rPr>
+                <w:rFonts w:ascii="Times New Roman" w:hAnsi="Times New Roman"/>
+                <w:bCs/>
+                <w:iCs/>
+                <w:color w:val="000000" w:themeColor="text1"/>
+                <w:spacing w:val="4"/>
+                <w:sz w:val="26"/>
+                <w:szCs w:val="26"/>
+                <w:lang w:val="vi-VN"/>
+              </w:rPr>
+            </w:pPr>
+            <w:r>
+              <w:rPr>
+                <w:rFonts w:ascii="Times New Roman" w:hAnsi="Times New Roman"/>
+                <w:bCs/>
+                <w:iCs/>
+                <w:color w:val="000000" w:themeColor="text1"/>
+                <w:spacing w:val="4"/>
+                <w:sz w:val="26"/>
+                <w:szCs w:val="26"/>
+                <w:lang w:val="vi-VN"/>
+              </w:rPr>
+              <w:t>Hoàn thiện hồ sơ lưu</w:t>
+            </w:r>
+          </w:p>
+        </w:tc>
+        <w:tc>
+          <w:tcPr>
+            <w:tcW w:w="890" w:type="dxa"/>
+          </w:tcPr>
+          <w:p>
+            <w:pPr>
+              <w:widowControl w:val="0"/>
+              <w:shd w:val="clear" w:color="auto" w:fill="FFFFFF" w:themeFill="background1"/>
+              <w:rPr>
+                <w:rFonts w:ascii="Times New Roman" w:hAnsi="Times New Roman"/>
+                <w:i/>
+                <w:color w:val="000000" w:themeColor="text1"/>
+                <w:sz w:val="26"/>
+                <w:szCs w:val="26"/>
+              </w:rPr>
+            </w:pPr>
+            <w:r>
+              <w:rPr>
+                <w:rFonts w:ascii="Times New Roman" w:hAnsi="Times New Roman"/>
+                <w:i/>
+                <w:color w:val="000000" w:themeColor="text1"/>
+                <w:sz w:val="26"/>
+                <w:szCs w:val="26"/>
+              </w:rPr>
+              <w:t>[[Stt21dat]]</w:t>
+            </w:r>
+          </w:p>
+        </w:tc>
+        <w:tc>
+          <w:tcPr>
+            <w:tcW w:w="1276" w:type="dxa"/>
+          </w:tcPr>
+          <w:p>
+            <w:pPr>
+              <w:widowControl w:val="0"/>
+              <w:shd w:val="clear" w:color="auto" w:fill="FFFFFF" w:themeFill="background1"/>
+              <w:rPr>
+                <w:rFonts w:ascii="Times New Roman" w:hAnsi="Times New Roman"/>
+                <w:i/>
+                <w:color w:val="000000" w:themeColor="text1"/>
+                <w:sz w:val="26"/>
+                <w:szCs w:val="26"/>
+              </w:rPr>
+            </w:pPr>
+            <w:r>
+              <w:rPr>
+                <w:rFonts w:ascii="Times New Roman" w:hAnsi="Times New Roman"/>
+                <w:i/>
+                <w:color w:val="000000" w:themeColor="text1"/>
+                <w:sz w:val="26"/>
+                <w:szCs w:val="26"/>
+              </w:rPr>
+              <w:t>[[Stt21khongdat]]</w:t>
+            </w:r>
+          </w:p>
+        </w:tc>
+        <w:tc>
+          <w:tcPr>
+            <w:tcW w:w="1276" w:type="dxa"/>
+          </w:tcPr>
+          <w:p>
+            <w:pPr>
+              <w:widowControl w:val="0"/>
+              <w:shd w:val="clear" w:color="auto" w:fill="FFFFFF" w:themeFill="background1"/>
+              <w:rPr>
+                <w:rFonts w:ascii="Times New Roman" w:hAnsi="Times New Roman"/>
+                <w:i/>
+                <w:color w:val="000000" w:themeColor="text1"/>
+                <w:sz w:val="26"/>
+                <w:szCs w:val="26"/>
+              </w:rPr>
+            </w:pPr>
+            <w:r>
+              <w:rPr>
+                <w:rFonts w:ascii="Times New Roman" w:hAnsi="Times New Roman"/>
+                <w:i/>
+                <w:color w:val="000000" w:themeColor="text1"/>
+                <w:sz w:val="26"/>
+                <w:szCs w:val="26"/>
+              </w:rPr>
+              <w:t>[[Stt21khonglam]]</w:t>
+            </w:r>
+          </w:p>
+        </w:tc>
+        <w:tc>
+          <w:tcPr>
+            <w:tcW w:w="992" w:type="dxa"/>
+          </w:tcPr>
+          <w:p>
+            <w:pPr>
+              <w:widowControl w:val="0"/>
+              <w:shd w:val="clear" w:color="auto" w:fill="FFFFFF" w:themeFill="background1"/>
+              <w:rPr>
+                <w:rFonts w:ascii="Times New Roman" w:hAnsi="Times New Roman"/>
+                <w:i/>
+                <w:color w:val="000000" w:themeColor="text1"/>
+                <w:sz w:val="26"/>
+                <w:szCs w:val="26"/>
+              </w:rPr>
+            </w:pPr>
+            <w:r>
+              <w:rPr>
+                <w:rFonts w:ascii="Times New Roman" w:hAnsi="Times New Roman"/>
+                <w:i/>
+                <w:color w:val="000000" w:themeColor="text1"/>
+                <w:sz w:val="26"/>
+                <w:szCs w:val="26"/>
+              </w:rPr>
+              <w:t>[[Stt21ghichu]]</w:t>
+            </w:r>
+          </w:p>
+        </w:tc>
+      </w:tr>
+    </w:tbl>
+    <w:p>
+      <w:pPr>
+        <w:widowControl w:val="0"/>
+        <w:shd w:val="clear" w:color="auto" w:fill="FFFFFF" w:themeFill="background1"/>
+        <w:rPr>
+          <w:b/>
+          <w:color w:val="000000" w:themeColor="text1"/>
+          <w:sz w:val="26"/>
+          <w:szCs w:val="26"/>
+        </w:rPr>
+      </w:pPr>
+      <w:r>
+        <w:rPr>
+          <w:b/>
+          <w:color w:val="000000" w:themeColor="text1"/>
+          <w:sz w:val="26"/>
+          <w:szCs w:val="26"/>
+        </w:rPr>
+        <w:t>(*) Chỉ cần 1 bước của quy trình không đạt thì cả quy trình không đạt</w:t>
+      </w:r>
+    </w:p>
+    <w:p>
+      <w:pPr>
+        <w:widowControl w:val="0"/>
+        <w:shd w:val="clear" w:color="auto" w:fill="FFFFFF" w:themeFill="background1"/>
+        <w:rPr>
+          <w:b/>
+          <w:color w:val="000000" w:themeColor="text1"/>
+          <w:sz w:val="26"/>
+          <w:szCs w:val="26"/>
+        </w:rPr>
+      </w:pPr>
+      <w:r>
+        <w:rPr>
+          <w:b/>
+          <w:color w:val="000000" w:themeColor="text1"/>
+          <w:sz w:val="26"/>
+          <w:szCs w:val="26"/>
+        </w:rPr>
+        <w:t xml:space="preserve">Kết luận: </w:t>
+      </w:r>
+    </w:p>
+    <w:p>
+      <w:pPr>
+        <w:widowControl w:val="0"/>
+        <w:shd w:val="clear" w:color="auto" w:fill="FFFFFF" w:themeFill="background1"/>
+        <w:rPr>
+          <w:b/>
+          <w:color w:val="000000" w:themeColor="text1"/>
+          <w:sz w:val="26"/>
+          <w:szCs w:val="26"/>
+        </w:rPr>
+      </w:pPr>
+    </w:p>
+    <w:tbl>
+      <w:tblPr>
+        <w:tblStyle w:val="TableGrid"/>
+        <w:tblW w:w="0" w:type="auto"/>
+        <w:tblBorders>
+          <w:top w:val="none" w:sz="0" w:space="0" w:color="auto"/>
+          <w:left w:val="none" w:sz="0" w:space="0" w:color="auto"/>
+          <w:bottom w:val="none" w:sz="0" w:space="0" w:color="auto"/>
+          <w:right w:val="none" w:sz="0" w:space="0" w:color="auto"/>
+          <w:insideH w:val="none" w:sz="0" w:space="0" w:color="auto"/>
+          <w:insideV w:val="none" w:sz="0" w:space="0" w:color="auto"/>
+        </w:tblBorders>
+        <w:tblLook w:val="04A0" w:firstRow="1" w:lastRow="0" w:firstColumn="1" w:lastColumn="0" w:noHBand="0" w:noVBand="1"/>
+      </w:tblPr>
+      <w:tblGrid>
+        <w:gridCol w:w="4111"/>
+        <w:gridCol w:w="4961"/>
+      </w:tblGrid>
+      <w:tr>
+        <w:tc>
+          <w:tcPr>
+            <w:tcW w:w="4111" w:type="dxa"/>
+          </w:tcPr>
+          <w:p>
+            <w:pPr>
+              <w:shd w:val="clear" w:color="auto" w:fill="FFFFFF" w:themeFill="background1"/>
+              <w:spacing w:line="324" w:lineRule="auto"/>
+              <w:jc w:val="center"/>
+              <w:rPr>
+                <w:i/>
+                <w:color w:val="000000" w:themeColor="text1"/>
+                <w:sz w:val="26"/>
+                <w:szCs w:val="26"/>
+              </w:rPr>
+            </w:pPr>
+          </w:p>
+        </w:tc>
+        <w:tc>
+          <w:tcPr>
+            <w:tcW w:w="4961" w:type="dxa"/>
+          </w:tcPr>
+          <w:p>
+            <w:pPr>
+              <w:shd w:val="clear" w:color="auto" w:fill="FFFFFF" w:themeFill="background1"/>
+              <w:spacing w:line="324" w:lineRule="auto"/>
+              <w:jc w:val="center"/>
+              <w:rPr>
+                <w:i/>
+                <w:color w:val="000000" w:themeColor="text1"/>
+                <w:sz w:val="26"/>
+                <w:szCs w:val="26"/>
+              </w:rPr>
+            </w:pPr>
+            <w:r>
+              <w:rPr>
+                <w:i/>
+                <w:color w:val="000000" w:themeColor="text1"/>
+                <w:sz w:val="26"/>
+                <w:szCs w:val="26"/>
+              </w:rPr>
+              <w:t xml:space="preserve">Hà Nội, </w:t>
+            </w:r>
+            <w:r>
+              <w:rPr>
+                <w:i/>
+                <w:color w:val="000000" w:themeColor="text1"/>
+                <w:sz w:val="26"/>
+                <w:szCs w:val="26"/>
+                <w:lang w:val="en-US"/>
+              </w:rPr>
+              <w:t>[[</w:t>
+            </w:r>
+            <w:r>
+              <w:rPr>
+                <w:i/>
+                <w:color w:val="000000" w:themeColor="text1"/>
+                <w:sz w:val="26"/>
+                <w:szCs w:val="26"/>
+                <w:lang w:val="en-US"/>
+              </w:rPr>
+              <w:t>NgayThangNamHienTaiDayDu</w:t>
+            </w:r>
+            <w:r>
+              <w:rPr>
+                <w:i/>
+                <w:color w:val="000000" w:themeColor="text1"/>
+                <w:sz w:val="26"/>
+                <w:szCs w:val="26"/>
+                <w:lang w:val="en-US"/>
+              </w:rPr>
+              <w:t>]]</w:t>
+            </w:r>
+          </w:p>
+        </w:tc>
+      </w:tr>
+      <w:tr>
+        <w:tc>
+          <w:tcPr>
+            <w:tcW w:w="4111" w:type="dxa"/>
+          </w:tcPr>
+          <w:p>
+            <w:pPr>
+              <w:shd w:val="clear" w:color="auto" w:fill="FFFFFF" w:themeFill="background1"/>
+              <w:spacing w:line="324" w:lineRule="auto"/>
+              <w:rPr>
+                <w:b/>
+                <w:color w:val="000000" w:themeColor="text1"/>
+                <w:sz w:val="26"/>
+                <w:szCs w:val="26"/>
+              </w:rPr>
+            </w:pPr>
+          </w:p>
+        </w:tc>
+        <w:tc>
+          <w:tcPr>
+            <w:tcW w:w="4961" w:type="dxa"/>
+          </w:tcPr>
+          <w:p>
+            <w:pPr>
+              <w:shd w:val="clear" w:color="auto" w:fill="FFFFFF" w:themeFill="background1"/>
+              <w:spacing w:line="324" w:lineRule="auto"/>
+              <w:jc w:val="center"/>
+              <w:rPr>
+                <w:b/>
+                <w:color w:val="000000" w:themeColor="text1"/>
+                <w:sz w:val="26"/>
+                <w:szCs w:val="26"/>
+              </w:rPr>
+            </w:pPr>
+            <w:r>
+              <w:rPr>
+                <w:b/>
+                <w:color w:val="000000" w:themeColor="text1"/>
+                <w:sz w:val="26"/>
+                <w:szCs w:val="26"/>
+              </w:rPr>
+              <w:t>NGƯỜI GIÁM SÁT</w:t>
+            </w:r>
+          </w:p>
+        </w:tc>
+      </w:tr>
+    </w:tbl>
+    <w:p>
+      <w:pPr>
+        <w:shd w:val="clear" w:color="auto" w:fill="FFFFFF" w:themeFill="background1"/>
+        <w:spacing w:line="324" w:lineRule="auto"/>
+        <w:rPr>
+          <w:b/>
+          <w:color w:val="000000" w:themeColor="text1"/>
+          <w:sz w:val="26"/>
+          <w:szCs w:val="26"/>
+        </w:rPr>
+      </w:pPr>
+    </w:p>
+    <w:p>
+      <w:pPr>
+        <w:shd w:val="clear" w:color="auto" w:fill="FFFFFF" w:themeFill="background1"/>
+        <w:spacing w:line="324" w:lineRule="auto"/>
+        <w:jc w:val="center"/>
+        <w:rPr>
+          <w:b/>
+          <w:color w:val="000000" w:themeColor="text1"/>
+          <w:sz w:val="26"/>
+          <w:szCs w:val="26"/>
+        </w:rPr>
+      </w:pPr>
+      <w:r>
+        <w:rPr>
+          <w:b/>
+          <w:color w:val="000000" w:themeColor="text1"/>
+          <w:sz w:val="26"/>
+          <w:szCs w:val="26"/>
+        </w:rPr>
+        <w:t>Các thành viên giám sát liên quan</w:t>
+      </w:r>
+    </w:p>
+    <w:p>
+      <w:pPr>
+        <w:shd w:val="clear" w:color="auto" w:fill="FFFFFF" w:themeFill="background1"/>
+        <w:spacing w:after="120" w:line="300" w:lineRule="auto"/>
+        <w:rPr>
+          <w:color w:val="000000" w:themeColor="text1"/>
+          <w:sz w:val="26"/>
+          <w:szCs w:val="26"/>
+        </w:rPr>
+      </w:pPr>
+      <w:r>
+        <w:rPr>
+          <w:color w:val="000000" w:themeColor="text1"/>
+          <w:sz w:val="26"/>
+          <w:szCs w:val="26"/>
+        </w:rPr>
+        <w:t>1.</w:t>
+      </w:r>
+      <w:r>
+        <w:rPr>
+          <w:color w:val="000000" w:themeColor="text1"/>
+          <w:sz w:val="26"/>
+          <w:szCs w:val="26"/>
+        </w:rPr>
+        <w:t xml:space="preserve"> [[ThanhVienLienQuan1]]</w:t>
+      </w:r>
+    </w:p>
+    <w:p>
+      <w:pPr>
+        <w:shd w:val="clear" w:color="auto" w:fill="FFFFFF" w:themeFill="background1"/>
+        <w:spacing w:after="120" w:line="300" w:lineRule="auto"/>
+        <w:rPr>
+          <w:color w:val="000000" w:themeColor="text1"/>
+          <w:sz w:val="26"/>
+          <w:szCs w:val="26"/>
+        </w:rPr>
+      </w:pPr>
+      <w:r>
+        <w:rPr>
+          <w:color w:val="000000" w:themeColor="text1"/>
+          <w:sz w:val="26"/>
+          <w:szCs w:val="26"/>
+        </w:rPr>
+        <w:t>2.</w:t>
+      </w:r>
+      <w:r>
+        <w:rPr>
+          <w:color w:val="000000" w:themeColor="text1"/>
+          <w:sz w:val="26"/>
+          <w:szCs w:val="26"/>
+        </w:rPr>
+        <w:t xml:space="preserve"> [[ThanhVienLienQuan</w:t>
+      </w:r>
+      <w:r>
+        <w:rPr>
+          <w:color w:val="000000" w:themeColor="text1"/>
+          <w:sz w:val="26"/>
+          <w:szCs w:val="26"/>
+        </w:rPr>
+        <w:t>2</w:t>
+      </w:r>
+      <w:r>
+        <w:rPr>
+          <w:color w:val="000000" w:themeColor="text1"/>
+          <w:sz w:val="26"/>
+          <w:szCs w:val="26"/>
+        </w:rPr>
+        <w:t>]]</w:t>
+      </w:r>
+    </w:p>
+    <w:p>
+      <w:pPr>
+        <w:shd w:val="clear" w:color="auto" w:fill="FFFFFF" w:themeFill="background1"/>
+        <w:spacing w:after="120" w:line="300" w:lineRule="auto"/>
+        <w:rPr>
+          <w:color w:val="000000" w:themeColor="text1"/>
+          <w:sz w:val="26"/>
+          <w:szCs w:val="26"/>
+        </w:rPr>
+      </w:pPr>
+      <w:r>
+        <w:rPr>
+          <w:color w:val="000000" w:themeColor="text1"/>
+          <w:sz w:val="26"/>
+          <w:szCs w:val="26"/>
+        </w:rPr>
+        <w:t>3.</w:t>
+      </w:r>
+      <w:r>
+        <w:rPr>
+          <w:color w:val="000000" w:themeColor="text1"/>
+          <w:sz w:val="26"/>
+          <w:szCs w:val="26"/>
+        </w:rPr>
+        <w:t xml:space="preserve"> [[ThanhVienLienQuan</w:t>
+      </w:r>
+      <w:r>
+        <w:rPr>
+          <w:color w:val="000000" w:themeColor="text1"/>
+          <w:sz w:val="26"/>
+          <w:szCs w:val="26"/>
+        </w:rPr>
+        <w:t>3</w:t>
+      </w:r>
+      <w:r>
+        <w:rPr>
+          <w:color w:val="000000" w:themeColor="text1"/>
+          <w:sz w:val="26"/>
+          <w:szCs w:val="26"/>
+        </w:rPr>
+        <w:t>]]</w:t>
+      </w:r>
+    </w:p>
     <w:sectPr>
       <w:pgSz w:w="11907" w:h="16840" w:code="9"/>
       <w:pgMar w:top="1134" w:right="1134" w:bottom="1134" w:left="1701" w:header="720" w:footer="720" w:gutter="0"/>
@@ -13,8 +6891,245 @@
 </w:document>
 </file>
 
+<file path=word/numbering.xml><?xml version="1.0" encoding="utf-8"?>
+<w:numbering xmlns:wpc="http://schemas.microsoft.com/office/word/2010/wordprocessingCanvas" xmlns:cx="http://schemas.microsoft.com/office/drawing/2014/chartex" xmlns:cx1="http://schemas.microsoft.com/office/drawing/2015/9/8/chartex" xmlns:cx2="http://schemas.microsoft.com/office/drawing/2015/10/21/chartex" xmlns:cx3="http://schemas.microsoft.com/office/drawing/2016/5/9/chartex" xmlns:cx4="http://schemas.microsoft.com/office/drawing/2016/5/10/chartex" xmlns:cx5="http://schemas.microsoft.com/office/drawing/2016/5/11/chartex" xmlns:cx6="http://schemas.microsoft.com/office/drawing/2016/5/12/chartex" xmlns:cx7="http://schemas.microsoft.com/office/drawing/2016/5/13/chartex" xmlns:cx8="http://schemas.microsoft.com/office/drawing/2016/5/14/chartex" xmlns:mc="http://schemas.openxmlformats.org/markup-compatibility/2006" xmlns:aink="http://schemas.microsoft.com/office/drawing/2016/ink" xmlns:am3d="http://schemas.microsoft.com/office/drawing/2017/model3d" xmlns:o="urn:schemas-microsoft-com:office:office" xmlns:oel="http://schemas.microsoft.com/office/2019/extlst" xmlns:r="http://schemas.openxmlformats.org/officeDocument/2006/relationships" xmlns:m="http://schemas.openxmlformats.org/officeDocument/2006/math" xmlns:v="urn:schemas-microsoft-com:vml" xmlns:wp14="http://schemas.microsoft.com/office/word/2010/wordprocessingDrawing" xmlns:wp="http://schemas.openxmlformats.org/drawingml/2006/wordprocessingDrawing" xmlns:w10="urn:schemas-microsoft-com:office:word" xmlns:w="http://schemas.openxmlformats.org/wordprocessingml/2006/main" xmlns:w14="http://schemas.microsoft.com/office/word/2010/wordml" xmlns:w15="http://schemas.microsoft.com/office/word/2012/wordml" xmlns:w16cex="http://schemas.microsoft.com/office/word/2018/wordml/cex" xmlns:w16cid="http://schemas.microsoft.com/office/word/2016/wordml/cid" xmlns:w16="http://schemas.microsoft.com/office/word/2018/wordml" xmlns:w16du="http://schemas.microsoft.com/office/word/2023/wordml/word16du" xmlns:w16sdtdh="http://schemas.microsoft.com/office/word/2020/wordml/sdtdatahash" xmlns:w16sdtfl="http://schemas.microsoft.com/office/word/2024/wordml/sdtformatlock" xmlns:w16se="http://schemas.microsoft.com/office/word/2015/wordml/symex" xmlns:wpg="http://schemas.microsoft.com/office/word/2010/wordprocessingGroup" xmlns:wpi="http://schemas.microsoft.com/office/word/2010/wordprocessingInk" xmlns:wne="http://schemas.microsoft.com/office/word/2006/wordml" xmlns:wps="http://schemas.microsoft.com/office/word/2010/wordprocessingShape" mc:Ignorable="w14 w15 w16se w16cid w16 w16cex w16sdtdh w16sdtfl w16du wp14">
+  <w:abstractNum w:abstractNumId="0" w15:restartNumberingAfterBreak="0">
+    <w:nsid w:val="07020271"/>
+    <w:multiLevelType w:val="hybridMultilevel"/>
+    <w:tmpl w:val="C4C429E8"/>
+    <w:lvl w:ilvl="0" w:tplc="900E0AE4">
+      <w:start w:val="8"/>
+      <w:numFmt w:val="bullet"/>
+      <w:lvlText w:val="-"/>
+      <w:lvlJc w:val="left"/>
+      <w:pPr>
+        <w:ind w:left="360" w:hanging="360"/>
+      </w:pPr>
+      <w:rPr>
+        <w:rFonts w:ascii="Times New Roman" w:eastAsiaTheme="minorHAnsi" w:hAnsi="Times New Roman" w:cs="Times New Roman" w:hint="default"/>
+      </w:rPr>
+    </w:lvl>
+    <w:lvl w:ilvl="1" w:tplc="04090003" w:tentative="1">
+      <w:start w:val="1"/>
+      <w:numFmt w:val="bullet"/>
+      <w:lvlText w:val="o"/>
+      <w:lvlJc w:val="left"/>
+      <w:pPr>
+        <w:ind w:left="1080" w:hanging="360"/>
+      </w:pPr>
+      <w:rPr>
+        <w:rFonts w:ascii="Courier New" w:hAnsi="Courier New" w:cs="Courier New" w:hint="default"/>
+      </w:rPr>
+    </w:lvl>
+    <w:lvl w:ilvl="2" w:tplc="04090005" w:tentative="1">
+      <w:start w:val="1"/>
+      <w:numFmt w:val="bullet"/>
+      <w:lvlText w:val=""/>
+      <w:lvlJc w:val="left"/>
+      <w:pPr>
+        <w:ind w:left="1800" w:hanging="360"/>
+      </w:pPr>
+      <w:rPr>
+        <w:rFonts w:ascii="Wingdings" w:hAnsi="Wingdings" w:hint="default"/>
+      </w:rPr>
+    </w:lvl>
+    <w:lvl w:ilvl="3" w:tplc="04090001" w:tentative="1">
+      <w:start w:val="1"/>
+      <w:numFmt w:val="bullet"/>
+      <w:lvlText w:val=""/>
+      <w:lvlJc w:val="left"/>
+      <w:pPr>
+        <w:ind w:left="2520" w:hanging="360"/>
+      </w:pPr>
+      <w:rPr>
+        <w:rFonts w:ascii="Symbol" w:hAnsi="Symbol" w:hint="default"/>
+      </w:rPr>
+    </w:lvl>
+    <w:lvl w:ilvl="4" w:tplc="04090003" w:tentative="1">
+      <w:start w:val="1"/>
+      <w:numFmt w:val="bullet"/>
+      <w:lvlText w:val="o"/>
+      <w:lvlJc w:val="left"/>
+      <w:pPr>
+        <w:ind w:left="3240" w:hanging="360"/>
+      </w:pPr>
+      <w:rPr>
+        <w:rFonts w:ascii="Courier New" w:hAnsi="Courier New" w:cs="Courier New" w:hint="default"/>
+      </w:rPr>
+    </w:lvl>
+    <w:lvl w:ilvl="5" w:tplc="04090005" w:tentative="1">
+      <w:start w:val="1"/>
+      <w:numFmt w:val="bullet"/>
+      <w:lvlText w:val=""/>
+      <w:lvlJc w:val="left"/>
+      <w:pPr>
+        <w:ind w:left="3960" w:hanging="360"/>
+      </w:pPr>
+      <w:rPr>
+        <w:rFonts w:ascii="Wingdings" w:hAnsi="Wingdings" w:hint="default"/>
+      </w:rPr>
+    </w:lvl>
+    <w:lvl w:ilvl="6" w:tplc="04090001" w:tentative="1">
+      <w:start w:val="1"/>
+      <w:numFmt w:val="bullet"/>
+      <w:lvlText w:val=""/>
+      <w:lvlJc w:val="left"/>
+      <w:pPr>
+        <w:ind w:left="4680" w:hanging="360"/>
+      </w:pPr>
+      <w:rPr>
+        <w:rFonts w:ascii="Symbol" w:hAnsi="Symbol" w:hint="default"/>
+      </w:rPr>
+    </w:lvl>
+    <w:lvl w:ilvl="7" w:tplc="04090003" w:tentative="1">
+      <w:start w:val="1"/>
+      <w:numFmt w:val="bullet"/>
+      <w:lvlText w:val="o"/>
+      <w:lvlJc w:val="left"/>
+      <w:pPr>
+        <w:ind w:left="5400" w:hanging="360"/>
+      </w:pPr>
+      <w:rPr>
+        <w:rFonts w:ascii="Courier New" w:hAnsi="Courier New" w:cs="Courier New" w:hint="default"/>
+      </w:rPr>
+    </w:lvl>
+    <w:lvl w:ilvl="8" w:tplc="04090005" w:tentative="1">
+      <w:start w:val="1"/>
+      <w:numFmt w:val="bullet"/>
+      <w:lvlText w:val=""/>
+      <w:lvlJc w:val="left"/>
+      <w:pPr>
+        <w:ind w:left="6120" w:hanging="360"/>
+      </w:pPr>
+      <w:rPr>
+        <w:rFonts w:ascii="Wingdings" w:hAnsi="Wingdings" w:hint="default"/>
+      </w:rPr>
+    </w:lvl>
+  </w:abstractNum>
+  <w:abstractNum w:abstractNumId="1" w15:restartNumberingAfterBreak="0">
+    <w:nsid w:val="2F6F75DB"/>
+    <w:multiLevelType w:val="hybridMultilevel"/>
+    <w:tmpl w:val="45486B8A"/>
+    <w:lvl w:ilvl="0" w:tplc="C338CF3C">
+      <w:start w:val="6"/>
+      <w:numFmt w:val="bullet"/>
+      <w:lvlText w:val="-"/>
+      <w:lvlJc w:val="left"/>
+      <w:pPr>
+        <w:ind w:left="720" w:hanging="360"/>
+      </w:pPr>
+      <w:rPr>
+        <w:rFonts w:ascii="Times New Roman" w:eastAsia="Calibri" w:hAnsi="Times New Roman" w:cs="Times New Roman" w:hint="default"/>
+      </w:rPr>
+    </w:lvl>
+    <w:lvl w:ilvl="1" w:tplc="04090003" w:tentative="1">
+      <w:start w:val="1"/>
+      <w:numFmt w:val="bullet"/>
+      <w:lvlText w:val="o"/>
+      <w:lvlJc w:val="left"/>
+      <w:pPr>
+        <w:ind w:left="1440" w:hanging="360"/>
+      </w:pPr>
+      <w:rPr>
+        <w:rFonts w:ascii="Courier New" w:hAnsi="Courier New" w:cs="Courier New" w:hint="default"/>
+      </w:rPr>
+    </w:lvl>
+    <w:lvl w:ilvl="2" w:tplc="04090005" w:tentative="1">
+      <w:start w:val="1"/>
+      <w:numFmt w:val="bullet"/>
+      <w:lvlText w:val=""/>
+      <w:lvlJc w:val="left"/>
+      <w:pPr>
+        <w:ind w:left="2160" w:hanging="360"/>
+      </w:pPr>
+      <w:rPr>
+        <w:rFonts w:ascii="Wingdings" w:hAnsi="Wingdings" w:hint="default"/>
+      </w:rPr>
+    </w:lvl>
+    <w:lvl w:ilvl="3" w:tplc="04090001" w:tentative="1">
+      <w:start w:val="1"/>
+      <w:numFmt w:val="bullet"/>
+      <w:lvlText w:val=""/>
+      <w:lvlJc w:val="left"/>
+      <w:pPr>
+        <w:ind w:left="2880" w:hanging="360"/>
+      </w:pPr>
+      <w:rPr>
+        <w:rFonts w:ascii="Symbol" w:hAnsi="Symbol" w:hint="default"/>
+      </w:rPr>
+    </w:lvl>
+    <w:lvl w:ilvl="4" w:tplc="04090003" w:tentative="1">
+      <w:start w:val="1"/>
+      <w:numFmt w:val="bullet"/>
+      <w:lvlText w:val="o"/>
+      <w:lvlJc w:val="left"/>
+      <w:pPr>
+        <w:ind w:left="3600" w:hanging="360"/>
+      </w:pPr>
+      <w:rPr>
+        <w:rFonts w:ascii="Courier New" w:hAnsi="Courier New" w:cs="Courier New" w:hint="default"/>
+      </w:rPr>
+    </w:lvl>
+    <w:lvl w:ilvl="5" w:tplc="04090005" w:tentative="1">
+      <w:start w:val="1"/>
+      <w:numFmt w:val="bullet"/>
+      <w:lvlText w:val=""/>
+      <w:lvlJc w:val="left"/>
+      <w:pPr>
+        <w:ind w:left="4320" w:hanging="360"/>
+      </w:pPr>
+      <w:rPr>
+        <w:rFonts w:ascii="Wingdings" w:hAnsi="Wingdings" w:hint="default"/>
+      </w:rPr>
+    </w:lvl>
+    <w:lvl w:ilvl="6" w:tplc="04090001" w:tentative="1">
+      <w:start w:val="1"/>
+      <w:numFmt w:val="bullet"/>
+      <w:lvlText w:val=""/>
+      <w:lvlJc w:val="left"/>
+      <w:pPr>
+        <w:ind w:left="5040" w:hanging="360"/>
+      </w:pPr>
+      <w:rPr>
+        <w:rFonts w:ascii="Symbol" w:hAnsi="Symbol" w:hint="default"/>
+      </w:rPr>
+    </w:lvl>
+    <w:lvl w:ilvl="7" w:tplc="04090003" w:tentative="1">
+      <w:start w:val="1"/>
+      <w:numFmt w:val="bullet"/>
+      <w:lvlText w:val="o"/>
+      <w:lvlJc w:val="left"/>
+      <w:pPr>
+        <w:ind w:left="5760" w:hanging="360"/>
+      </w:pPr>
+      <w:rPr>
+        <w:rFonts w:ascii="Courier New" w:hAnsi="Courier New" w:cs="Courier New" w:hint="default"/>
+      </w:rPr>
+    </w:lvl>
+    <w:lvl w:ilvl="8" w:tplc="04090005" w:tentative="1">
+      <w:start w:val="1"/>
+      <w:numFmt w:val="bullet"/>
+      <w:lvlText w:val=""/>
+      <w:lvlJc w:val="left"/>
+      <w:pPr>
+        <w:ind w:left="6480" w:hanging="360"/>
+      </w:pPr>
+      <w:rPr>
+        <w:rFonts w:ascii="Wingdings" w:hAnsi="Wingdings" w:hint="default"/>
+      </w:rPr>
+    </w:lvl>
+  </w:abstractNum>
+  <w:num w:numId="1" w16cid:durableId="42800901">
+    <w:abstractNumId w:val="0"/>
+  </w:num>
+  <w:num w:numId="2" w16cid:durableId="969474945">
+    <w:abstractNumId w:val="1"/>
+  </w:num>
+</w:numbering>
+</file>
+
 <file path=word/styles.xml><?xml version="1.0" encoding="utf-8"?>
-<w:styles xmlns:mc="http://schemas.openxmlformats.org/markup-compatibility/2006" xmlns:r="http://schemas.openxmlformats.org/officeDocument/2006/relationships" xmlns:w="http://schemas.openxmlformats.org/wordprocessingml/2006/main" xmlns:w14="http://schemas.microsoft.com/office/word/2010/wordml" xmlns:w15="http://schemas.microsoft.com/office/word/2012/wordml" xmlns:w16cex="http://schemas.microsoft.com/office/word/2018/wordml/cex" xmlns:w16cid="http://schemas.microsoft.com/office/word/2016/wordml/cid" xmlns:w16="http://schemas.microsoft.com/office/word/2018/wordml" xmlns:w16sdtdh="http://schemas.microsoft.com/office/word/2020/wordml/sdtdatahash" xmlns:w16se="http://schemas.microsoft.com/office/word/2015/wordml/symex" mc:Ignorable="w14 w15 w16se w16cid w16 w16cex w16sdtdh">
+<w:styles xmlns:mc="http://schemas.openxmlformats.org/markup-compatibility/2006" xmlns:r="http://schemas.openxmlformats.org/officeDocument/2006/relationships" xmlns:w="http://schemas.openxmlformats.org/wordprocessingml/2006/main" xmlns:w14="http://schemas.microsoft.com/office/word/2010/wordml" xmlns:w15="http://schemas.microsoft.com/office/word/2012/wordml" xmlns:w16cex="http://schemas.microsoft.com/office/word/2018/wordml/cex" xmlns:w16cid="http://schemas.microsoft.com/office/word/2016/wordml/cid" xmlns:w16="http://schemas.microsoft.com/office/word/2018/wordml" xmlns:w16du="http://schemas.microsoft.com/office/word/2023/wordml/word16du" xmlns:w16sdtdh="http://schemas.microsoft.com/office/word/2020/wordml/sdtdatahash" xmlns:w16sdtfl="http://schemas.microsoft.com/office/word/2024/wordml/sdtformatlock" xmlns:w16se="http://schemas.microsoft.com/office/word/2015/wordml/symex" mc:Ignorable="w14 w15 w16se w16cid w16 w16cex w16sdtdh w16sdtfl w16du">
   <w:docDefaults>
     <w:rPrDefault>
       <w:rPr>
@@ -187,7 +7302,7 @@
     <w:lsdException w:name="Table Web 2" w:semiHidden="1" w:unhideWhenUsed="1"/>
     <w:lsdException w:name="Table Web 3" w:semiHidden="1" w:unhideWhenUsed="1"/>
     <w:lsdException w:name="Balloon Text" w:semiHidden="1" w:unhideWhenUsed="1"/>
-    <w:lsdException w:name="Table Grid" w:uiPriority="39"/>
+    <w:lsdException w:name="Table Grid" w:uiPriority="59"/>
     <w:lsdException w:name="Table Theme" w:semiHidden="1" w:unhideWhenUsed="1"/>
     <w:lsdException w:name="Placeholder Text" w:semiHidden="1"/>
     <w:lsdException w:name="No Spacing" w:uiPriority="1" w:qFormat="1"/>
@@ -860,7 +7975,9 @@
   </w:style>
   <w:style w:type="paragraph" w:styleId="ListParagraph">
     <w:name w:val="List Paragraph"/>
+    <w:aliases w:val="bullet 1,bullet,List Paragraph11,List Paragraph2,Pictures"/>
     <w:basedOn w:val="Normal"/>
+    <w:link w:val="ListParagraphChar"/>
     <w:uiPriority w:val="34"/>
     <w:qFormat/>
     <w:rsid w:val="00C60E8A"/>
@@ -929,6 +8046,68 @@
       <w:color w:val="0F4761" w:themeColor="accent1" w:themeShade="BF"/>
       <w:spacing w:val="5"/>
     </w:rPr>
+  </w:style>
+  <w:style w:type="table" w:styleId="TableGrid">
+    <w:name w:val="Table Grid"/>
+    <w:basedOn w:val="TableNormal"/>
+    <w:uiPriority w:val="59"/>
+    <w:rsid w:val="005F1E1F"/>
+    <w:pPr>
+      <w:spacing w:after="0" w:line="240" w:lineRule="auto"/>
+    </w:pPr>
+    <w:rPr>
+      <w:rFonts w:eastAsia="Times New Roman" w:cs="Times New Roman"/>
+      <w:kern w:val="0"/>
+      <w:sz w:val="20"/>
+      <w:szCs w:val="20"/>
+      <w:lang w:val="vi-VN" w:eastAsia="vi-VN"/>
+      <w14:ligatures w14:val="none"/>
+    </w:rPr>
+    <w:tblPr>
+      <w:tblBorders>
+        <w:top w:val="single" w:sz="4" w:space="0" w:color="auto"/>
+        <w:left w:val="single" w:sz="4" w:space="0" w:color="auto"/>
+        <w:bottom w:val="single" w:sz="4" w:space="0" w:color="auto"/>
+        <w:right w:val="single" w:sz="4" w:space="0" w:color="auto"/>
+        <w:insideH w:val="single" w:sz="4" w:space="0" w:color="auto"/>
+        <w:insideV w:val="single" w:sz="4" w:space="0" w:color="auto"/>
+      </w:tblBorders>
+    </w:tblPr>
+  </w:style>
+  <w:style w:type="character" w:customStyle="1" w:styleId="ListParagraphChar">
+    <w:name w:val="List Paragraph Char"/>
+    <w:aliases w:val="bullet 1 Char,bullet Char,List Paragraph11 Char,List Paragraph2 Char,Pictures Char"/>
+    <w:basedOn w:val="DefaultParagraphFont"/>
+    <w:link w:val="ListParagraph"/>
+    <w:uiPriority w:val="34"/>
+    <w:rsid w:val="005F1E1F"/>
+  </w:style>
+  <w:style w:type="table" w:customStyle="1" w:styleId="TableGrid10">
+    <w:name w:val="Table Grid10"/>
+    <w:basedOn w:val="TableNormal"/>
+    <w:next w:val="TableGrid"/>
+    <w:uiPriority w:val="59"/>
+    <w:rsid w:val="005F1E1F"/>
+    <w:pPr>
+      <w:spacing w:after="0" w:line="240" w:lineRule="auto"/>
+    </w:pPr>
+    <w:rPr>
+      <w:rFonts w:ascii="Calibri" w:eastAsia="Calibri" w:hAnsi="Calibri" w:cs="Times New Roman"/>
+      <w:kern w:val="0"/>
+      <w:sz w:val="22"/>
+      <w:szCs w:val="22"/>
+      <w14:ligatures w14:val="none"/>
+    </w:rPr>
+    <w:tblPr>
+      <w:tblBorders>
+        <w:top w:val="single" w:sz="4" w:space="0" w:color="auto"/>
+        <w:left w:val="single" w:sz="4" w:space="0" w:color="auto"/>
+        <w:bottom w:val="single" w:sz="4" w:space="0" w:color="auto"/>
+        <w:right w:val="single" w:sz="4" w:space="0" w:color="auto"/>
+        <w:insideH w:val="single" w:sz="4" w:space="0" w:color="auto"/>
+        <w:insideV w:val="single" w:sz="4" w:space="0" w:color="auto"/>
+      </w:tblBorders>
+    </w:tblPr>
   </w:style>
 </w:styles>
 </file>

--- a/QTQLĐT&HTQT03/QTQLĐT&HTQT03BK04.docx
+++ b/QTQLĐT&HTQT03/QTQLĐT&HTQT03BK04.docx
@@ -40,7 +40,6 @@
             <w:r>
               <w:rPr>
                 <w:noProof/>
-                <w14:ligatures w14:val="standardContextual"/>
               </w:rPr>
               <w:drawing>
                 <wp:inline distT="0" distB="0" distL="0" distR="0" wp14:anchorId="61EDC588" wp14:editId="79BFEA23">
@@ -870,7 +869,7 @@
                 <w:sz w:val="26"/>
                 <w:szCs w:val="26"/>
               </w:rPr>
-              <w:t>[[Stt01dat]]</w:t>
+              <w:t>[[KH1]]</w:t>
             </w:r>
           </w:p>
         </w:tc>
@@ -898,7 +897,7 @@
                 <w:sz w:val="26"/>
                 <w:szCs w:val="26"/>
               </w:rPr>
-              <w:t>[[Stt01khongdat]]</w:t>
+              <w:t>[[KH2]]</w:t>
             </w:r>
           </w:p>
         </w:tc>
@@ -926,7 +925,7 @@
                 <w:sz w:val="26"/>
                 <w:szCs w:val="26"/>
               </w:rPr>
-              <w:t>[[Stt01khonglam]]</w:t>
+              <w:t>[[KH3]]</w:t>
             </w:r>
           </w:p>
         </w:tc>
@@ -954,7 +953,7 @@
                 <w:sz w:val="26"/>
                 <w:szCs w:val="26"/>
               </w:rPr>
-              <w:t>[[Stt01ghichu]]</w:t>
+              <w:t>[[KH4]]</w:t>
             </w:r>
           </w:p>
         </w:tc>
@@ -1098,7 +1097,7 @@
                 <w:sz w:val="26"/>
                 <w:szCs w:val="26"/>
               </w:rPr>
-              <w:t>[[Stt02dat]]</w:t>
+              <w:t>[[CT1]]</w:t>
             </w:r>
           </w:p>
         </w:tc>
@@ -1126,7 +1125,7 @@
                 <w:sz w:val="26"/>
                 <w:szCs w:val="26"/>
               </w:rPr>
-              <w:t>[[Stt02khongdat]]</w:t>
+              <w:t>[[CT2]]</w:t>
             </w:r>
           </w:p>
         </w:tc>
@@ -1154,7 +1153,7 @@
                 <w:sz w:val="26"/>
                 <w:szCs w:val="26"/>
               </w:rPr>
-              <w:t>[[Stt02khonglam]]</w:t>
+              <w:t>[[CT3]]</w:t>
             </w:r>
           </w:p>
         </w:tc>
@@ -1182,7 +1181,7 @@
                 <w:sz w:val="26"/>
                 <w:szCs w:val="26"/>
               </w:rPr>
-              <w:t>[[Stt02ghichu]]</w:t>
+              <w:t>[[CT4]]</w:t>
             </w:r>
           </w:p>
         </w:tc>
@@ -1338,7 +1337,7 @@
                 <w:sz w:val="26"/>
                 <w:szCs w:val="26"/>
               </w:rPr>
-              <w:t>[[Stt03dat]]</w:t>
+              <w:t>[[BH1]]</w:t>
             </w:r>
           </w:p>
         </w:tc>
@@ -1366,7 +1365,7 @@
                 <w:sz w:val="26"/>
                 <w:szCs w:val="26"/>
               </w:rPr>
-              <w:t>[[Stt03khongdat]]</w:t>
+              <w:t>[[BH2]]</w:t>
             </w:r>
           </w:p>
         </w:tc>
@@ -1394,7 +1393,7 @@
                 <w:sz w:val="26"/>
                 <w:szCs w:val="26"/>
               </w:rPr>
-              <w:t>[[Stt03khonglam]]</w:t>
+              <w:t>[[BH3]]</w:t>
             </w:r>
           </w:p>
         </w:tc>
@@ -1422,7 +1421,7 @@
                 <w:sz w:val="26"/>
                 <w:szCs w:val="26"/>
               </w:rPr>
-              <w:t>[[Stt03ghichu]]</w:t>
+              <w:t>[[BH4]]</w:t>
             </w:r>
           </w:p>
         </w:tc>
@@ -1627,7 +1626,7 @@
                 <w:sz w:val="26"/>
                 <w:szCs w:val="26"/>
               </w:rPr>
-              <w:t>[[Stt04dat]]</w:t>
+              <w:t>[[TL1]]</w:t>
             </w:r>
           </w:p>
         </w:tc>
@@ -1655,7 +1654,7 @@
                 <w:sz w:val="26"/>
                 <w:szCs w:val="26"/>
               </w:rPr>
-              <w:t>[[Stt04khongdat]]</w:t>
+              <w:t>[[TL2]]</w:t>
             </w:r>
           </w:p>
         </w:tc>
@@ -1683,7 +1682,7 @@
                 <w:sz w:val="26"/>
                 <w:szCs w:val="26"/>
               </w:rPr>
-              <w:t>[[Stt04khonglam]]</w:t>
+              <w:t>[[TL3]]</w:t>
             </w:r>
           </w:p>
         </w:tc>
@@ -1711,7 +1710,7 @@
                 <w:sz w:val="26"/>
                 <w:szCs w:val="26"/>
               </w:rPr>
-              <w:t>[[Stt04ghichu]]</w:t>
+              <w:t>[[TL4]]</w:t>
             </w:r>
           </w:p>
         </w:tc>
@@ -1856,7 +1855,7 @@
                 <w:sz w:val="26"/>
                 <w:szCs w:val="26"/>
               </w:rPr>
-              <w:t>[[Stt05dat]]</w:t>
+              <w:t>[[PD1]]</w:t>
             </w:r>
           </w:p>
         </w:tc>
@@ -1884,7 +1883,7 @@
                 <w:sz w:val="26"/>
                 <w:szCs w:val="26"/>
               </w:rPr>
-              <w:t>[[Stt05khongdat]]</w:t>
+              <w:t>[[PD2]]</w:t>
             </w:r>
           </w:p>
         </w:tc>
@@ -1912,7 +1911,7 @@
                 <w:sz w:val="26"/>
                 <w:szCs w:val="26"/>
               </w:rPr>
-              <w:t>[[Stt05khonglam]]</w:t>
+              <w:t>[[PD3]]</w:t>
             </w:r>
           </w:p>
         </w:tc>
@@ -1940,7 +1939,7 @@
                 <w:sz w:val="26"/>
                 <w:szCs w:val="26"/>
               </w:rPr>
-              <w:t>[[Stt05ghichu]]</w:t>
+              <w:t>[[PD4]]</w:t>
             </w:r>
           </w:p>
         </w:tc>
@@ -2063,7 +2062,7 @@
                 <w:sz w:val="26"/>
                 <w:szCs w:val="26"/>
               </w:rPr>
-              <w:t>[[Stt06dat]]</w:t>
+              <w:t>[[DT1]]</w:t>
             </w:r>
           </w:p>
         </w:tc>
@@ -2091,7 +2090,7 @@
                 <w:sz w:val="26"/>
                 <w:szCs w:val="26"/>
               </w:rPr>
-              <w:t>[[Stt06khongdat]]</w:t>
+              <w:t>[[DT2]]</w:t>
             </w:r>
           </w:p>
         </w:tc>
@@ -2119,7 +2118,7 @@
                 <w:sz w:val="26"/>
                 <w:szCs w:val="26"/>
               </w:rPr>
-              <w:t>[[Stt06khonglam]]</w:t>
+              <w:t>[[DT3]]</w:t>
             </w:r>
           </w:p>
         </w:tc>
@@ -2147,7 +2146,7 @@
                 <w:sz w:val="26"/>
                 <w:szCs w:val="26"/>
               </w:rPr>
-              <w:t>[[Stt06ghichu]]</w:t>
+              <w:t>[[DT4]]</w:t>
             </w:r>
           </w:p>
         </w:tc>
@@ -2386,7 +2385,7 @@
                 <w:sz w:val="26"/>
                 <w:szCs w:val="26"/>
               </w:rPr>
-              <w:t>[[Stt07dat]]</w:t>
+              <w:t>[[DX1]]</w:t>
             </w:r>
           </w:p>
         </w:tc>
@@ -2414,7 +2413,7 @@
                 <w:sz w:val="26"/>
                 <w:szCs w:val="26"/>
               </w:rPr>
-              <w:t>[[Stt07khongdat]]</w:t>
+              <w:t>[[DX2]]</w:t>
             </w:r>
           </w:p>
         </w:tc>
@@ -2442,7 +2441,7 @@
                 <w:sz w:val="26"/>
                 <w:szCs w:val="26"/>
               </w:rPr>
-              <w:t>[[Stt07khonglam]]</w:t>
+              <w:t>[[DX3]]</w:t>
             </w:r>
           </w:p>
         </w:tc>
@@ -2470,7 +2469,7 @@
                 <w:sz w:val="26"/>
                 <w:szCs w:val="26"/>
               </w:rPr>
-              <w:t>[[Stt07ghichu]]</w:t>
+              <w:t>[[DX4]]</w:t>
             </w:r>
           </w:p>
         </w:tc>
@@ -2652,7 +2651,7 @@
                 <w:sz w:val="26"/>
                 <w:szCs w:val="26"/>
               </w:rPr>
-              <w:t>[[Stt08dat]]</w:t>
+              <w:t>[[DS1]]</w:t>
             </w:r>
           </w:p>
         </w:tc>
@@ -2680,7 +2679,7 @@
                 <w:sz w:val="26"/>
                 <w:szCs w:val="26"/>
               </w:rPr>
-              <w:t>[[Stt08khongdat]]</w:t>
+              <w:t>[[DS2]]</w:t>
             </w:r>
           </w:p>
         </w:tc>
@@ -2708,7 +2707,7 @@
                 <w:sz w:val="26"/>
                 <w:szCs w:val="26"/>
               </w:rPr>
-              <w:t>[[Stt08khonglam]]</w:t>
+              <w:t>[[DS3]]</w:t>
             </w:r>
           </w:p>
         </w:tc>
@@ -2736,7 +2735,7 @@
                 <w:sz w:val="26"/>
                 <w:szCs w:val="26"/>
               </w:rPr>
-              <w:t>[[Stt08ghichu]]</w:t>
+              <w:t>[[DS4]]</w:t>
             </w:r>
           </w:p>
         </w:tc>
@@ -2896,7 +2895,7 @@
                 <w:sz w:val="26"/>
                 <w:szCs w:val="26"/>
               </w:rPr>
-              <w:t>[[Stt09dat]]</w:t>
+              <w:t>[[PC1]]</w:t>
             </w:r>
           </w:p>
         </w:tc>
@@ -2924,7 +2923,7 @@
                 <w:sz w:val="26"/>
                 <w:szCs w:val="26"/>
               </w:rPr>
-              <w:t>[[Stt09khongdat]]</w:t>
+              <w:t>[[PC2]]</w:t>
             </w:r>
           </w:p>
         </w:tc>
@@ -2952,7 +2951,7 @@
                 <w:sz w:val="26"/>
                 <w:szCs w:val="26"/>
               </w:rPr>
-              <w:t>[[Stt09khonglam]]</w:t>
+              <w:t>[[PC3]]</w:t>
             </w:r>
           </w:p>
         </w:tc>
@@ -2980,7 +2979,7 @@
                 <w:sz w:val="26"/>
                 <w:szCs w:val="26"/>
               </w:rPr>
-              <w:t>[[Stt09ghichu]]</w:t>
+              <w:t>[[PC4]]</w:t>
             </w:r>
           </w:p>
         </w:tc>
@@ -3144,7 +3143,7 @@
                 <w:sz w:val="26"/>
                 <w:szCs w:val="26"/>
               </w:rPr>
-              <w:t>[[Stt10dat]]</w:t>
+              <w:t>[[MG1]]</w:t>
             </w:r>
           </w:p>
         </w:tc>
@@ -3172,7 +3171,7 @@
                 <w:sz w:val="26"/>
                 <w:szCs w:val="26"/>
               </w:rPr>
-              <w:t>[[Stt10khongdat]]</w:t>
+              <w:t>[[MG2]]</w:t>
             </w:r>
           </w:p>
         </w:tc>
@@ -3200,7 +3199,7 @@
                 <w:sz w:val="26"/>
                 <w:szCs w:val="26"/>
               </w:rPr>
-              <w:t>[[Stt10khonglam]]</w:t>
+              <w:t>[[MG3]]</w:t>
             </w:r>
           </w:p>
         </w:tc>
@@ -3228,7 +3227,7 @@
                 <w:sz w:val="26"/>
                 <w:szCs w:val="26"/>
               </w:rPr>
-              <w:t>[[Stt10ghichu]]</w:t>
+              <w:t>[[MG4]]</w:t>
             </w:r>
           </w:p>
         </w:tc>
@@ -3353,7 +3352,7 @@
                 <w:sz w:val="26"/>
                 <w:szCs w:val="26"/>
               </w:rPr>
-              <w:t>[[Stt11dat]]</w:t>
+              <w:t>[[LT1]]</w:t>
             </w:r>
           </w:p>
         </w:tc>
@@ -3381,7 +3380,7 @@
                 <w:sz w:val="26"/>
                 <w:szCs w:val="26"/>
               </w:rPr>
-              <w:t>[[Stt11khongdat]]</w:t>
+              <w:t>[[LT2]]</w:t>
             </w:r>
           </w:p>
         </w:tc>
@@ -3409,7 +3408,7 @@
                 <w:sz w:val="26"/>
                 <w:szCs w:val="26"/>
               </w:rPr>
-              <w:t>[[Stt11khonglam]]</w:t>
+              <w:t>[[LT3]]</w:t>
             </w:r>
           </w:p>
         </w:tc>
@@ -3437,7 +3436,7 @@
                 <w:sz w:val="26"/>
                 <w:szCs w:val="26"/>
               </w:rPr>
-              <w:t>[[Stt11ghichu]]</w:t>
+              <w:t>[[LT4]]</w:t>
             </w:r>
           </w:p>
         </w:tc>
@@ -3852,7 +3851,7 @@
                 <w:sz w:val="26"/>
                 <w:szCs w:val="26"/>
               </w:rPr>
-              <w:t>[[Stt12dat]]</w:t>
+              <w:t>[[TC1]]</w:t>
             </w:r>
           </w:p>
         </w:tc>
@@ -3880,7 +3879,7 @@
                 <w:sz w:val="26"/>
                 <w:szCs w:val="26"/>
               </w:rPr>
-              <w:t>[[Stt12khongdat]]</w:t>
+              <w:t>[[TC2]]</w:t>
             </w:r>
           </w:p>
         </w:tc>
@@ -3908,7 +3907,7 @@
                 <w:sz w:val="26"/>
                 <w:szCs w:val="26"/>
               </w:rPr>
-              <w:t>[[Stt12khonglam]]</w:t>
+              <w:t>[[TC3]]</w:t>
             </w:r>
           </w:p>
         </w:tc>
@@ -3936,7 +3935,7 @@
                 <w:sz w:val="26"/>
                 <w:szCs w:val="26"/>
               </w:rPr>
-              <w:t>[[Stt12ghichu]]</w:t>
+              <w:t>[[TC4]]</w:t>
             </w:r>
           </w:p>
         </w:tc>
@@ -4127,7 +4126,7 @@
                 <w:sz w:val="26"/>
                 <w:szCs w:val="26"/>
               </w:rPr>
-              <w:t>[[Stt13dat]]</w:t>
+              <w:t>[[DD1]]</w:t>
             </w:r>
           </w:p>
         </w:tc>
@@ -4155,7 +4154,7 @@
                 <w:sz w:val="26"/>
                 <w:szCs w:val="26"/>
               </w:rPr>
-              <w:t>[[Stt13khongdat]]</w:t>
+              <w:t>[[DD2]]</w:t>
             </w:r>
           </w:p>
         </w:tc>
@@ -4183,7 +4182,7 @@
                 <w:sz w:val="26"/>
                 <w:szCs w:val="26"/>
               </w:rPr>
-              <w:t>[[Stt13khonglam]]</w:t>
+              <w:t>[[DD3]]</w:t>
             </w:r>
           </w:p>
         </w:tc>
@@ -4211,7 +4210,7 @@
                 <w:sz w:val="26"/>
                 <w:szCs w:val="26"/>
               </w:rPr>
-              <w:t>[[Stt13ghichu]]</w:t>
+              <w:t>[[DD4]]</w:t>
             </w:r>
           </w:p>
         </w:tc>
@@ -4496,7 +4495,7 @@
                 <w:sz w:val="26"/>
                 <w:szCs w:val="26"/>
               </w:rPr>
-              <w:t>[[Stt14dat]]</w:t>
+              <w:t>[[HC1]]</w:t>
             </w:r>
           </w:p>
         </w:tc>
@@ -4524,7 +4523,7 @@
                 <w:sz w:val="26"/>
                 <w:szCs w:val="26"/>
               </w:rPr>
-              <w:t>[[Stt14khongdat]]</w:t>
+              <w:t>[[HC2]]</w:t>
             </w:r>
           </w:p>
         </w:tc>
@@ -4552,7 +4551,7 @@
                 <w:sz w:val="26"/>
                 <w:szCs w:val="26"/>
               </w:rPr>
-              <w:t>[[Stt14khonglam]]</w:t>
+              <w:t>[[HC3]]</w:t>
             </w:r>
           </w:p>
         </w:tc>
@@ -4580,7 +4579,7 @@
                 <w:sz w:val="26"/>
                 <w:szCs w:val="26"/>
               </w:rPr>
-              <w:t>[[Stt14ghichu]]</w:t>
+              <w:t>[[HC4]]</w:t>
             </w:r>
           </w:p>
         </w:tc>
@@ -4793,7 +4792,7 @@
                 <w:sz w:val="26"/>
                 <w:szCs w:val="26"/>
               </w:rPr>
-              <w:t>[[Stt15dat]]</w:t>
+              <w:t>[[TD1]]</w:t>
             </w:r>
           </w:p>
         </w:tc>
@@ -4821,7 +4820,7 @@
                 <w:sz w:val="26"/>
                 <w:szCs w:val="26"/>
               </w:rPr>
-              <w:t>[[Stt15khongdat]]</w:t>
+              <w:t>[[TD2]]</w:t>
             </w:r>
           </w:p>
         </w:tc>
@@ -4849,7 +4848,7 @@
                 <w:sz w:val="26"/>
                 <w:szCs w:val="26"/>
               </w:rPr>
-              <w:t>[[Stt15khonglam]]</w:t>
+              <w:t>[[TD3]]</w:t>
             </w:r>
           </w:p>
         </w:tc>
@@ -4877,7 +4876,7 @@
                 <w:sz w:val="26"/>
                 <w:szCs w:val="26"/>
               </w:rPr>
-              <w:t>[[Stt15ghichu]]</w:t>
+              <w:t>[[TD4]]</w:t>
             </w:r>
           </w:p>
         </w:tc>
@@ -5178,7 +5177,7 @@
                 <w:sz w:val="26"/>
                 <w:szCs w:val="26"/>
               </w:rPr>
-              <w:t>[[Stt16dat]]</w:t>
+              <w:t>[[CM1]]</w:t>
             </w:r>
           </w:p>
         </w:tc>
@@ -5206,7 +5205,7 @@
                 <w:sz w:val="26"/>
                 <w:szCs w:val="26"/>
               </w:rPr>
-              <w:t>[[Stt16khongdat]]</w:t>
+              <w:t>[[CM2]]</w:t>
             </w:r>
           </w:p>
         </w:tc>
@@ -5234,7 +5233,7 @@
                 <w:sz w:val="26"/>
                 <w:szCs w:val="26"/>
               </w:rPr>
-              <w:t>[[Stt16khonglam]]</w:t>
+              <w:t>[[CM3]]</w:t>
             </w:r>
           </w:p>
         </w:tc>
@@ -5262,7 +5261,7 @@
                 <w:sz w:val="26"/>
                 <w:szCs w:val="26"/>
               </w:rPr>
-              <w:t>[[Stt16ghichu]]</w:t>
+              <w:t>[[CM4]]</w:t>
             </w:r>
           </w:p>
         </w:tc>
@@ -5429,7 +5428,7 @@
                 <w:sz w:val="26"/>
                 <w:szCs w:val="26"/>
               </w:rPr>
-              <w:t>[[Stt17dat]]</w:t>
+              <w:t>[[DG1]]</w:t>
             </w:r>
           </w:p>
         </w:tc>
@@ -5457,7 +5456,7 @@
                 <w:sz w:val="26"/>
                 <w:szCs w:val="26"/>
               </w:rPr>
-              <w:t>[[Stt17khongdat]]</w:t>
+              <w:t>[[DG2]]</w:t>
             </w:r>
           </w:p>
         </w:tc>
@@ -5485,7 +5484,7 @@
                 <w:sz w:val="26"/>
                 <w:szCs w:val="26"/>
               </w:rPr>
-              <w:t>[[Stt17khonglam]]</w:t>
+              <w:t>[[DG3]]</w:t>
             </w:r>
           </w:p>
         </w:tc>
@@ -5513,7 +5512,7 @@
                 <w:sz w:val="26"/>
                 <w:szCs w:val="26"/>
               </w:rPr>
-              <w:t>[[Stt17ghichu]]</w:t>
+              <w:t>[[DG4]]</w:t>
             </w:r>
           </w:p>
         </w:tc>
@@ -5837,7 +5836,7 @@
                 <w:sz w:val="26"/>
                 <w:szCs w:val="26"/>
               </w:rPr>
-              <w:t>[[Stt18dat]]</w:t>
+              <w:t>[[LH1]]</w:t>
             </w:r>
           </w:p>
         </w:tc>
@@ -5865,7 +5864,7 @@
                 <w:sz w:val="26"/>
                 <w:szCs w:val="26"/>
               </w:rPr>
-              <w:t>[[Stt18khongdat]]</w:t>
+              <w:t>[[LH2]]</w:t>
             </w:r>
           </w:p>
         </w:tc>
@@ -5893,7 +5892,7 @@
                 <w:sz w:val="26"/>
                 <w:szCs w:val="26"/>
               </w:rPr>
-              <w:t>[[Stt18khonglam]]</w:t>
+              <w:t>[[LH3]]</w:t>
             </w:r>
           </w:p>
         </w:tc>
@@ -5921,7 +5920,7 @@
                 <w:sz w:val="26"/>
                 <w:szCs w:val="26"/>
               </w:rPr>
-              <w:t>[[Stt18ghichu]]</w:t>
+              <w:t>[[LH4]]</w:t>
             </w:r>
           </w:p>
         </w:tc>
@@ -6051,7 +6050,7 @@
                 <w:sz w:val="26"/>
                 <w:szCs w:val="26"/>
               </w:rPr>
-              <w:t>[[Stt19dat]]</w:t>
+              <w:t>[[QT1]]</w:t>
             </w:r>
           </w:p>
         </w:tc>
@@ -6079,7 +6078,7 @@
                 <w:sz w:val="26"/>
                 <w:szCs w:val="26"/>
               </w:rPr>
-              <w:t>[[Stt19khongdat]]</w:t>
+              <w:t>[[QT2]]</w:t>
             </w:r>
           </w:p>
         </w:tc>
@@ -6107,7 +6106,7 @@
                 <w:sz w:val="26"/>
                 <w:szCs w:val="26"/>
               </w:rPr>
-              <w:t>[[Stt19khonglam]]</w:t>
+              <w:t>[[QT3]]</w:t>
             </w:r>
           </w:p>
         </w:tc>
@@ -6135,7 +6134,7 @@
                 <w:sz w:val="26"/>
                 <w:szCs w:val="26"/>
               </w:rPr>
-              <w:t>[[Stt19ghichu]]</w:t>
+              <w:t>[[QT4]]</w:t>
             </w:r>
           </w:p>
         </w:tc>
@@ -6243,7 +6242,7 @@
                 <w:sz w:val="26"/>
                 <w:szCs w:val="26"/>
               </w:rPr>
-              <w:t>[[Stt20dat]]</w:t>
+              <w:t>[[PH1]]</w:t>
             </w:r>
           </w:p>
         </w:tc>
@@ -6271,7 +6270,7 @@
                 <w:sz w:val="26"/>
                 <w:szCs w:val="26"/>
               </w:rPr>
-              <w:t>[[Stt20khongdat]]</w:t>
+              <w:t>[[PH2]]</w:t>
             </w:r>
           </w:p>
         </w:tc>
@@ -6299,7 +6298,7 @@
                 <w:sz w:val="26"/>
                 <w:szCs w:val="26"/>
               </w:rPr>
-              <w:t>[[Stt20khonglam]]</w:t>
+              <w:t>[[PH3]]</w:t>
             </w:r>
           </w:p>
         </w:tc>
@@ -6327,7 +6326,7 @@
                 <w:sz w:val="26"/>
                 <w:szCs w:val="26"/>
               </w:rPr>
-              <w:t>[[Stt20ghichu]]</w:t>
+              <w:t>[[PH4]]</w:t>
             </w:r>
           </w:p>
         </w:tc>
@@ -6448,7 +6447,7 @@
                 <w:sz w:val="26"/>
                 <w:szCs w:val="26"/>
               </w:rPr>
-              <w:t>[[Stt21dat]]</w:t>
+              <w:t>[[HL1]]</w:t>
             </w:r>
           </w:p>
         </w:tc>
@@ -6476,7 +6475,7 @@
                 <w:sz w:val="26"/>
                 <w:szCs w:val="26"/>
               </w:rPr>
-              <w:t>[[Stt21khongdat]]</w:t>
+              <w:t>[[HL2]]</w:t>
             </w:r>
           </w:p>
         </w:tc>
@@ -6504,7 +6503,7 @@
                 <w:sz w:val="26"/>
                 <w:szCs w:val="26"/>
               </w:rPr>
-              <w:t>[[Stt21khonglam]]</w:t>
+              <w:t>[[HL3]]</w:t>
             </w:r>
           </w:p>
         </w:tc>
@@ -6532,7 +6531,7 @@
                 <w:sz w:val="26"/>
                 <w:szCs w:val="26"/>
               </w:rPr>
-              <w:t>[[Stt21ghichu]]</w:t>
+              <w:t>[[HL4]]</w:t>
             </w:r>
           </w:p>
         </w:tc>
@@ -6819,23 +6818,7 @@
           <w:sz w:val="26"/>
           <w:szCs w:val="26"/>
         </w:rPr>
-        <w:t xml:space="preserve"> [[ThanhVienLienQuan</w:t>
-      </w:r>
-      <w:r>
-        <w:rPr>
-          <w:color w:val="000000" w:themeColor="text1"/>
-          <w:sz w:val="26"/>
-          <w:szCs w:val="26"/>
-        </w:rPr>
-        <w:t>2</w:t>
-      </w:r>
-      <w:r>
-        <w:rPr>
-          <w:color w:val="000000" w:themeColor="text1"/>
-          <w:sz w:val="26"/>
-          <w:szCs w:val="26"/>
-        </w:rPr>
-        <w:t>]]</w:t>
+        <w:t xml:space="preserve"> [[ThanhVienLienQuan2]]</w:t>
       </w:r>
     </w:p>
     <w:p>
@@ -6862,23 +6845,7 @@
           <w:sz w:val="26"/>
           <w:szCs w:val="26"/>
         </w:rPr>
-        <w:t xml:space="preserve"> [[ThanhVienLienQuan</w:t>
-      </w:r>
-      <w:r>
-        <w:rPr>
-          <w:color w:val="000000" w:themeColor="text1"/>
-          <w:sz w:val="26"/>
-          <w:szCs w:val="26"/>
-        </w:rPr>
-        <w:t>3</w:t>
-      </w:r>
-      <w:r>
-        <w:rPr>
-          <w:color w:val="000000" w:themeColor="text1"/>
-          <w:sz w:val="26"/>
-          <w:szCs w:val="26"/>
-        </w:rPr>
-        <w:t>]]</w:t>
+        <w:t xml:space="preserve"> [[ThanhVienLienQuan3]]</w:t>
       </w:r>
     </w:p>
     <w:sectPr>
